--- a/00-首页/题组Word/第一轮·综合套卷/第一轮综合卷11-教师版.docx
+++ b/00-首页/题组Word/第一轮·综合套卷/第一轮综合卷11-教师版.docx
@@ -12461,13 +12461,13 @@
         <w:rPr>
           <w:rFonts w:hint="eastAsia" w:ascii="Times New Roman" w:hAnsi="Times New Roman" w:eastAsia="FangSong" w:cs="Times New Roman"/>
         </w:rPr>
-        <w:t>综合模拟卷</w:t>
-      </w:r>
-      <w:r>
-        <w:rPr>
-          <w:rFonts w:hint="eastAsia" w:ascii="Times New Roman" w:hAnsi="Times New Roman" w:eastAsia="Times New Roman" w:cs="Times New Roman"/>
-        </w:rPr>
-        <w:t>VII</w:t>
+        <w:t>一分册专项卷</w:t>
+      </w:r>
+      <w:r>
+        <w:rPr>
+          <w:rFonts w:hint="eastAsia" w:ascii="Times New Roman" w:hAnsi="Times New Roman" w:eastAsia="Times New Roman" w:cs="Times New Roman"/>
+        </w:rPr>
+        <w:t>VIII</w:t>
       </w:r>
     </w:p>
     <w:p>
@@ -12476,15 +12476,136 @@
       </w:pPr>
       <w:r>
         <w:rPr>
-          <w:rFonts w:ascii="Times New Roman" w:hAnsi="Times New Roman" w:eastAsia="Times New Roman" w:cs="Times New Roman"/>
-        </w:rPr>
-        <w:t xml:space="preserve">A、B、C </w:t>
-      </w:r>
-      <w:r>
-        <w:rPr>
-          <w:rFonts w:hint="eastAsia" w:ascii="Times New Roman" w:hAnsi="Times New Roman" w:eastAsia="FangSong" w:cs="Times New Roman"/>
-        </w:rPr>
-        <w:t>三种元素</w:t>
+          <w:rFonts w:hint="eastAsia" w:ascii="Times New Roman" w:hAnsi="Times New Roman" w:eastAsia="FangSong" w:cs="Times New Roman"/>
+        </w:rPr>
+        <w:t xml:space="preserve">已知硼化物</w:t>
+      </w:r>
+      <w:r>
+        <w:rPr>
+          <w:rFonts w:ascii="Times New Roman" w:hAnsi="Times New Roman" w:eastAsia="Times New Roman" w:cs="Times New Roman"/>
+        </w:rPr>
+        <w:t xml:space="preserve"> </w:t>
+      </w:r>
+      <m:oMath>
+        <m:oMathPr>
+          <m:ctrlPr>
+            <w:rPr>
+              <w:sz w:val="28"/>
+              <w:szCs w:val="28"/>
+            </w:rPr>
+          </m:ctrlPr>
+        </m:oMathPr>
+        <m:sSub>
+          <m:e>
+            <m:r>
+              <m:t>B</m:t>
+            </m:r>
+          </m:e>
+          <m:sub>
+            <m:r>
+              <m:t>x</m:t>
+            </m:r>
+          </m:sub>
+        </m:sSub>
+        <m:sSubSup>
+          <m:e>
+            <m:r>
+              <m:t>H</m:t>
+            </m:r>
+          </m:e>
+          <m:sub>
+            <m:r>
+              <m:t>y</m:t>
+            </m:r>
+          </m:sub>
+          <m:sup>
+            <m:r>
+              <m:t>2</m:t>
+            </m:r>
+            <m:r>
+              <m:rPr>
+                <m:sty m:val="p"/>
+              </m:rPr>
+              <m:t>−</m:t>
+            </m:r>
+          </m:sup>
+        </m:sSubSup>
+      </m:oMath>
+      <w:r>
+        <w:rPr>
+          <w:rFonts w:ascii="Times New Roman" w:hAnsi="Times New Roman" w:eastAsia="Times New Roman" w:cs="Times New Roman"/>
+        </w:rPr>
+        <w:t xml:space="preserve"> </w:t>
+      </w:r>
+      <w:r>
+        <w:rPr>
+          <w:rFonts w:hint="eastAsia" w:ascii="Times New Roman" w:hAnsi="Times New Roman" w:eastAsia="FangSong" w:cs="Times New Roman"/>
+        </w:rPr>
+        <w:t xml:space="preserve">与</w:t>
+      </w:r>
+      <w:r>
+        <w:rPr>
+          <w:rFonts w:ascii="Times New Roman" w:hAnsi="Times New Roman" w:eastAsia="Times New Roman" w:cs="Times New Roman"/>
+        </w:rPr>
+        <w:t xml:space="preserve"> </w:t>
+      </w:r>
+      <m:oMath>
+        <m:oMathPr>
+          <m:ctrlPr>
+            <w:rPr>
+              <w:sz w:val="28"/>
+              <w:szCs w:val="28"/>
+            </w:rPr>
+          </m:ctrlPr>
+        </m:oMathPr>
+        <m:sSub>
+          <m:e>
+            <m:r>
+              <m:t>B</m:t>
+            </m:r>
+          </m:e>
+          <m:sub>
+            <m:r>
+              <m:t>10</m:t>
+            </m:r>
+          </m:sub>
+        </m:sSub>
+        <m:sSub>
+          <m:e>
+            <m:r>
+              <m:t>C</m:t>
+            </m:r>
+          </m:e>
+          <m:sub>
+            <m:r>
+              <m:t>2</m:t>
+            </m:r>
+          </m:sub>
+        </m:sSub>
+        <m:sSub>
+          <m:e>
+            <m:r>
+              <m:t>H</m:t>
+            </m:r>
+          </m:e>
+          <m:sub>
+            <m:r>
+              <m:t>12</m:t>
+            </m:r>
+          </m:sub>
+        </m:sSub>
+      </m:oMath>
+      <w:r>
+        <w:rPr>
+          <w:rFonts w:ascii="Times New Roman" w:hAnsi="Times New Roman" w:eastAsia="Times New Roman" w:cs="Times New Roman"/>
+        </w:rPr>
+        <w:t xml:space="preserve"> </w:t>
+      </w:r>
+      <w:r>
+        <w:rPr>
+          <w:rFonts w:hint="eastAsia" w:ascii="Times New Roman" w:hAnsi="Times New Roman" w:eastAsia="FangSong" w:cs="Times New Roman"/>
+        </w:rPr>
+        <w:t>的电子总数相同</w:t>
       </w:r>
       <w:r>
         <w:rPr>
@@ -12496,98 +12617,322 @@
         <w:rPr>
           <w:rFonts w:hint="eastAsia" w:ascii="Times New Roman" w:hAnsi="Times New Roman" w:eastAsia="FangSong" w:cs="Times New Roman"/>
         </w:rPr>
-        <w:t>其中有一种金属元素</w:t>
-      </w:r>
-      <w:r>
-        <w:rPr>
-          <w:rFonts w:hint="eastAsia" w:ascii="Times New Roman" w:hAnsi="Times New Roman" w:eastAsia="Times New Roman" w:cs="Times New Roman"/>
-        </w:rPr>
-        <w:t>。A、B</w:t>
-      </w:r>
-      <w:r>
-        <w:rPr>
-          <w:rFonts w:ascii="Times New Roman" w:hAnsi="Times New Roman" w:eastAsia="Times New Roman" w:cs="Times New Roman"/>
-        </w:rPr>
-        <w:t xml:space="preserve"> </w:t>
-      </w:r>
-      <w:r>
-        <w:rPr>
-          <w:rFonts w:hint="eastAsia" w:ascii="Times New Roman" w:hAnsi="Times New Roman" w:eastAsia="FangSong" w:cs="Times New Roman"/>
-        </w:rPr>
-        <w:t>原子的电子层数相同</w:t>
-      </w:r>
-      <w:r>
-        <w:rPr>
-          <w:rFonts w:hint="eastAsia" w:ascii="Times New Roman" w:hAnsi="Times New Roman" w:eastAsia="Times New Roman" w:cs="Times New Roman"/>
-        </w:rPr>
-        <w:t>。B、C</w:t>
-      </w:r>
-      <w:r>
-        <w:rPr>
-          <w:rFonts w:ascii="Times New Roman" w:hAnsi="Times New Roman" w:eastAsia="Times New Roman" w:cs="Times New Roman"/>
-        </w:rPr>
-        <w:t xml:space="preserve"> </w:t>
-      </w:r>
-      <w:r>
-        <w:rPr>
-          <w:rFonts w:hint="eastAsia" w:ascii="Times New Roman" w:hAnsi="Times New Roman" w:eastAsia="FangSong" w:cs="Times New Roman"/>
-        </w:rPr>
-        <w:t>原子的最外层电子数相同</w:t>
-      </w:r>
-      <w:r>
-        <w:rPr>
-          <w:rFonts w:hint="eastAsia" w:ascii="Times New Roman" w:hAnsi="Times New Roman" w:eastAsia="Times New Roman" w:cs="Times New Roman"/>
-        </w:rPr>
-        <w:t>。</w:t>
-      </w:r>
-      <w:r>
-        <w:rPr>
-          <w:rFonts w:hint="eastAsia" w:ascii="Times New Roman" w:hAnsi="Times New Roman" w:eastAsia="FangSong" w:cs="Times New Roman"/>
-        </w:rPr>
-        <w:t>又知这三种元素原子的最外层电子数之和为</w:t>
-      </w:r>
-      <w:r>
-        <w:rPr>
-          <w:rFonts w:ascii="Times New Roman" w:hAnsi="Times New Roman" w:eastAsia="Times New Roman" w:cs="Times New Roman"/>
-        </w:rPr>
-        <w:t xml:space="preserve"> </w:t>
-      </w:r>
-      <w:r>
-        <w:rPr>
-          <w:rFonts w:hint="eastAsia" w:ascii="Times New Roman" w:hAnsi="Times New Roman" w:eastAsia="Times New Roman" w:cs="Times New Roman"/>
-        </w:rPr>
-        <w:t>17。</w:t>
-      </w:r>
-      <w:r>
-        <w:rPr>
-          <w:rFonts w:hint="eastAsia" w:ascii="Times New Roman" w:hAnsi="Times New Roman" w:eastAsia="FangSong" w:cs="Times New Roman"/>
-        </w:rPr>
-        <w:t>原子核中的质子数之和为</w:t>
-      </w:r>
-      <w:r>
-        <w:rPr>
-          <w:rFonts w:ascii="Times New Roman" w:hAnsi="Times New Roman" w:eastAsia="Times New Roman" w:cs="Times New Roman"/>
-        </w:rPr>
-        <w:t xml:space="preserve"> </w:t>
-      </w:r>
-      <w:r>
-        <w:rPr>
-          <w:rFonts w:hint="eastAsia" w:ascii="Times New Roman" w:hAnsi="Times New Roman" w:eastAsia="Times New Roman" w:cs="Times New Roman"/>
-        </w:rPr>
-        <w:t>31。</w:t>
-      </w:r>
-      <w:r>
-        <w:rPr>
-          <w:rFonts w:hint="eastAsia" w:ascii="Times New Roman" w:hAnsi="Times New Roman" w:eastAsia="FangSong" w:cs="Times New Roman"/>
-        </w:rPr>
-        <w:t>试通过计算确定这三种元素的名称</w:t>
-      </w:r>
-      <w:r>
-        <w:rPr>
-          <w:rFonts w:hint="eastAsia" w:ascii="Times New Roman" w:hAnsi="Times New Roman" w:eastAsia="Times New Roman" w:cs="Times New Roman"/>
-        </w:rPr>
-        <w:t>。</w:t>
-      </w:r>
+        <w:t>则</w:t>
+      </w:r>
+      <w:r>
+        <w:rPr>
+          <w:rFonts w:ascii="Times New Roman" w:hAnsi="Times New Roman" w:eastAsia="Times New Roman" w:cs="Times New Roman"/>
+        </w:rPr>
+        <w:t xml:space="preserve"> </w:t>
+      </w:r>
+      <m:oMath>
+        <m:oMathPr>
+          <m:ctrlPr>
+            <w:rPr>
+              <w:sz w:val="28"/>
+              <w:szCs w:val="28"/>
+            </w:rPr>
+          </m:ctrlPr>
+        </m:oMathPr>
+        <m:sSub>
+          <m:e>
+            <m:r>
+              <m:t>B</m:t>
+            </m:r>
+          </m:e>
+          <m:sub>
+            <m:r>
+              <m:t>x</m:t>
+            </m:r>
+          </m:sub>
+        </m:sSub>
+        <m:sSubSup>
+          <m:e>
+            <m:r>
+              <m:t>H</m:t>
+            </m:r>
+          </m:e>
+          <m:sub>
+            <m:r>
+              <m:t>y</m:t>
+            </m:r>
+          </m:sub>
+          <m:sup>
+            <m:r>
+              <m:t>2</m:t>
+            </m:r>
+            <m:r>
+              <m:rPr>
+                <m:sty m:val="p"/>
+              </m:rPr>
+              <m:t>−</m:t>
+            </m:r>
+          </m:sup>
+        </m:sSubSup>
+      </m:oMath>
+      <w:r>
+        <w:rPr>
+          <w:rFonts w:ascii="Times New Roman" w:hAnsi="Times New Roman" w:eastAsia="Times New Roman" w:cs="Times New Roman"/>
+        </w:rPr>
+        <w:t xml:space="preserve"> </w:t>
+      </w:r>
+      <w:r>
+        <w:rPr>
+          <w:rFonts w:hint="eastAsia" w:ascii="Times New Roman" w:hAnsi="Times New Roman" w:eastAsia="FangSong" w:cs="Times New Roman"/>
+        </w:rPr>
+        <w:t>的正确表达式为</w:t>
+      </w:r>
+      <w:r>
+        <w:rPr>
+          <w:rFonts w:hint="eastAsia" w:ascii="Times New Roman" w:hAnsi="Times New Roman" w:eastAsia="Times New Roman" w:cs="Times New Roman"/>
+        </w:rPr>
+        <w:t>（</w:t>
+      </w:r>
+      <w:r>
+        <w:rPr>
+          <w:rFonts w:ascii="Times New Roman" w:hAnsi="Times New Roman" w:eastAsia="Times New Roman" w:cs="Times New Roman"/>
+        </w:rPr>
+        <w:t xml:space="preserve">　</w:t>
+      </w:r>
+      <w:r>
+        <w:rPr>
+          <w:rFonts w:hint="eastAsia" w:ascii="Times New Roman" w:hAnsi="Times New Roman" w:eastAsia="Times New Roman" w:cs="Times New Roman"/>
+        </w:rPr>
+        <w:t xml:space="preserve">）</w:t>
+      </w:r>
+    </w:p>
+    <w:p>
+      <w:pPr>
+        <w:pStyle w:val="BodyText"/>
+      </w:pPr>
+      <w:r>
+        <w:rPr>
+          <w:rFonts w:ascii="Times New Roman" w:hAnsi="Times New Roman" w:eastAsia="Times New Roman" w:cs="Times New Roman"/>
+        </w:rPr>
+        <w:t xml:space="preserve">A.</w:t>
+      </w:r>
+      <w:r>
+        <w:rPr>
+          <w:rFonts w:ascii="Times New Roman" w:hAnsi="Times New Roman" w:eastAsia="Times New Roman" w:cs="Times New Roman"/>
+        </w:rPr>
+        <w:t xml:space="preserve"> </w:t>
+      </w:r>
+      <m:oMath>
+        <m:oMathPr>
+          <m:ctrlPr>
+            <w:rPr>
+              <w:sz w:val="28"/>
+              <w:szCs w:val="28"/>
+            </w:rPr>
+          </m:ctrlPr>
+        </m:oMathPr>
+        <m:sSub>
+          <m:e>
+            <m:r>
+              <m:t>B</m:t>
+            </m:r>
+          </m:e>
+          <m:sub>
+            <m:r>
+              <m:t>9</m:t>
+            </m:r>
+          </m:sub>
+        </m:sSub>
+        <m:sSubSup>
+          <m:e>
+            <m:r>
+              <m:t>H</m:t>
+            </m:r>
+          </m:e>
+          <m:sub>
+            <m:r>
+              <m:t>15</m:t>
+            </m:r>
+          </m:sub>
+          <m:sup>
+            <m:r>
+              <m:t>2</m:t>
+            </m:r>
+            <m:r>
+              <m:rPr>
+                <m:sty m:val="p"/>
+              </m:rPr>
+              <m:t>−</m:t>
+            </m:r>
+          </m:sup>
+        </m:sSubSup>
+      </m:oMath>
+      <w:r>
+        <w:rPr>
+          <w:rFonts w:ascii="Times New Roman" w:hAnsi="Times New Roman" w:eastAsia="Times New Roman" w:cs="Times New Roman"/>
+        </w:rPr>
+        <w:t xml:space="preserve">　　B.</w:t>
+      </w:r>
+      <w:r>
+        <w:rPr>
+          <w:rFonts w:ascii="Times New Roman" w:hAnsi="Times New Roman" w:eastAsia="Times New Roman" w:cs="Times New Roman"/>
+        </w:rPr>
+        <w:t xml:space="preserve"> </w:t>
+      </w:r>
+      <m:oMath>
+        <m:oMathPr>
+          <m:ctrlPr>
+            <w:rPr>
+              <w:sz w:val="28"/>
+              <w:szCs w:val="28"/>
+            </w:rPr>
+          </m:ctrlPr>
+        </m:oMathPr>
+        <m:sSub>
+          <m:e>
+            <m:r>
+              <m:t>B</m:t>
+            </m:r>
+          </m:e>
+          <m:sub>
+            <m:r>
+              <m:t>10</m:t>
+            </m:r>
+          </m:sub>
+        </m:sSub>
+        <m:sSubSup>
+          <m:e>
+            <m:r>
+              <m:t>H</m:t>
+            </m:r>
+          </m:e>
+          <m:sub>
+            <m:r>
+              <m:t>14</m:t>
+            </m:r>
+          </m:sub>
+          <m:sup>
+            <m:r>
+              <m:t>2</m:t>
+            </m:r>
+            <m:r>
+              <m:rPr>
+                <m:sty m:val="p"/>
+              </m:rPr>
+              <m:t>−</m:t>
+            </m:r>
+          </m:sup>
+        </m:sSubSup>
+      </m:oMath>
+      <w:r>
+        <w:rPr>
+          <w:rFonts w:ascii="Times New Roman" w:hAnsi="Times New Roman" w:eastAsia="Times New Roman" w:cs="Times New Roman"/>
+        </w:rPr>
+        <w:t xml:space="preserve">　　C.</w:t>
+      </w:r>
+      <w:r>
+        <w:rPr>
+          <w:rFonts w:ascii="Times New Roman" w:hAnsi="Times New Roman" w:eastAsia="Times New Roman" w:cs="Times New Roman"/>
+        </w:rPr>
+        <w:t xml:space="preserve"> </w:t>
+      </w:r>
+      <m:oMath>
+        <m:oMathPr>
+          <m:ctrlPr>
+            <w:rPr>
+              <w:sz w:val="28"/>
+              <w:szCs w:val="28"/>
+            </w:rPr>
+          </m:ctrlPr>
+        </m:oMathPr>
+        <m:sSub>
+          <m:e>
+            <m:r>
+              <m:t>B</m:t>
+            </m:r>
+          </m:e>
+          <m:sub>
+            <m:r>
+              <m:t>11</m:t>
+            </m:r>
+          </m:sub>
+        </m:sSub>
+        <m:sSubSup>
+          <m:e>
+            <m:r>
+              <m:t>H</m:t>
+            </m:r>
+          </m:e>
+          <m:sub>
+            <m:r>
+              <m:t>13</m:t>
+            </m:r>
+          </m:sub>
+          <m:sup>
+            <m:r>
+              <m:t>2</m:t>
+            </m:r>
+            <m:r>
+              <m:rPr>
+                <m:sty m:val="p"/>
+              </m:rPr>
+              <m:t>−</m:t>
+            </m:r>
+          </m:sup>
+        </m:sSubSup>
+      </m:oMath>
+      <w:r>
+        <w:rPr>
+          <w:rFonts w:ascii="Times New Roman" w:hAnsi="Times New Roman" w:eastAsia="Times New Roman" w:cs="Times New Roman"/>
+        </w:rPr>
+        <w:t xml:space="preserve">　　D.</w:t>
+      </w:r>
+      <w:r>
+        <w:rPr>
+          <w:rFonts w:ascii="Times New Roman" w:hAnsi="Times New Roman" w:eastAsia="Times New Roman" w:cs="Times New Roman"/>
+        </w:rPr>
+        <w:t xml:space="preserve"> </w:t>
+      </w:r>
+      <m:oMath>
+        <m:oMathPr>
+          <m:ctrlPr>
+            <w:rPr>
+              <w:sz w:val="28"/>
+              <w:szCs w:val="28"/>
+            </w:rPr>
+          </m:ctrlPr>
+        </m:oMathPr>
+        <m:sSub>
+          <m:e>
+            <m:r>
+              <m:t>B</m:t>
+            </m:r>
+          </m:e>
+          <m:sub>
+            <m:r>
+              <m:t>12</m:t>
+            </m:r>
+          </m:sub>
+        </m:sSub>
+        <m:sSubSup>
+          <m:e>
+            <m:r>
+              <m:t>H</m:t>
+            </m:r>
+          </m:e>
+          <m:sub>
+            <m:r>
+              <m:t>12</m:t>
+            </m:r>
+          </m:sub>
+          <m:sup>
+            <m:r>
+              <m:t>2</m:t>
+            </m:r>
+            <m:r>
+              <m:rPr>
+                <m:sty m:val="p"/>
+              </m:rPr>
+              <m:t>−</m:t>
+            </m:r>
+          </m:sup>
+        </m:sSubSup>
+      </m:oMath>
     </w:p>
     <w:p>
       <w:pPr>
@@ -12674,7 +13019,7 @@
               <w:rPr>
                 <w:rFonts w:hint="eastAsia" w:ascii="Times New Roman" w:hAnsi="Times New Roman" w:eastAsia="FangSong" w:cs="Times New Roman"/>
               </w:rPr>
-              <w:t xml:space="preserve">原子结构</w:t>
+              <w:t xml:space="preserve">等电子体</w:t>
             </w:r>
           </w:p>
         </w:tc>
@@ -12689,19 +13034,25 @@
               <w:rPr>
                 <w:rFonts w:hint="eastAsia" w:ascii="Times New Roman" w:hAnsi="Times New Roman" w:eastAsia="FangSong" w:cs="Times New Roman"/>
               </w:rPr>
-              <w:t>电子层数</w:t>
+              <w:t>电子总数相同的物种判断</w:t>
             </w:r>
             <w:r>
               <w:rPr>
                 <w:rFonts w:hint="eastAsia" w:ascii="Times New Roman" w:hAnsi="Times New Roman" w:eastAsia="Times New Roman" w:cs="Times New Roman"/>
               </w:rPr>
-              <w:t>、</w:t>
+              <w:t>（</w:t>
             </w:r>
             <w:r>
               <w:rPr>
                 <w:rFonts w:hint="eastAsia" w:ascii="Times New Roman" w:hAnsi="Times New Roman" w:eastAsia="FangSong" w:cs="Times New Roman"/>
               </w:rPr>
-              <w:t>最外层电子数与质子数关系</w:t>
+              <w:t>等电子思想</w:t>
+            </w:r>
+            <w:r>
+              <w:rPr>
+                <w:rFonts w:hint="eastAsia" w:ascii="Times New Roman" w:hAnsi="Times New Roman" w:eastAsia="Times New Roman" w:cs="Times New Roman"/>
+              </w:rPr>
+              <w:t>）</w:t>
             </w:r>
           </w:p>
         </w:tc>
@@ -12718,7 +13069,7 @@
               <w:rPr>
                 <w:rFonts w:hint="eastAsia" w:ascii="Times New Roman" w:hAnsi="Times New Roman" w:eastAsia="FangSong" w:cs="Times New Roman"/>
               </w:rPr>
-              <w:t xml:space="preserve">元素周期律</w:t>
+              <w:t xml:space="preserve">原子结构</w:t>
             </w:r>
           </w:p>
         </w:tc>
@@ -12733,69 +13084,7 @@
               <w:rPr>
                 <w:rFonts w:hint="eastAsia" w:ascii="Times New Roman" w:hAnsi="Times New Roman" w:eastAsia="FangSong" w:cs="Times New Roman"/>
               </w:rPr>
-              <w:t>金属</w:t>
-            </w:r>
-            <w:r>
-              <w:rPr>
-                <w:rFonts w:hint="eastAsia" w:ascii="Times New Roman" w:hAnsi="Times New Roman" w:eastAsia="Times New Roman" w:cs="Times New Roman"/>
-              </w:rPr>
-              <w:t>/</w:t>
-            </w:r>
-            <w:r>
-              <w:rPr>
-                <w:rFonts w:hint="eastAsia" w:ascii="Times New Roman" w:hAnsi="Times New Roman" w:eastAsia="FangSong" w:cs="Times New Roman"/>
-              </w:rPr>
-              <w:t>非金属元素在周期表中的位置</w:t>
-            </w:r>
-          </w:p>
-        </w:tc>
-      </w:tr>
-      <w:tr>
-        <w:tc>
-          <w:tcPr/>
-          <w:p>
-            <w:pPr>
-              <w:pStyle w:val="Compact"/>
-              <w:jc w:val="center"/>
-            </w:pPr>
-            <w:r>
-              <w:rPr>
-                <w:rFonts w:hint="eastAsia" w:ascii="Times New Roman" w:hAnsi="Times New Roman" w:eastAsia="FangSong" w:cs="Times New Roman"/>
-              </w:rPr>
-              <w:t xml:space="preserve">稀有气体</w:t>
-            </w:r>
-          </w:p>
-        </w:tc>
-        <w:tc>
-          <w:tcPr/>
-          <w:p>
-            <w:pPr>
-              <w:pStyle w:val="Compact"/>
-              <w:jc w:val="center"/>
-            </w:pPr>
-            <w:r>
-              <w:rPr>
-                <w:rFonts w:ascii="Times New Roman" w:hAnsi="Times New Roman" w:eastAsia="Times New Roman" w:cs="Times New Roman"/>
-              </w:rPr>
-              <w:t xml:space="preserve">Ne、Ar </w:t>
-            </w:r>
-            <w:r>
-              <w:rPr>
-                <w:rFonts w:hint="eastAsia" w:ascii="Times New Roman" w:hAnsi="Times New Roman" w:eastAsia="FangSong" w:cs="Times New Roman"/>
-              </w:rPr>
-              <w:t xml:space="preserve">最外层</w:t>
-            </w:r>
-            <w:r>
-              <w:rPr>
-                <w:rFonts w:ascii="Times New Roman" w:hAnsi="Times New Roman" w:eastAsia="Times New Roman" w:cs="Times New Roman"/>
-              </w:rPr>
-              <w:t xml:space="preserve"> 8 </w:t>
-            </w:r>
-            <w:r>
-              <w:rPr>
-                <w:rFonts w:hint="eastAsia" w:ascii="Times New Roman" w:hAnsi="Times New Roman" w:eastAsia="FangSong" w:cs="Times New Roman"/>
-              </w:rPr>
-              <w:t xml:space="preserve">电子结构</w:t>
+              <w:t xml:space="preserve">原子核外电子数守恒计算</w:t>
             </w:r>
           </w:p>
         </w:tc>
@@ -12831,66 +13120,43 @@
           <w:b/>
           <w:bCs/>
         </w:rPr>
-        <w:t xml:space="preserve">过程探究</w:t>
-      </w:r>
-    </w:p>
-    <w:p>
-      <w:pPr>
-        <w:pStyle w:val="BodyText"/>
-      </w:pPr>
-      <w:r>
-        <w:rPr>
-          <w:rFonts w:hint="eastAsia" w:ascii="Times New Roman" w:hAnsi="Times New Roman" w:eastAsia="FangSong" w:cs="Times New Roman"/>
-        </w:rPr>
-        <w:t xml:space="preserve">设元素</w:t>
-      </w:r>
-      <w:r>
-        <w:rPr>
-          <w:rFonts w:ascii="Times New Roman" w:hAnsi="Times New Roman" w:eastAsia="Times New Roman" w:cs="Times New Roman"/>
-        </w:rPr>
-        <w:t xml:space="preserve"> A、B </w:t>
-      </w:r>
-      <w:r>
-        <w:rPr>
-          <w:rFonts w:hint="eastAsia" w:ascii="Times New Roman" w:hAnsi="Times New Roman" w:eastAsia="FangSong" w:cs="Times New Roman"/>
-        </w:rPr>
-        <w:t xml:space="preserve">原子最外层的电子数分别为</w:t>
-      </w:r>
-      <w:r>
-        <w:rPr>
-          <w:rFonts w:ascii="Times New Roman" w:hAnsi="Times New Roman" w:eastAsia="Times New Roman" w:cs="Times New Roman"/>
-        </w:rPr>
-        <w:t xml:space="preserve"> y </w:t>
-      </w:r>
-      <w:r>
-        <w:rPr>
-          <w:rFonts w:hint="eastAsia" w:ascii="Times New Roman" w:hAnsi="Times New Roman" w:eastAsia="FangSong" w:cs="Times New Roman"/>
-        </w:rPr>
-        <w:t xml:space="preserve">和</w:t>
-      </w:r>
-      <w:r>
-        <w:rPr>
-          <w:rFonts w:ascii="Times New Roman" w:hAnsi="Times New Roman" w:eastAsia="Times New Roman" w:cs="Times New Roman"/>
-        </w:rPr>
-        <w:t xml:space="preserve"> </w:t>
-      </w:r>
-      <w:r>
-        <w:rPr>
-          <w:rFonts w:hint="eastAsia" w:ascii="Times New Roman" w:hAnsi="Times New Roman" w:eastAsia="Times New Roman" w:cs="Times New Roman"/>
-        </w:rPr>
-        <w:t>x。</w:t>
-      </w:r>
-      <w:r>
-        <w:rPr>
-          <w:rFonts w:hint="eastAsia" w:ascii="Times New Roman" w:hAnsi="Times New Roman" w:eastAsia="FangSong" w:cs="Times New Roman"/>
-        </w:rPr>
-        <w:t>则</w:t>
-      </w:r>
-      <w:r>
-        <w:rPr>
-          <w:rFonts w:ascii="Times New Roman" w:hAnsi="Times New Roman" w:eastAsia="Times New Roman" w:cs="Times New Roman"/>
-        </w:rPr>
-        <w:t xml:space="preserve"> </w:t>
+        <w:t xml:space="preserve">原书答案</w:t>
+      </w:r>
+      <w:r>
+        <w:rPr>
+          <w:rFonts w:hint="eastAsia" w:ascii="Times New Roman" w:hAnsi="Times New Roman" w:eastAsia="Times New Roman" w:cs="Times New Roman"/>
+        </w:rPr>
+        <w:t>（</w:t>
+      </w:r>
+      <w:r>
+        <w:rPr>
+          <w:rFonts w:hint="eastAsia" w:ascii="Times New Roman" w:hAnsi="Times New Roman" w:eastAsia="FangSong" w:cs="Times New Roman"/>
+        </w:rPr>
+        <w:t>答案区</w:t>
+      </w:r>
+      <w:r>
+        <w:rPr>
+          <w:rFonts w:ascii="Times New Roman" w:hAnsi="Times New Roman" w:eastAsia="Times New Roman" w:cs="Times New Roman"/>
+        </w:rPr>
+        <w:t xml:space="preserve"> </w:t>
+      </w:r>
+      <w:r>
+        <w:rPr>
+          <w:rFonts w:hint="eastAsia" w:ascii="Times New Roman" w:hAnsi="Times New Roman" w:eastAsia="Times New Roman" w:cs="Times New Roman"/>
+        </w:rPr>
+        <w:t>L2935）：D——</w:t>
+      </w:r>
+      <w:r>
+        <w:rPr>
+          <w:rFonts w:hint="eastAsia" w:ascii="Times New Roman" w:hAnsi="Times New Roman" w:eastAsia="FangSong" w:cs="Times New Roman"/>
+        </w:rPr>
+        <w:t>原书解析</w:t>
+      </w:r>
+      <w:r>
+        <w:rPr>
+          <w:rFonts w:hint="eastAsia" w:ascii="Times New Roman" w:hAnsi="Times New Roman" w:eastAsia="Times New Roman" w:cs="Times New Roman"/>
+        </w:rPr>
+        <w:t>：</w:t>
       </w:r>
       <m:oMath>
         <m:oMathPr>
@@ -12901,98 +13167,153 @@
             </w:rPr>
           </m:ctrlPr>
         </m:oMathPr>
-        <m:d>
-          <m:dPr>
-            <m:begChr m:val="{"/>
-            <m:sepChr m:val=""/>
-            <m:endChr m:val=""/>
-            <m:grow/>
-          </m:dPr>
-          <m:e>
-            <m:m>
-              <m:mPr>
-                <m:baseJc m:val="center"/>
-                <m:plcHide m:val="on"/>
-                <m:mcs>
-                  <m:mc>
-                    <m:mcPr>
-                      <m:mcJc m:val="left"/>
-                      <m:count m:val="1"/>
-                    </m:mcPr>
-                  </m:mc>
-                </m:mcs>
-              </m:mPr>
-              <m:mr>
-                <m:e>
-                  <m:r>
-                    <m:t>y</m:t>
-                  </m:r>
-                  <m:r>
-                    <m:rPr>
-                      <m:sty m:val="p"/>
-                    </m:rPr>
-                    <m:t>+</m:t>
-                  </m:r>
-                  <m:r>
-                    <m:t>2</m:t>
-                  </m:r>
-                  <m:r>
-                    <m:t>x</m:t>
-                  </m:r>
-                  <m:r>
-                    <m:rPr>
-                      <m:sty m:val="p"/>
-                    </m:rPr>
-                    <m:t>=</m:t>
-                  </m:r>
-                  <m:r>
-                    <m:t>17</m:t>
-                  </m:r>
-                </m:e>
-              </m:mr>
-              <m:mr>
-                <m:e>
-                  <m:r>
-                    <m:t>y</m:t>
-                  </m:r>
-                  <m:r>
-                    <m:rPr>
-                      <m:sty m:val="p"/>
-                    </m:rPr>
-                    <m:t>≤</m:t>
-                  </m:r>
-                  <m:r>
-                    <m:t>8</m:t>
-                  </m:r>
-                  <m:r>
-                    <m:rPr>
-                      <m:sty m:val="p"/>
-                    </m:rPr>
-                    <m:t>,</m:t>
-                  </m:r>
-                  <m:r>
-                    <m:t>x</m:t>
-                  </m:r>
-                  <m:r>
-                    <m:rPr>
-                      <m:sty m:val="p"/>
-                    </m:rPr>
-                    <m:t>≤</m:t>
-                  </m:r>
-                  <m:r>
-                    <m:t>8</m:t>
-                  </m:r>
-                </m:e>
-              </m:mr>
-            </m:m>
-          </m:e>
-        </m:d>
+        <m:r>
+          <m:t>5</m:t>
+        </m:r>
+        <m:r>
+          <m:t>x</m:t>
+        </m:r>
+        <m:r>
+          <m:rPr>
+            <m:sty m:val="p"/>
+          </m:rPr>
+          <m:t>+</m:t>
+        </m:r>
+        <m:r>
+          <m:t>y</m:t>
+        </m:r>
+        <m:r>
+          <m:rPr>
+            <m:sty m:val="p"/>
+          </m:rPr>
+          <m:t>+</m:t>
+        </m:r>
+        <m:r>
+          <m:t>z</m:t>
+        </m:r>
+        <m:r>
+          <m:rPr>
+            <m:sty m:val="p"/>
+          </m:rPr>
+          <m:t>=</m:t>
+        </m:r>
+        <m:r>
+          <m:t>5</m:t>
+        </m:r>
+        <m:r>
+          <m:rPr>
+            <m:sty m:val="p"/>
+          </m:rPr>
+          <m:t>×</m:t>
+        </m:r>
+        <m:r>
+          <m:t>10</m:t>
+        </m:r>
+        <m:r>
+          <m:rPr>
+            <m:sty m:val="p"/>
+          </m:rPr>
+          <m:t>+</m:t>
+        </m:r>
+        <m:r>
+          <m:t>2</m:t>
+        </m:r>
+        <m:r>
+          <m:rPr>
+            <m:sty m:val="p"/>
+          </m:rPr>
+          <m:t>×</m:t>
+        </m:r>
+        <m:r>
+          <m:t>6</m:t>
+        </m:r>
+        <m:r>
+          <m:rPr>
+            <m:sty m:val="p"/>
+          </m:rPr>
+          <m:t>+</m:t>
+        </m:r>
+        <m:r>
+          <m:t>12</m:t>
+        </m:r>
       </m:oMath>
       <w:r>
         <w:rPr>
-          <w:rFonts w:ascii="Times New Roman" w:hAnsi="Times New Roman" w:eastAsia="Times New Roman" w:cs="Times New Roman"/>
-        </w:rPr>
-        <w:t xml:space="preserve">　(1)</w:t>
+          <w:rFonts w:hint="eastAsia" w:ascii="Times New Roman" w:hAnsi="Times New Roman" w:eastAsia="Times New Roman" w:cs="Times New Roman"/>
+        </w:rPr>
+        <w:t>，</w:t>
+      </w:r>
+      <w:r>
+        <w:rPr>
+          <w:rFonts w:hint="eastAsia" w:ascii="Times New Roman" w:hAnsi="Times New Roman" w:eastAsia="FangSong" w:cs="Times New Roman"/>
+        </w:rPr>
+        <w:t>解得</w:t>
+      </w:r>
+      <w:r>
+        <w:rPr>
+          <w:rFonts w:ascii="Times New Roman" w:hAnsi="Times New Roman" w:eastAsia="Times New Roman" w:cs="Times New Roman"/>
+        </w:rPr>
+        <w:t xml:space="preserve"> </w:t>
+      </w:r>
+      <m:oMath>
+        <m:r>
+          <m:t>x</m:t>
+        </m:r>
+        <m:r>
+          <m:rPr>
+            <m:sty m:val="p"/>
+          </m:rPr>
+          <m:t>=</m:t>
+        </m:r>
+        <m:r>
+          <m:t>12</m:t>
+        </m:r>
+      </m:oMath>
+      <w:r>
+        <w:rPr>
+          <w:rFonts w:ascii="Times New Roman" w:hAnsi="Times New Roman" w:eastAsia="Times New Roman" w:cs="Times New Roman"/>
+        </w:rPr>
+        <w:t xml:space="preserve">、</w:t>
+      </w:r>
+      <m:oMath>
+        <m:r>
+          <m:t>y</m:t>
+        </m:r>
+        <m:r>
+          <m:rPr>
+            <m:sty m:val="p"/>
+          </m:rPr>
+          <m:t>=</m:t>
+        </m:r>
+        <m:r>
+          <m:t>12</m:t>
+        </m:r>
+      </m:oMath>
+      <w:r>
+        <w:rPr>
+          <w:rFonts w:ascii="Times New Roman" w:hAnsi="Times New Roman" w:eastAsia="Times New Roman" w:cs="Times New Roman"/>
+        </w:rPr>
+        <w:t xml:space="preserve">、</w:t>
+      </w:r>
+      <m:oMath>
+        <m:r>
+          <m:t>z</m:t>
+        </m:r>
+        <m:r>
+          <m:rPr>
+            <m:sty m:val="p"/>
+          </m:rPr>
+          <m:t>=</m:t>
+        </m:r>
+        <m:r>
+          <m:t>2</m:t>
+        </m:r>
+      </m:oMath>
+      <w:r>
+        <w:rPr>
+          <w:rFonts w:ascii="Times New Roman" w:hAnsi="Times New Roman" w:eastAsia="Times New Roman" w:cs="Times New Roman"/>
+        </w:rPr>
+        <w:t xml:space="preserve">。</w:t>
       </w:r>
     </w:p>
     <w:p>
@@ -13002,56 +13323,16 @@
       <w:r>
         <w:rPr>
           <w:rFonts w:hint="eastAsia" w:ascii="Times New Roman" w:hAnsi="Times New Roman" w:eastAsia="FangSong" w:cs="Times New Roman"/>
-        </w:rPr>
-        <w:t xml:space="preserve">只有</w:t>
-      </w:r>
-      <w:r>
-        <w:rPr>
-          <w:rFonts w:ascii="Times New Roman" w:hAnsi="Times New Roman" w:eastAsia="Times New Roman" w:cs="Times New Roman"/>
-        </w:rPr>
-        <w:t xml:space="preserve"> y </w:t>
-      </w:r>
-      <w:r>
-        <w:rPr>
-          <w:rFonts w:hint="eastAsia" w:ascii="Times New Roman" w:hAnsi="Times New Roman" w:eastAsia="FangSong" w:cs="Times New Roman"/>
-        </w:rPr>
-        <w:t>为奇数时</w:t>
-      </w:r>
-      <w:r>
-        <w:rPr>
-          <w:rFonts w:hint="eastAsia" w:ascii="Times New Roman" w:hAnsi="Times New Roman" w:eastAsia="Times New Roman" w:cs="Times New Roman"/>
-        </w:rPr>
-        <w:t>(1)</w:t>
-      </w:r>
-      <w:r>
-        <w:rPr>
-          <w:rFonts w:hint="eastAsia" w:ascii="Times New Roman" w:hAnsi="Times New Roman" w:eastAsia="FangSong" w:cs="Times New Roman"/>
-        </w:rPr>
-        <w:t>式才能成立</w:t>
-      </w:r>
-      <w:r>
-        <w:rPr>
-          <w:rFonts w:hint="eastAsia" w:ascii="Times New Roman" w:hAnsi="Times New Roman" w:eastAsia="Times New Roman" w:cs="Times New Roman"/>
-        </w:rPr>
-        <w:t>，</w:t>
-      </w:r>
-      <w:r>
-        <w:rPr>
-          <w:rFonts w:hint="eastAsia" w:ascii="Times New Roman" w:hAnsi="Times New Roman" w:eastAsia="FangSong" w:cs="Times New Roman"/>
-        </w:rPr>
-        <w:t>所以有</w:t>
-      </w:r>
-      <w:r>
-        <w:rPr>
-          <w:rFonts w:hint="eastAsia" w:ascii="Times New Roman" w:hAnsi="Times New Roman" w:eastAsia="Times New Roman" w:cs="Times New Roman"/>
-        </w:rPr>
-        <w:t>①</w:t>
-      </w:r>
-      <w:r>
-        <w:rPr>
-          <w:rFonts w:ascii="Times New Roman" w:hAnsi="Times New Roman" w:eastAsia="Times New Roman" w:cs="Times New Roman"/>
-        </w:rPr>
-        <w:t xml:space="preserve"> </w:t>
+          <w:b/>
+          <w:bCs/>
+        </w:rPr>
+        <w:t xml:space="preserve">解析</w:t>
+      </w:r>
+      <w:r>
+        <w:rPr>
+          <w:rFonts w:hint="eastAsia" w:ascii="Times New Roman" w:hAnsi="Times New Roman" w:eastAsia="Times New Roman" w:cs="Times New Roman"/>
+        </w:rPr>
+        <w:t xml:space="preserve">：</w:t>
       </w:r>
       <m:oMath>
         <m:oMathPr>
@@ -13062,68 +13343,54 @@
             </w:rPr>
           </m:ctrlPr>
         </m:oMathPr>
-        <m:d>
-          <m:dPr>
-            <m:begChr m:val="{"/>
-            <m:sepChr m:val=""/>
-            <m:endChr m:val=""/>
-            <m:grow/>
-          </m:dPr>
+        <m:sSub>
           <m:e>
-            <m:m>
-              <m:mPr>
-                <m:baseJc m:val="center"/>
-                <m:plcHide m:val="on"/>
-                <m:mcs>
-                  <m:mc>
-                    <m:mcPr>
-                      <m:mcJc m:val="left"/>
-                      <m:count m:val="1"/>
-                    </m:mcPr>
-                  </m:mc>
-                </m:mcs>
-              </m:mPr>
-              <m:mr>
-                <m:e>
-                  <m:r>
-                    <m:t>y</m:t>
-                  </m:r>
-                  <m:r>
-                    <m:rPr>
-                      <m:sty m:val="p"/>
-                    </m:rPr>
-                    <m:t>=</m:t>
-                  </m:r>
-                  <m:r>
-                    <m:t>7</m:t>
-                  </m:r>
-                </m:e>
-              </m:mr>
-              <m:mr>
-                <m:e>
-                  <m:r>
-                    <m:t>x</m:t>
-                  </m:r>
-                  <m:r>
-                    <m:rPr>
-                      <m:sty m:val="p"/>
-                    </m:rPr>
-                    <m:t>=</m:t>
-                  </m:r>
-                  <m:r>
-                    <m:t>5</m:t>
-                  </m:r>
-                </m:e>
-              </m:mr>
-            </m:m>
+            <m:r>
+              <m:t>B</m:t>
+            </m:r>
           </m:e>
-        </m:d>
+          <m:sub>
+            <m:r>
+              <m:t>10</m:t>
+            </m:r>
+          </m:sub>
+        </m:sSub>
+        <m:sSub>
+          <m:e>
+            <m:r>
+              <m:t>C</m:t>
+            </m:r>
+          </m:e>
+          <m:sub>
+            <m:r>
+              <m:t>2</m:t>
+            </m:r>
+          </m:sub>
+        </m:sSub>
+        <m:sSub>
+          <m:e>
+            <m:r>
+              <m:t>H</m:t>
+            </m:r>
+          </m:e>
+          <m:sub>
+            <m:r>
+              <m:t>12</m:t>
+            </m:r>
+          </m:sub>
+        </m:sSub>
       </m:oMath>
       <w:r>
         <w:rPr>
           <w:rFonts w:ascii="Times New Roman" w:hAnsi="Times New Roman" w:eastAsia="Times New Roman" w:cs="Times New Roman"/>
         </w:rPr>
-        <w:t xml:space="preserve">　②</w:t>
+        <w:t xml:space="preserve"> </w:t>
+      </w:r>
+      <w:r>
+        <w:rPr>
+          <w:rFonts w:hint="eastAsia" w:ascii="Times New Roman" w:hAnsi="Times New Roman" w:eastAsia="FangSong" w:cs="Times New Roman"/>
+        </w:rPr>
+        <w:t xml:space="preserve">的电子总数</w:t>
       </w:r>
       <w:r>
         <w:rPr>
@@ -13140,74 +13407,75 @@
             </w:rPr>
           </m:ctrlPr>
         </m:oMathPr>
-        <m:d>
-          <m:dPr>
-            <m:begChr m:val="{"/>
-            <m:sepChr m:val=""/>
-            <m:endChr m:val=""/>
-            <m:grow/>
-          </m:dPr>
-          <m:e>
-            <m:m>
-              <m:mPr>
-                <m:baseJc m:val="center"/>
-                <m:plcHide m:val="on"/>
-                <m:mcs>
-                  <m:mc>
-                    <m:mcPr>
-                      <m:mcJc m:val="left"/>
-                      <m:count m:val="1"/>
-                    </m:mcPr>
-                  </m:mc>
-                </m:mcs>
-              </m:mPr>
-              <m:mr>
-                <m:e>
-                  <m:r>
-                    <m:t>y</m:t>
-                  </m:r>
-                  <m:r>
-                    <m:rPr>
-                      <m:sty m:val="p"/>
-                    </m:rPr>
-                    <m:t>=</m:t>
-                  </m:r>
-                  <m:r>
-                    <m:t>5</m:t>
-                  </m:r>
-                </m:e>
-              </m:mr>
-              <m:mr>
-                <m:e>
-                  <m:r>
-                    <m:t>x</m:t>
-                  </m:r>
-                  <m:r>
-                    <m:rPr>
-                      <m:sty m:val="p"/>
-                    </m:rPr>
-                    <m:t>=</m:t>
-                  </m:r>
-                  <m:r>
-                    <m:t>6</m:t>
-                  </m:r>
-                </m:e>
-              </m:mr>
-            </m:m>
-          </m:e>
-        </m:d>
+        <m:r>
+          <m:rPr>
+            <m:sty m:val="p"/>
+          </m:rPr>
+          <m:t>=</m:t>
+        </m:r>
+        <m:r>
+          <m:t>5</m:t>
+        </m:r>
+        <m:r>
+          <m:rPr>
+            <m:sty m:val="p"/>
+          </m:rPr>
+          <m:t>×</m:t>
+        </m:r>
+        <m:r>
+          <m:t>10</m:t>
+        </m:r>
+        <m:r>
+          <m:rPr>
+            <m:sty m:val="p"/>
+          </m:rPr>
+          <m:t>+</m:t>
+        </m:r>
+        <m:r>
+          <m:t>6</m:t>
+        </m:r>
+        <m:r>
+          <m:rPr>
+            <m:sty m:val="p"/>
+          </m:rPr>
+          <m:t>×</m:t>
+        </m:r>
+        <m:r>
+          <m:t>2</m:t>
+        </m:r>
+        <m:r>
+          <m:rPr>
+            <m:sty m:val="p"/>
+          </m:rPr>
+          <m:t>+</m:t>
+        </m:r>
+        <m:r>
+          <m:t>1</m:t>
+        </m:r>
+        <m:r>
+          <m:rPr>
+            <m:sty m:val="p"/>
+          </m:rPr>
+          <m:t>×</m:t>
+        </m:r>
+        <m:r>
+          <m:t>12</m:t>
+        </m:r>
+        <m:r>
+          <m:rPr>
+            <m:sty m:val="p"/>
+          </m:rPr>
+          <m:t>=</m:t>
+        </m:r>
+        <m:r>
+          <m:t>74</m:t>
+        </m:r>
       </m:oMath>
       <w:r>
         <w:rPr>
           <w:rFonts w:ascii="Times New Roman" w:hAnsi="Times New Roman" w:eastAsia="Times New Roman" w:cs="Times New Roman"/>
         </w:rPr>
-        <w:t xml:space="preserve">　③</w:t>
-      </w:r>
-      <w:r>
-        <w:rPr>
-          <w:rFonts w:ascii="Times New Roman" w:hAnsi="Times New Roman" w:eastAsia="Times New Roman" w:cs="Times New Roman"/>
-        </w:rPr>
-        <w:t xml:space="preserve"> </w:t>
+        <w:t xml:space="preserve">。</w:t>
       </w:r>
       <m:oMath>
         <m:oMathPr>
@@ -13218,68 +13486,53 @@
             </w:rPr>
           </m:ctrlPr>
         </m:oMathPr>
-        <m:d>
-          <m:dPr>
-            <m:begChr m:val="{"/>
-            <m:sepChr m:val=""/>
-            <m:endChr m:val=""/>
-            <m:grow/>
-          </m:dPr>
+        <m:sSub>
           <m:e>
-            <m:m>
-              <m:mPr>
-                <m:baseJc m:val="center"/>
-                <m:plcHide m:val="on"/>
-                <m:mcs>
-                  <m:mc>
-                    <m:mcPr>
-                      <m:mcJc m:val="left"/>
-                      <m:count m:val="1"/>
-                    </m:mcPr>
-                  </m:mc>
-                </m:mcs>
-              </m:mPr>
-              <m:mr>
-                <m:e>
-                  <m:r>
-                    <m:t>y</m:t>
-                  </m:r>
-                  <m:r>
-                    <m:rPr>
-                      <m:sty m:val="p"/>
-                    </m:rPr>
-                    <m:t>=</m:t>
-                  </m:r>
-                  <m:r>
-                    <m:t>3</m:t>
-                  </m:r>
-                </m:e>
-              </m:mr>
-              <m:mr>
-                <m:e>
-                  <m:r>
-                    <m:t>x</m:t>
-                  </m:r>
-                  <m:r>
-                    <m:rPr>
-                      <m:sty m:val="p"/>
-                    </m:rPr>
-                    <m:t>=</m:t>
-                  </m:r>
-                  <m:r>
-                    <m:t>7</m:t>
-                  </m:r>
-                </m:e>
-              </m:mr>
-            </m:m>
+            <m:r>
+              <m:t>B</m:t>
+            </m:r>
           </m:e>
-        </m:d>
+          <m:sub>
+            <m:r>
+              <m:t>x</m:t>
+            </m:r>
+          </m:sub>
+        </m:sSub>
+        <m:sSubSup>
+          <m:e>
+            <m:r>
+              <m:t>H</m:t>
+            </m:r>
+          </m:e>
+          <m:sub>
+            <m:r>
+              <m:t>y</m:t>
+            </m:r>
+          </m:sub>
+          <m:sup>
+            <m:r>
+              <m:t>2</m:t>
+            </m:r>
+            <m:r>
+              <m:rPr>
+                <m:sty m:val="p"/>
+              </m:rPr>
+              <m:t>−</m:t>
+            </m:r>
+          </m:sup>
+        </m:sSubSup>
       </m:oMath>
       <w:r>
         <w:rPr>
           <w:rFonts w:ascii="Times New Roman" w:hAnsi="Times New Roman" w:eastAsia="Times New Roman" w:cs="Times New Roman"/>
         </w:rPr>
-        <w:t xml:space="preserve">　④</w:t>
+        <w:t xml:space="preserve"> </w:t>
+      </w:r>
+      <w:r>
+        <w:rPr>
+          <w:rFonts w:hint="eastAsia" w:ascii="Times New Roman" w:hAnsi="Times New Roman" w:eastAsia="FangSong" w:cs="Times New Roman"/>
+        </w:rPr>
+        <w:t xml:space="preserve">需满足</w:t>
       </w:r>
       <w:r>
         <w:rPr>
@@ -13296,140 +13549,40 @@
             </w:rPr>
           </m:ctrlPr>
         </m:oMathPr>
-        <m:d>
-          <m:dPr>
-            <m:begChr m:val="{"/>
-            <m:sepChr m:val=""/>
-            <m:endChr m:val=""/>
-            <m:grow/>
-          </m:dPr>
-          <m:e>
-            <m:m>
-              <m:mPr>
-                <m:baseJc m:val="center"/>
-                <m:plcHide m:val="on"/>
-                <m:mcs>
-                  <m:mc>
-                    <m:mcPr>
-                      <m:mcJc m:val="left"/>
-                      <m:count m:val="1"/>
-                    </m:mcPr>
-                  </m:mc>
-                </m:mcs>
-              </m:mPr>
-              <m:mr>
-                <m:e>
-                  <m:r>
-                    <m:t>y</m:t>
-                  </m:r>
-                  <m:r>
-                    <m:rPr>
-                      <m:sty m:val="p"/>
-                    </m:rPr>
-                    <m:t>=</m:t>
-                  </m:r>
-                  <m:r>
-                    <m:t>1</m:t>
-                  </m:r>
-                </m:e>
-              </m:mr>
-              <m:mr>
-                <m:e>
-                  <m:r>
-                    <m:t>x</m:t>
-                  </m:r>
-                  <m:r>
-                    <m:rPr>
-                      <m:sty m:val="p"/>
-                    </m:rPr>
-                    <m:t>=</m:t>
-                  </m:r>
-                  <m:r>
-                    <m:t>8</m:t>
-                  </m:r>
-                </m:e>
-              </m:mr>
-            </m:m>
-          </m:e>
-        </m:d>
+        <m:r>
+          <m:t>5</m:t>
+        </m:r>
+        <m:r>
+          <m:t>x</m:t>
+        </m:r>
+        <m:r>
+          <m:rPr>
+            <m:sty m:val="p"/>
+          </m:rPr>
+          <m:t>+</m:t>
+        </m:r>
+        <m:r>
+          <m:t>y</m:t>
+        </m:r>
+        <m:r>
+          <m:rPr>
+            <m:sty m:val="p"/>
+          </m:rPr>
+          <m:t>+</m:t>
+        </m:r>
+        <m:r>
+          <m:t>2</m:t>
+        </m:r>
+        <m:r>
+          <m:rPr>
+            <m:sty m:val="p"/>
+          </m:rPr>
+          <m:t>=</m:t>
+        </m:r>
+        <m:r>
+          <m:t>74</m:t>
+        </m:r>
       </m:oMath>
-    </w:p>
-    <w:p>
-      <w:pPr>
-        <w:pStyle w:val="BodyText"/>
-      </w:pPr>
-      <w:r>
-        <w:rPr>
-          <w:rFonts w:hint="eastAsia" w:ascii="Times New Roman" w:hAnsi="Times New Roman" w:eastAsia="FangSong" w:cs="Times New Roman"/>
-        </w:rPr>
-        <w:t xml:space="preserve">由于三种原子的质子数之和为</w:t>
-      </w:r>
-      <w:r>
-        <w:rPr>
-          <w:rFonts w:ascii="Times New Roman" w:hAnsi="Times New Roman" w:eastAsia="Times New Roman" w:cs="Times New Roman"/>
-        </w:rPr>
-        <w:t xml:space="preserve"> </w:t>
-      </w:r>
-      <w:r>
-        <w:rPr>
-          <w:rFonts w:hint="eastAsia" w:ascii="Times New Roman" w:hAnsi="Times New Roman" w:eastAsia="Times New Roman" w:cs="Times New Roman"/>
-        </w:rPr>
-        <w:t>31，</w:t>
-      </w:r>
-      <w:r>
-        <w:rPr>
-          <w:rFonts w:hint="eastAsia" w:ascii="Times New Roman" w:hAnsi="Times New Roman" w:eastAsia="FangSong" w:cs="Times New Roman"/>
-        </w:rPr>
-        <w:t>最外层电子数之和为</w:t>
-      </w:r>
-      <w:r>
-        <w:rPr>
-          <w:rFonts w:ascii="Times New Roman" w:hAnsi="Times New Roman" w:eastAsia="Times New Roman" w:cs="Times New Roman"/>
-        </w:rPr>
-        <w:t xml:space="preserve"> </w:t>
-      </w:r>
-      <w:r>
-        <w:rPr>
-          <w:rFonts w:hint="eastAsia" w:ascii="Times New Roman" w:hAnsi="Times New Roman" w:eastAsia="Times New Roman" w:cs="Times New Roman"/>
-        </w:rPr>
-        <w:t>17，</w:t>
-      </w:r>
-      <w:r>
-        <w:rPr>
-          <w:rFonts w:hint="eastAsia" w:ascii="Times New Roman" w:hAnsi="Times New Roman" w:eastAsia="FangSong" w:cs="Times New Roman"/>
-        </w:rPr>
-        <w:t>所以三种原子的内层电子数之和为</w:t>
-      </w:r>
-      <w:r>
-        <w:rPr>
-          <w:rFonts w:ascii="Times New Roman" w:hAnsi="Times New Roman" w:eastAsia="Times New Roman" w:cs="Times New Roman"/>
-        </w:rPr>
-        <w:t xml:space="preserve"> </w:t>
-      </w:r>
-      <w:r>
-        <w:rPr>
-          <w:rFonts w:hint="eastAsia" w:ascii="Times New Roman" w:hAnsi="Times New Roman" w:eastAsia="Times New Roman" w:cs="Times New Roman"/>
-        </w:rPr>
-        <w:t>14。</w:t>
-      </w:r>
-      <w:r>
-        <w:rPr>
-          <w:rFonts w:hint="eastAsia" w:ascii="Times New Roman" w:hAnsi="Times New Roman" w:eastAsia="FangSong" w:cs="Times New Roman"/>
-        </w:rPr>
-        <w:t>又</w:t>
-      </w:r>
-      <w:r>
-        <w:rPr>
-          <w:rFonts w:ascii="Times New Roman" w:hAnsi="Times New Roman" w:eastAsia="Times New Roman" w:cs="Times New Roman"/>
-        </w:rPr>
-        <w:t xml:space="preserve"> A、B </w:t>
-      </w:r>
-      <w:r>
-        <w:rPr>
-          <w:rFonts w:hint="eastAsia" w:ascii="Times New Roman" w:hAnsi="Times New Roman" w:eastAsia="FangSong" w:cs="Times New Roman"/>
-        </w:rPr>
-        <w:t>具有相同的电子层数</w:t>
-      </w:r>
       <w:r>
         <w:rPr>
           <w:rFonts w:hint="eastAsia" w:ascii="Times New Roman" w:hAnsi="Times New Roman" w:eastAsia="Times New Roman" w:cs="Times New Roman"/>
@@ -13440,126 +13593,7 @@
         <w:rPr>
           <w:rFonts w:hint="eastAsia" w:ascii="Times New Roman" w:hAnsi="Times New Roman" w:eastAsia="FangSong" w:cs="Times New Roman"/>
         </w:rPr>
-        <w:t>若为三层</w:t>
-      </w:r>
-      <w:r>
-        <w:rPr>
-          <w:rFonts w:hint="eastAsia" w:ascii="Times New Roman" w:hAnsi="Times New Roman" w:eastAsia="Times New Roman" w:cs="Times New Roman"/>
-        </w:rPr>
-        <w:t>，</w:t>
-      </w:r>
-      <w:r>
-        <w:rPr>
-          <w:rFonts w:hint="eastAsia" w:ascii="Times New Roman" w:hAnsi="Times New Roman" w:eastAsia="FangSong" w:cs="Times New Roman"/>
-        </w:rPr>
-        <w:t>则</w:t>
-      </w:r>
-      <w:r>
-        <w:rPr>
-          <w:rFonts w:ascii="Times New Roman" w:hAnsi="Times New Roman" w:eastAsia="Times New Roman" w:cs="Times New Roman"/>
-        </w:rPr>
-        <w:t xml:space="preserve"> A、B </w:t>
-      </w:r>
-      <w:r>
-        <w:rPr>
-          <w:rFonts w:hint="eastAsia" w:ascii="Times New Roman" w:hAnsi="Times New Roman" w:eastAsia="FangSong" w:cs="Times New Roman"/>
-        </w:rPr>
-        <w:t xml:space="preserve">内层电子数之和为</w:t>
-      </w:r>
-      <w:r>
-        <w:rPr>
-          <w:rFonts w:ascii="Times New Roman" w:hAnsi="Times New Roman" w:eastAsia="Times New Roman" w:cs="Times New Roman"/>
-        </w:rPr>
-        <w:t xml:space="preserve"> </w:t>
-      </w:r>
-      <w:r>
-        <w:rPr>
-          <w:rFonts w:hint="eastAsia" w:ascii="Times New Roman" w:hAnsi="Times New Roman" w:eastAsia="Times New Roman" w:cs="Times New Roman"/>
-        </w:rPr>
-        <w:t>20，</w:t>
-      </w:r>
-      <w:r>
-        <w:rPr>
-          <w:rFonts w:hint="eastAsia" w:ascii="Times New Roman" w:hAnsi="Times New Roman" w:eastAsia="FangSong" w:cs="Times New Roman"/>
-        </w:rPr>
-        <w:t>已超过</w:t>
-      </w:r>
-      <w:r>
-        <w:rPr>
-          <w:rFonts w:ascii="Times New Roman" w:hAnsi="Times New Roman" w:eastAsia="Times New Roman" w:cs="Times New Roman"/>
-        </w:rPr>
-        <w:t xml:space="preserve"> </w:t>
-      </w:r>
-      <w:r>
-        <w:rPr>
-          <w:rFonts w:hint="eastAsia" w:ascii="Times New Roman" w:hAnsi="Times New Roman" w:eastAsia="Times New Roman" w:cs="Times New Roman"/>
-        </w:rPr>
-        <w:t>14，</w:t>
-      </w:r>
-      <w:r>
-        <w:rPr>
-          <w:rFonts w:hint="eastAsia" w:ascii="Times New Roman" w:hAnsi="Times New Roman" w:eastAsia="FangSong" w:cs="Times New Roman"/>
-        </w:rPr>
-        <w:t>不可能</w:t>
-      </w:r>
-      <w:r>
-        <w:rPr>
-          <w:rFonts w:hint="eastAsia" w:ascii="Times New Roman" w:hAnsi="Times New Roman" w:eastAsia="Times New Roman" w:cs="Times New Roman"/>
-        </w:rPr>
-        <w:t>。</w:t>
-      </w:r>
-      <w:r>
-        <w:rPr>
-          <w:rFonts w:hint="eastAsia" w:ascii="Times New Roman" w:hAnsi="Times New Roman" w:eastAsia="FangSong" w:cs="Times New Roman"/>
-        </w:rPr>
-        <w:t>只有</w:t>
-      </w:r>
-      <w:r>
-        <w:rPr>
-          <w:rFonts w:ascii="Times New Roman" w:hAnsi="Times New Roman" w:eastAsia="Times New Roman" w:cs="Times New Roman"/>
-        </w:rPr>
-        <w:t xml:space="preserve"> A、B </w:t>
-      </w:r>
-      <w:r>
-        <w:rPr>
-          <w:rFonts w:hint="eastAsia" w:ascii="Times New Roman" w:hAnsi="Times New Roman" w:eastAsia="FangSong" w:cs="Times New Roman"/>
-        </w:rPr>
-        <w:t>具有两个电子层才可能</w:t>
-      </w:r>
-      <w:r>
-        <w:rPr>
-          <w:rFonts w:hint="eastAsia" w:ascii="Times New Roman" w:hAnsi="Times New Roman" w:eastAsia="Times New Roman" w:cs="Times New Roman"/>
-        </w:rPr>
-        <w:t>。</w:t>
-      </w:r>
-      <w:r>
-        <w:rPr>
-          <w:rFonts w:hint="eastAsia" w:ascii="Times New Roman" w:hAnsi="Times New Roman" w:eastAsia="FangSong" w:cs="Times New Roman"/>
-        </w:rPr>
-        <w:t>这样可能的组合有</w:t>
-      </w:r>
-      <w:r>
-        <w:rPr>
-          <w:rFonts w:hint="eastAsia" w:ascii="Times New Roman" w:hAnsi="Times New Roman" w:eastAsia="Times New Roman" w:cs="Times New Roman"/>
-        </w:rPr>
-        <w:t>：</w:t>
-      </w:r>
-    </w:p>
-    <w:p>
-      <w:pPr>
-        <w:pStyle w:val="BodyText"/>
-      </w:pPr>
-      <w:r>
-        <w:rPr>
-          <w:rFonts w:ascii="Times New Roman" w:hAnsi="Times New Roman" w:eastAsia="Times New Roman" w:cs="Times New Roman"/>
-        </w:rPr>
-        <w:t xml:space="preserve">① </w:t>
-      </w:r>
-      <w:r>
-        <w:rPr>
-          <w:rFonts w:hint="eastAsia" w:ascii="Times New Roman" w:hAnsi="Times New Roman" w:eastAsia="FangSong" w:cs="Times New Roman"/>
-        </w:rPr>
-        <w:t xml:space="preserve">当</w:t>
+        <w:t>即</w:t>
       </w:r>
       <w:r>
         <w:rPr>
@@ -13576,77 +13610,33 @@
             </w:rPr>
           </m:ctrlPr>
         </m:oMathPr>
-        <m:d>
-          <m:dPr>
-            <m:begChr m:val="{"/>
-            <m:sepChr m:val=""/>
-            <m:endChr m:val=""/>
-            <m:grow/>
-          </m:dPr>
-          <m:e>
-            <m:m>
-              <m:mPr>
-                <m:baseJc m:val="center"/>
-                <m:plcHide m:val="on"/>
-                <m:mcs>
-                  <m:mc>
-                    <m:mcPr>
-                      <m:mcJc m:val="left"/>
-                      <m:count m:val="1"/>
-                    </m:mcPr>
-                  </m:mc>
-                </m:mcs>
-              </m:mPr>
-              <m:mr>
-                <m:e>
-                  <m:r>
-                    <m:t>y</m:t>
-                  </m:r>
-                  <m:r>
-                    <m:rPr>
-                      <m:sty m:val="p"/>
-                    </m:rPr>
-                    <m:t>=</m:t>
-                  </m:r>
-                  <m:r>
-                    <m:t>7</m:t>
-                  </m:r>
-                </m:e>
-              </m:mr>
-              <m:mr>
-                <m:e>
-                  <m:r>
-                    <m:t>x</m:t>
-                  </m:r>
-                  <m:r>
-                    <m:rPr>
-                      <m:sty m:val="p"/>
-                    </m:rPr>
-                    <m:t>=</m:t>
-                  </m:r>
-                  <m:r>
-                    <m:t>5</m:t>
-                  </m:r>
-                </m:e>
-              </m:mr>
-            </m:m>
-          </m:e>
-        </m:d>
+        <m:r>
+          <m:t>5</m:t>
+        </m:r>
+        <m:r>
+          <m:t>x</m:t>
+        </m:r>
+        <m:r>
+          <m:rPr>
+            <m:sty m:val="p"/>
+          </m:rPr>
+          <m:t>+</m:t>
+        </m:r>
+        <m:r>
+          <m:t>y</m:t>
+        </m:r>
+        <m:r>
+          <m:rPr>
+            <m:sty m:val="p"/>
+          </m:rPr>
+          <m:t>=</m:t>
+        </m:r>
+        <m:r>
+          <m:t>72</m:t>
+        </m:r>
       </m:oMath>
       <w:r>
         <w:rPr>
-          <w:rFonts w:ascii="Times New Roman" w:hAnsi="Times New Roman" w:eastAsia="Times New Roman" w:cs="Times New Roman"/>
-        </w:rPr>
-        <w:t xml:space="preserve"> </w:t>
-      </w:r>
-      <w:r>
-        <w:rPr>
-          <w:rFonts w:hint="eastAsia" w:ascii="Times New Roman" w:hAnsi="Times New Roman" w:eastAsia="FangSong" w:cs="Times New Roman"/>
-        </w:rPr>
-        <w:t>时</w:t>
-      </w:r>
-      <w:r>
-        <w:rPr>
           <w:rFonts w:hint="eastAsia" w:ascii="Times New Roman" w:hAnsi="Times New Roman" w:eastAsia="Times New Roman" w:cs="Times New Roman"/>
         </w:rPr>
         <w:t>，</w:t>
@@ -13655,73 +13645,65 @@
         <w:rPr>
           <w:rFonts w:hint="eastAsia" w:ascii="Times New Roman" w:hAnsi="Times New Roman" w:eastAsia="FangSong" w:cs="Times New Roman"/>
         </w:rPr>
-        <w:t>则</w:t>
-      </w:r>
-      <w:r>
-        <w:rPr>
-          <w:rFonts w:ascii="Times New Roman" w:hAnsi="Times New Roman" w:eastAsia="Times New Roman" w:cs="Times New Roman"/>
-        </w:rPr>
-        <w:t xml:space="preserve"> A </w:t>
-      </w:r>
-      <w:r>
-        <w:rPr>
-          <w:rFonts w:hint="eastAsia" w:ascii="Times New Roman" w:hAnsi="Times New Roman" w:eastAsia="FangSong" w:cs="Times New Roman"/>
-        </w:rPr>
-        <w:t xml:space="preserve">为</w:t>
-      </w:r>
-      <w:r>
-        <w:rPr>
-          <w:rFonts w:ascii="Times New Roman" w:hAnsi="Times New Roman" w:eastAsia="Times New Roman" w:cs="Times New Roman"/>
-        </w:rPr>
-        <w:t xml:space="preserve"> F、B </w:t>
-      </w:r>
-      <w:r>
-        <w:rPr>
-          <w:rFonts w:hint="eastAsia" w:ascii="Times New Roman" w:hAnsi="Times New Roman" w:eastAsia="FangSong" w:cs="Times New Roman"/>
-        </w:rPr>
-        <w:t xml:space="preserve">为</w:t>
-      </w:r>
-      <w:r>
-        <w:rPr>
-          <w:rFonts w:ascii="Times New Roman" w:hAnsi="Times New Roman" w:eastAsia="Times New Roman" w:cs="Times New Roman"/>
-        </w:rPr>
-        <w:t xml:space="preserve"> N、C </w:t>
-      </w:r>
-      <w:r>
-        <w:rPr>
-          <w:rFonts w:hint="eastAsia" w:ascii="Times New Roman" w:hAnsi="Times New Roman" w:eastAsia="FangSong" w:cs="Times New Roman"/>
-        </w:rPr>
-        <w:t xml:space="preserve">为</w:t>
-      </w:r>
-      <w:r>
-        <w:rPr>
-          <w:rFonts w:ascii="Times New Roman" w:hAnsi="Times New Roman" w:eastAsia="Times New Roman" w:cs="Times New Roman"/>
-        </w:rPr>
-        <w:t xml:space="preserve"> </w:t>
-      </w:r>
-      <w:r>
-        <w:rPr>
-          <w:rFonts w:hint="eastAsia" w:ascii="Times New Roman" w:hAnsi="Times New Roman" w:eastAsia="Times New Roman" w:cs="Times New Roman"/>
-        </w:rPr>
-        <w:t xml:space="preserve">P；②</w:t>
-      </w:r>
-      <w:r>
-        <w:rPr>
-          <w:rFonts w:ascii="Times New Roman" w:hAnsi="Times New Roman" w:eastAsia="Times New Roman" w:cs="Times New Roman"/>
-        </w:rPr>
-        <w:t xml:space="preserve"> </w:t>
-      </w:r>
-      <w:r>
-        <w:rPr>
-          <w:rFonts w:hint="eastAsia" w:ascii="Times New Roman" w:hAnsi="Times New Roman" w:eastAsia="FangSong" w:cs="Times New Roman"/>
-        </w:rPr>
-        <w:t xml:space="preserve">当</w:t>
-      </w:r>
-      <w:r>
-        <w:rPr>
-          <w:rFonts w:ascii="Times New Roman" w:hAnsi="Times New Roman" w:eastAsia="Times New Roman" w:cs="Times New Roman"/>
-        </w:rPr>
-        <w:t xml:space="preserve"> </w:t>
+        <w:t>逐项验证仅</w:t>
+      </w:r>
+      <w:r>
+        <w:rPr>
+          <w:rFonts w:ascii="Times New Roman" w:hAnsi="Times New Roman" w:eastAsia="Times New Roman" w:cs="Times New Roman"/>
+        </w:rPr>
+        <w:t xml:space="preserve"> </w:t>
+      </w:r>
+      <m:oMath>
+        <m:r>
+          <m:t>x</m:t>
+        </m:r>
+        <m:r>
+          <m:rPr>
+            <m:sty m:val="p"/>
+          </m:rPr>
+          <m:t>=</m:t>
+        </m:r>
+        <m:r>
+          <m:t>12</m:t>
+        </m:r>
+      </m:oMath>
+      <w:r>
+        <w:rPr>
+          <w:rFonts w:ascii="Times New Roman" w:hAnsi="Times New Roman" w:eastAsia="Times New Roman" w:cs="Times New Roman"/>
+        </w:rPr>
+        <w:t xml:space="preserve">、</w:t>
+      </w:r>
+      <m:oMath>
+        <m:r>
+          <m:t>y</m:t>
+        </m:r>
+        <m:r>
+          <m:rPr>
+            <m:sty m:val="p"/>
+          </m:rPr>
+          <m:t>=</m:t>
+        </m:r>
+        <m:r>
+          <m:t>12</m:t>
+        </m:r>
+      </m:oMath>
+      <w:r>
+        <w:rPr>
+          <w:rFonts w:ascii="Times New Roman" w:hAnsi="Times New Roman" w:eastAsia="Times New Roman" w:cs="Times New Roman"/>
+        </w:rPr>
+        <w:t xml:space="preserve"> </w:t>
+      </w:r>
+      <w:r>
+        <w:rPr>
+          <w:rFonts w:hint="eastAsia" w:ascii="Times New Roman" w:hAnsi="Times New Roman" w:eastAsia="FangSong" w:cs="Times New Roman"/>
+        </w:rPr>
+        <w:t>满足</w:t>
+      </w:r>
+      <w:r>
+        <w:rPr>
+          <w:rFonts w:hint="eastAsia" w:ascii="Times New Roman" w:hAnsi="Times New Roman" w:eastAsia="Times New Roman" w:cs="Times New Roman"/>
+        </w:rPr>
+        <w:t>（</w:t>
       </w:r>
       <m:oMath>
         <m:oMathPr>
@@ -13732,134 +13714,42 @@
             </w:rPr>
           </m:ctrlPr>
         </m:oMathPr>
-        <m:d>
-          <m:dPr>
-            <m:begChr m:val="{"/>
-            <m:sepChr m:val=""/>
-            <m:endChr m:val=""/>
-            <m:grow/>
-          </m:dPr>
-          <m:e>
-            <m:m>
-              <m:mPr>
-                <m:baseJc m:val="center"/>
-                <m:plcHide m:val="on"/>
-                <m:mcs>
-                  <m:mc>
-                    <m:mcPr>
-                      <m:mcJc m:val="left"/>
-                      <m:count m:val="1"/>
-                    </m:mcPr>
-                  </m:mc>
-                </m:mcs>
-              </m:mPr>
-              <m:mr>
-                <m:e>
-                  <m:r>
-                    <m:t>y</m:t>
-                  </m:r>
-                  <m:r>
-                    <m:rPr>
-                      <m:sty m:val="p"/>
-                    </m:rPr>
-                    <m:t>=</m:t>
-                  </m:r>
-                  <m:r>
-                    <m:t>5</m:t>
-                  </m:r>
-                </m:e>
-              </m:mr>
-              <m:mr>
-                <m:e>
-                  <m:r>
-                    <m:t>x</m:t>
-                  </m:r>
-                  <m:r>
-                    <m:rPr>
-                      <m:sty m:val="p"/>
-                    </m:rPr>
-                    <m:t>=</m:t>
-                  </m:r>
-                  <m:r>
-                    <m:t>6</m:t>
-                  </m:r>
-                </m:e>
-              </m:mr>
-            </m:m>
-          </m:e>
-        </m:d>
+        <m:r>
+          <m:t>5</m:t>
+        </m:r>
+        <m:r>
+          <m:rPr>
+            <m:sty m:val="p"/>
+          </m:rPr>
+          <m:t>×</m:t>
+        </m:r>
+        <m:r>
+          <m:t>12</m:t>
+        </m:r>
+        <m:r>
+          <m:rPr>
+            <m:sty m:val="p"/>
+          </m:rPr>
+          <m:t>+</m:t>
+        </m:r>
+        <m:r>
+          <m:t>12</m:t>
+        </m:r>
+        <m:r>
+          <m:rPr>
+            <m:sty m:val="p"/>
+          </m:rPr>
+          <m:t>=</m:t>
+        </m:r>
+        <m:r>
+          <m:t>72</m:t>
+        </m:r>
       </m:oMath>
       <w:r>
         <w:rPr>
-          <w:rFonts w:ascii="Times New Roman" w:hAnsi="Times New Roman" w:eastAsia="Times New Roman" w:cs="Times New Roman"/>
-        </w:rPr>
-        <w:t xml:space="preserve"> </w:t>
-      </w:r>
-      <w:r>
-        <w:rPr>
-          <w:rFonts w:hint="eastAsia" w:ascii="Times New Roman" w:hAnsi="Times New Roman" w:eastAsia="FangSong" w:cs="Times New Roman"/>
-        </w:rPr>
-        <w:t>时</w:t>
-      </w:r>
-      <w:r>
-        <w:rPr>
-          <w:rFonts w:hint="eastAsia" w:ascii="Times New Roman" w:hAnsi="Times New Roman" w:eastAsia="Times New Roman" w:cs="Times New Roman"/>
-        </w:rPr>
-        <w:t>，</w:t>
-      </w:r>
-      <w:r>
-        <w:rPr>
-          <w:rFonts w:hint="eastAsia" w:ascii="Times New Roman" w:hAnsi="Times New Roman" w:eastAsia="FangSong" w:cs="Times New Roman"/>
-        </w:rPr>
-        <w:t>则</w:t>
-      </w:r>
-      <w:r>
-        <w:rPr>
-          <w:rFonts w:ascii="Times New Roman" w:hAnsi="Times New Roman" w:eastAsia="Times New Roman" w:cs="Times New Roman"/>
-        </w:rPr>
-        <w:t xml:space="preserve"> A </w:t>
-      </w:r>
-      <w:r>
-        <w:rPr>
-          <w:rFonts w:hint="eastAsia" w:ascii="Times New Roman" w:hAnsi="Times New Roman" w:eastAsia="FangSong" w:cs="Times New Roman"/>
-        </w:rPr>
-        <w:t xml:space="preserve">为</w:t>
-      </w:r>
-      <w:r>
-        <w:rPr>
-          <w:rFonts w:ascii="Times New Roman" w:hAnsi="Times New Roman" w:eastAsia="Times New Roman" w:cs="Times New Roman"/>
-        </w:rPr>
-        <w:t xml:space="preserve"> N、B </w:t>
-      </w:r>
-      <w:r>
-        <w:rPr>
-          <w:rFonts w:hint="eastAsia" w:ascii="Times New Roman" w:hAnsi="Times New Roman" w:eastAsia="FangSong" w:cs="Times New Roman"/>
-        </w:rPr>
-        <w:t xml:space="preserve">为</w:t>
-      </w:r>
-      <w:r>
-        <w:rPr>
-          <w:rFonts w:ascii="Times New Roman" w:hAnsi="Times New Roman" w:eastAsia="Times New Roman" w:cs="Times New Roman"/>
-        </w:rPr>
-        <w:t xml:space="preserve"> O、C </w:t>
-      </w:r>
-      <w:r>
-        <w:rPr>
-          <w:rFonts w:hint="eastAsia" w:ascii="Times New Roman" w:hAnsi="Times New Roman" w:eastAsia="FangSong" w:cs="Times New Roman"/>
-        </w:rPr>
-        <w:t xml:space="preserve">为</w:t>
-      </w:r>
-      <w:r>
-        <w:rPr>
-          <w:rFonts w:ascii="Times New Roman" w:hAnsi="Times New Roman" w:eastAsia="Times New Roman" w:cs="Times New Roman"/>
-        </w:rPr>
-        <w:t xml:space="preserve"> </w:t>
-      </w:r>
-      <w:r>
-        <w:rPr>
-          <w:rFonts w:hint="eastAsia" w:ascii="Times New Roman" w:hAnsi="Times New Roman" w:eastAsia="Times New Roman" w:cs="Times New Roman"/>
-        </w:rPr>
-        <w:t xml:space="preserve">S；</w:t>
+          <w:rFonts w:hint="eastAsia" w:ascii="Times New Roman" w:hAnsi="Times New Roman" w:eastAsia="Times New Roman" w:cs="Times New Roman"/>
+        </w:rPr>
+        <w:t xml:space="preserve">）。</w:t>
       </w:r>
     </w:p>
     <w:p>
@@ -13868,21 +13758,17 @@
       </w:pPr>
       <w:r>
         <w:rPr>
-          <w:rFonts w:ascii="Times New Roman" w:hAnsi="Times New Roman" w:eastAsia="Times New Roman" w:cs="Times New Roman"/>
-        </w:rPr>
-        <w:t xml:space="preserve">③ </w:t>
-      </w:r>
-      <w:r>
-        <w:rPr>
-          <w:rFonts w:hint="eastAsia" w:ascii="Times New Roman" w:hAnsi="Times New Roman" w:eastAsia="FangSong" w:cs="Times New Roman"/>
-        </w:rPr>
-        <w:t xml:space="preserve">当</w:t>
-      </w:r>
-      <w:r>
-        <w:rPr>
-          <w:rFonts w:ascii="Times New Roman" w:hAnsi="Times New Roman" w:eastAsia="Times New Roman" w:cs="Times New Roman"/>
-        </w:rPr>
-        <w:t xml:space="preserve"> </w:t>
+          <w:rFonts w:hint="eastAsia" w:ascii="Times New Roman" w:hAnsi="Times New Roman" w:eastAsia="FangSong" w:cs="Times New Roman"/>
+          <w:b/>
+          <w:bCs/>
+        </w:rPr>
+        <w:t xml:space="preserve">参考解答</w:t>
+      </w:r>
+      <w:r>
+        <w:rPr>
+          <w:rFonts w:hint="eastAsia" w:ascii="Times New Roman" w:hAnsi="Times New Roman" w:eastAsia="Times New Roman" w:cs="Times New Roman"/>
+        </w:rPr>
+        <w:t xml:space="preserve">：D（</w:t>
       </w:r>
       <m:oMath>
         <m:oMathPr>
@@ -13893,77 +13779,44 @@
             </w:rPr>
           </m:ctrlPr>
         </m:oMathPr>
-        <m:d>
-          <m:dPr>
-            <m:begChr m:val="{"/>
-            <m:sepChr m:val=""/>
-            <m:endChr m:val=""/>
-            <m:grow/>
-          </m:dPr>
+        <m:sSub>
           <m:e>
-            <m:m>
-              <m:mPr>
-                <m:baseJc m:val="center"/>
-                <m:plcHide m:val="on"/>
-                <m:mcs>
-                  <m:mc>
-                    <m:mcPr>
-                      <m:mcJc m:val="left"/>
-                      <m:count m:val="1"/>
-                    </m:mcPr>
-                  </m:mc>
-                </m:mcs>
-              </m:mPr>
-              <m:mr>
-                <m:e>
-                  <m:r>
-                    <m:t>y</m:t>
-                  </m:r>
-                  <m:r>
-                    <m:rPr>
-                      <m:sty m:val="p"/>
-                    </m:rPr>
-                    <m:t>=</m:t>
-                  </m:r>
-                  <m:r>
-                    <m:t>3</m:t>
-                  </m:r>
-                </m:e>
-              </m:mr>
-              <m:mr>
-                <m:e>
-                  <m:r>
-                    <m:t>x</m:t>
-                  </m:r>
-                  <m:r>
-                    <m:rPr>
-                      <m:sty m:val="p"/>
-                    </m:rPr>
-                    <m:t>=</m:t>
-                  </m:r>
-                  <m:r>
-                    <m:t>7</m:t>
-                  </m:r>
-                </m:e>
-              </m:mr>
-            </m:m>
+            <m:r>
+              <m:t>B</m:t>
+            </m:r>
           </m:e>
-        </m:d>
+          <m:sub>
+            <m:r>
+              <m:t>12</m:t>
+            </m:r>
+          </m:sub>
+        </m:sSub>
+        <m:sSubSup>
+          <m:e>
+            <m:r>
+              <m:t>H</m:t>
+            </m:r>
+          </m:e>
+          <m:sub>
+            <m:r>
+              <m:t>12</m:t>
+            </m:r>
+          </m:sub>
+          <m:sup>
+            <m:r>
+              <m:t>2</m:t>
+            </m:r>
+            <m:r>
+              <m:rPr>
+                <m:sty m:val="p"/>
+              </m:rPr>
+              <m:t>−</m:t>
+            </m:r>
+          </m:sup>
+        </m:sSubSup>
       </m:oMath>
       <w:r>
         <w:rPr>
-          <w:rFonts w:ascii="Times New Roman" w:hAnsi="Times New Roman" w:eastAsia="Times New Roman" w:cs="Times New Roman"/>
-        </w:rPr>
-        <w:t xml:space="preserve"> </w:t>
-      </w:r>
-      <w:r>
-        <w:rPr>
-          <w:rFonts w:hint="eastAsia" w:ascii="Times New Roman" w:hAnsi="Times New Roman" w:eastAsia="FangSong" w:cs="Times New Roman"/>
-        </w:rPr>
-        <w:t>时</w:t>
-      </w:r>
-      <w:r>
-        <w:rPr>
           <w:rFonts w:hint="eastAsia" w:ascii="Times New Roman" w:hAnsi="Times New Roman" w:eastAsia="Times New Roman" w:cs="Times New Roman"/>
         </w:rPr>
         <w:t>，</w:t>
@@ -13972,360 +13825,64 @@
         <w:rPr>
           <w:rFonts w:hint="eastAsia" w:ascii="Times New Roman" w:hAnsi="Times New Roman" w:eastAsia="FangSong" w:cs="Times New Roman"/>
         </w:rPr>
-        <w:t>则</w:t>
-      </w:r>
-      <w:r>
-        <w:rPr>
-          <w:rFonts w:ascii="Times New Roman" w:hAnsi="Times New Roman" w:eastAsia="Times New Roman" w:cs="Times New Roman"/>
-        </w:rPr>
-        <w:t xml:space="preserve"> A </w:t>
-      </w:r>
-      <w:r>
-        <w:rPr>
-          <w:rFonts w:hint="eastAsia" w:ascii="Times New Roman" w:hAnsi="Times New Roman" w:eastAsia="FangSong" w:cs="Times New Roman"/>
-        </w:rPr>
-        <w:t xml:space="preserve">为</w:t>
-      </w:r>
-      <w:r>
-        <w:rPr>
-          <w:rFonts w:ascii="Times New Roman" w:hAnsi="Times New Roman" w:eastAsia="Times New Roman" w:cs="Times New Roman"/>
-        </w:rPr>
-        <w:t xml:space="preserve"> B、B </w:t>
-      </w:r>
-      <w:r>
-        <w:rPr>
-          <w:rFonts w:hint="eastAsia" w:ascii="Times New Roman" w:hAnsi="Times New Roman" w:eastAsia="FangSong" w:cs="Times New Roman"/>
-        </w:rPr>
-        <w:t xml:space="preserve">为</w:t>
-      </w:r>
-      <w:r>
-        <w:rPr>
-          <w:rFonts w:ascii="Times New Roman" w:hAnsi="Times New Roman" w:eastAsia="Times New Roman" w:cs="Times New Roman"/>
-        </w:rPr>
-        <w:t xml:space="preserve"> F、C </w:t>
-      </w:r>
-      <w:r>
-        <w:rPr>
-          <w:rFonts w:hint="eastAsia" w:ascii="Times New Roman" w:hAnsi="Times New Roman" w:eastAsia="FangSong" w:cs="Times New Roman"/>
-        </w:rPr>
-        <w:t xml:space="preserve">为</w:t>
-      </w:r>
-      <w:r>
-        <w:rPr>
-          <w:rFonts w:ascii="Times New Roman" w:hAnsi="Times New Roman" w:eastAsia="Times New Roman" w:cs="Times New Roman"/>
-        </w:rPr>
-        <w:t xml:space="preserve"> </w:t>
-      </w:r>
-      <w:r>
-        <w:rPr>
-          <w:rFonts w:hint="eastAsia" w:ascii="Times New Roman" w:hAnsi="Times New Roman" w:eastAsia="Times New Roman" w:cs="Times New Roman"/>
-        </w:rPr>
-        <w:t xml:space="preserve">Cl；④</w:t>
-      </w:r>
-      <w:r>
-        <w:rPr>
-          <w:rFonts w:ascii="Times New Roman" w:hAnsi="Times New Roman" w:eastAsia="Times New Roman" w:cs="Times New Roman"/>
-        </w:rPr>
-        <w:t xml:space="preserve"> </w:t>
-      </w:r>
-      <w:r>
-        <w:rPr>
-          <w:rFonts w:hint="eastAsia" w:ascii="Times New Roman" w:hAnsi="Times New Roman" w:eastAsia="FangSong" w:cs="Times New Roman"/>
-        </w:rPr>
-        <w:t xml:space="preserve">当</w:t>
-      </w:r>
-      <w:r>
-        <w:rPr>
-          <w:rFonts w:ascii="Times New Roman" w:hAnsi="Times New Roman" w:eastAsia="Times New Roman" w:cs="Times New Roman"/>
-        </w:rPr>
-        <w:t xml:space="preserve"> </w:t>
-      </w:r>
-      <m:oMath>
-        <m:oMathPr>
-          <m:ctrlPr>
-            <w:rPr>
-              <w:sz w:val="28"/>
-              <w:szCs w:val="28"/>
-            </w:rPr>
-          </m:ctrlPr>
-        </m:oMathPr>
-        <m:d>
-          <m:dPr>
-            <m:begChr m:val="{"/>
-            <m:sepChr m:val=""/>
-            <m:endChr m:val=""/>
-            <m:grow/>
-          </m:dPr>
-          <m:e>
-            <m:m>
-              <m:mPr>
-                <m:baseJc m:val="center"/>
-                <m:plcHide m:val="on"/>
-                <m:mcs>
-                  <m:mc>
-                    <m:mcPr>
-                      <m:mcJc m:val="left"/>
-                      <m:count m:val="1"/>
-                    </m:mcPr>
-                  </m:mc>
-                </m:mcs>
-              </m:mPr>
-              <m:mr>
-                <m:e>
-                  <m:r>
-                    <m:t>y</m:t>
-                  </m:r>
-                  <m:r>
-                    <m:rPr>
-                      <m:sty m:val="p"/>
-                    </m:rPr>
-                    <m:t>=</m:t>
-                  </m:r>
-                  <m:r>
-                    <m:t>1</m:t>
-                  </m:r>
-                </m:e>
-              </m:mr>
-              <m:mr>
-                <m:e>
-                  <m:r>
-                    <m:t>x</m:t>
-                  </m:r>
-                  <m:r>
-                    <m:rPr>
-                      <m:sty m:val="p"/>
-                    </m:rPr>
-                    <m:t>=</m:t>
-                  </m:r>
-                  <m:r>
-                    <m:t>8</m:t>
-                  </m:r>
-                </m:e>
-              </m:mr>
-            </m:m>
-          </m:e>
-        </m:d>
-      </m:oMath>
-      <w:r>
-        <w:rPr>
-          <w:rFonts w:ascii="Times New Roman" w:hAnsi="Times New Roman" w:eastAsia="Times New Roman" w:cs="Times New Roman"/>
-        </w:rPr>
-        <w:t xml:space="preserve"> </w:t>
-      </w:r>
-      <w:r>
-        <w:rPr>
-          <w:rFonts w:hint="eastAsia" w:ascii="Times New Roman" w:hAnsi="Times New Roman" w:eastAsia="FangSong" w:cs="Times New Roman"/>
-        </w:rPr>
-        <w:t>时</w:t>
-      </w:r>
-      <w:r>
-        <w:rPr>
-          <w:rFonts w:hint="eastAsia" w:ascii="Times New Roman" w:hAnsi="Times New Roman" w:eastAsia="Times New Roman" w:cs="Times New Roman"/>
-        </w:rPr>
-        <w:t>，</w:t>
-      </w:r>
-      <w:r>
-        <w:rPr>
-          <w:rFonts w:hint="eastAsia" w:ascii="Times New Roman" w:hAnsi="Times New Roman" w:eastAsia="FangSong" w:cs="Times New Roman"/>
-        </w:rPr>
-        <w:t>则</w:t>
-      </w:r>
-      <w:r>
-        <w:rPr>
-          <w:rFonts w:ascii="Times New Roman" w:hAnsi="Times New Roman" w:eastAsia="Times New Roman" w:cs="Times New Roman"/>
-        </w:rPr>
-        <w:t xml:space="preserve"> A </w:t>
-      </w:r>
-      <w:r>
-        <w:rPr>
-          <w:rFonts w:hint="eastAsia" w:ascii="Times New Roman" w:hAnsi="Times New Roman" w:eastAsia="FangSong" w:cs="Times New Roman"/>
-        </w:rPr>
-        <w:t xml:space="preserve">为</w:t>
-      </w:r>
-      <w:r>
-        <w:rPr>
-          <w:rFonts w:ascii="Times New Roman" w:hAnsi="Times New Roman" w:eastAsia="Times New Roman" w:cs="Times New Roman"/>
-        </w:rPr>
-        <w:t xml:space="preserve"> Li、B </w:t>
-      </w:r>
-      <w:r>
-        <w:rPr>
-          <w:rFonts w:hint="eastAsia" w:ascii="Times New Roman" w:hAnsi="Times New Roman" w:eastAsia="FangSong" w:cs="Times New Roman"/>
-        </w:rPr>
-        <w:t xml:space="preserve">为</w:t>
-      </w:r>
-      <w:r>
-        <w:rPr>
-          <w:rFonts w:ascii="Times New Roman" w:hAnsi="Times New Roman" w:eastAsia="Times New Roman" w:cs="Times New Roman"/>
-        </w:rPr>
-        <w:t xml:space="preserve"> Ne、C </w:t>
-      </w:r>
-      <w:r>
-        <w:rPr>
-          <w:rFonts w:hint="eastAsia" w:ascii="Times New Roman" w:hAnsi="Times New Roman" w:eastAsia="FangSong" w:cs="Times New Roman"/>
-        </w:rPr>
-        <w:t xml:space="preserve">为</w:t>
-      </w:r>
-      <w:r>
-        <w:rPr>
-          <w:rFonts w:ascii="Times New Roman" w:hAnsi="Times New Roman" w:eastAsia="Times New Roman" w:cs="Times New Roman"/>
-        </w:rPr>
-        <w:t xml:space="preserve"> Ar。</w:t>
-      </w:r>
-    </w:p>
-    <w:p>
-      <w:pPr>
-        <w:pStyle w:val="BodyText"/>
-      </w:pPr>
-      <w:r>
-        <w:rPr>
-          <w:rFonts w:hint="eastAsia" w:ascii="Times New Roman" w:hAnsi="Times New Roman" w:eastAsia="FangSong" w:cs="Times New Roman"/>
-        </w:rPr>
-        <w:t>因为组合中应有一种元素是金属元素</w:t>
-      </w:r>
-      <w:r>
-        <w:rPr>
-          <w:rFonts w:hint="eastAsia" w:ascii="Times New Roman" w:hAnsi="Times New Roman" w:eastAsia="Times New Roman" w:cs="Times New Roman"/>
-        </w:rPr>
-        <w:t>，</w:t>
-      </w:r>
-      <w:r>
-        <w:rPr>
-          <w:rFonts w:hint="eastAsia" w:ascii="Times New Roman" w:hAnsi="Times New Roman" w:eastAsia="FangSong" w:cs="Times New Roman"/>
-        </w:rPr>
-        <w:t>所以三种元素的名称是</w:t>
-      </w:r>
-      <w:r>
-        <w:rPr>
-          <w:rFonts w:ascii="Times New Roman" w:hAnsi="Times New Roman" w:eastAsia="Times New Roman" w:cs="Times New Roman"/>
-        </w:rPr>
-        <w:t xml:space="preserve"> A </w:t>
-      </w:r>
-      <w:r>
-        <w:rPr>
-          <w:rFonts w:hint="eastAsia" w:ascii="Times New Roman" w:hAnsi="Times New Roman" w:eastAsia="FangSong" w:cs="Times New Roman"/>
-        </w:rPr>
-        <w:t>为锂</w:t>
-      </w:r>
-      <w:r>
-        <w:rPr>
-          <w:rFonts w:hint="eastAsia" w:ascii="Times New Roman" w:hAnsi="Times New Roman" w:eastAsia="Times New Roman" w:cs="Times New Roman"/>
-        </w:rPr>
-        <w:t>，B</w:t>
-      </w:r>
-      <w:r>
-        <w:rPr>
-          <w:rFonts w:ascii="Times New Roman" w:hAnsi="Times New Roman" w:eastAsia="Times New Roman" w:cs="Times New Roman"/>
-        </w:rPr>
-        <w:t xml:space="preserve"> </w:t>
-      </w:r>
-      <w:r>
-        <w:rPr>
-          <w:rFonts w:hint="eastAsia" w:ascii="Times New Roman" w:hAnsi="Times New Roman" w:eastAsia="FangSong" w:cs="Times New Roman"/>
-        </w:rPr>
-        <w:t>为氖</w:t>
-      </w:r>
-      <w:r>
-        <w:rPr>
-          <w:rFonts w:hint="eastAsia" w:ascii="Times New Roman" w:hAnsi="Times New Roman" w:eastAsia="Times New Roman" w:cs="Times New Roman"/>
-        </w:rPr>
-        <w:t>，C</w:t>
-      </w:r>
-      <w:r>
-        <w:rPr>
-          <w:rFonts w:ascii="Times New Roman" w:hAnsi="Times New Roman" w:eastAsia="Times New Roman" w:cs="Times New Roman"/>
-        </w:rPr>
-        <w:t xml:space="preserve"> </w:t>
-      </w:r>
-      <w:r>
-        <w:rPr>
-          <w:rFonts w:hint="eastAsia" w:ascii="Times New Roman" w:hAnsi="Times New Roman" w:eastAsia="FangSong" w:cs="Times New Roman"/>
-        </w:rPr>
-        <w:t>为氩</w:t>
-      </w:r>
-      <w:r>
-        <w:rPr>
-          <w:rFonts w:hint="eastAsia" w:ascii="Times New Roman" w:hAnsi="Times New Roman" w:eastAsia="Times New Roman" w:cs="Times New Roman"/>
-        </w:rPr>
-        <w:t>。</w:t>
-      </w:r>
-    </w:p>
-    <w:p>
-      <w:pPr>
-        <w:pStyle w:val="BodyText"/>
-      </w:pPr>
-      <w:r>
-        <w:rPr>
-          <w:rFonts w:hint="eastAsia" w:ascii="Times New Roman" w:hAnsi="Times New Roman" w:eastAsia="FangSong" w:cs="Times New Roman"/>
-          <w:b/>
-          <w:bCs/>
-        </w:rPr>
-        <w:t xml:space="preserve">参考解答</w:t>
-      </w:r>
-    </w:p>
-    <w:p>
-      <w:pPr>
-        <w:pStyle w:val="BodyText"/>
-      </w:pPr>
-      <w:r>
-        <w:rPr>
-          <w:rFonts w:hint="eastAsia" w:ascii="Times New Roman" w:hAnsi="Times New Roman" w:eastAsia="FangSong" w:cs="Times New Roman"/>
-        </w:rPr>
-        <w:t xml:space="preserve">三种元素的名称是</w:t>
-      </w:r>
-      <w:r>
-        <w:rPr>
-          <w:rFonts w:ascii="Times New Roman" w:hAnsi="Times New Roman" w:eastAsia="Times New Roman" w:cs="Times New Roman"/>
-        </w:rPr>
-        <w:t xml:space="preserve"> A </w:t>
-      </w:r>
-      <w:r>
-        <w:rPr>
-          <w:rFonts w:hint="eastAsia" w:ascii="Times New Roman" w:hAnsi="Times New Roman" w:eastAsia="FangSong" w:cs="Times New Roman"/>
-        </w:rPr>
-        <w:t>为锂</w:t>
-      </w:r>
-      <w:r>
-        <w:rPr>
-          <w:rFonts w:hint="eastAsia" w:ascii="Times New Roman" w:hAnsi="Times New Roman" w:eastAsia="Times New Roman" w:cs="Times New Roman"/>
-        </w:rPr>
-        <w:t>，B</w:t>
-      </w:r>
-      <w:r>
-        <w:rPr>
-          <w:rFonts w:ascii="Times New Roman" w:hAnsi="Times New Roman" w:eastAsia="Times New Roman" w:cs="Times New Roman"/>
-        </w:rPr>
-        <w:t xml:space="preserve"> </w:t>
-      </w:r>
-      <w:r>
-        <w:rPr>
-          <w:rFonts w:hint="eastAsia" w:ascii="Times New Roman" w:hAnsi="Times New Roman" w:eastAsia="FangSong" w:cs="Times New Roman"/>
-        </w:rPr>
-        <w:t>为氖</w:t>
-      </w:r>
-      <w:r>
-        <w:rPr>
-          <w:rFonts w:hint="eastAsia" w:ascii="Times New Roman" w:hAnsi="Times New Roman" w:eastAsia="Times New Roman" w:cs="Times New Roman"/>
-        </w:rPr>
-        <w:t>，C</w:t>
-      </w:r>
-      <w:r>
-        <w:rPr>
-          <w:rFonts w:ascii="Times New Roman" w:hAnsi="Times New Roman" w:eastAsia="Times New Roman" w:cs="Times New Roman"/>
-        </w:rPr>
-        <w:t xml:space="preserve"> </w:t>
-      </w:r>
-      <w:r>
-        <w:rPr>
-          <w:rFonts w:hint="eastAsia" w:ascii="Times New Roman" w:hAnsi="Times New Roman" w:eastAsia="FangSong" w:cs="Times New Roman"/>
-        </w:rPr>
-        <w:t>为氩</w:t>
-      </w:r>
-      <w:r>
-        <w:rPr>
-          <w:rFonts w:hint="eastAsia" w:ascii="Times New Roman" w:hAnsi="Times New Roman" w:eastAsia="Times New Roman" w:cs="Times New Roman"/>
-        </w:rPr>
-        <w:t>。</w:t>
+        <w:t>即闭式</w:t>
+      </w:r>
+      <w:r>
+        <w:rPr>
+          <w:rFonts w:ascii="Times New Roman" w:hAnsi="Times New Roman" w:eastAsia="Times New Roman" w:cs="Times New Roman"/>
+        </w:rPr>
+        <w:t xml:space="preserve"> [B</w:t>
+      </w:r>
+      <w:r>
+        <w:rPr>
+          <w:rFonts w:ascii="Times New Roman" w:hAnsi="Times New Roman" w:eastAsia="Times New Roman" w:cs="Times New Roman"/>
+          <w:vertAlign w:val="subscript"/>
+        </w:rPr>
+        <w:t>12</w:t>
+      </w:r>
+      <w:r>
+        <w:rPr>
+          <w:rFonts w:ascii="Times New Roman" w:hAnsi="Times New Roman" w:eastAsia="Times New Roman" w:cs="Times New Roman"/>
+        </w:rPr>
+        <w:t>H</w:t>
+      </w:r>
+      <w:r>
+        <w:rPr>
+          <w:rFonts w:ascii="Times New Roman" w:hAnsi="Times New Roman" w:eastAsia="Times New Roman" w:cs="Times New Roman"/>
+          <w:vertAlign w:val="subscript"/>
+        </w:rPr>
+        <w:t>12</w:t>
+      </w:r>
+      <w:r>
+        <w:rPr>
+          <w:rFonts w:ascii="Times New Roman" w:hAnsi="Times New Roman" w:eastAsia="Times New Roman" w:cs="Times New Roman"/>
+        </w:rPr>
+        <w:t>]</w:t>
+      </w:r>
+      <w:r>
+        <w:rPr>
+          <w:rFonts w:ascii="Times New Roman" w:hAnsi="Times New Roman" w:eastAsia="Times New Roman" w:cs="Times New Roman"/>
+          <w:vertAlign w:val="superscript"/>
+        </w:rPr>
+        <w:t>2-</w:t>
+      </w:r>
+      <w:r>
+        <w:rPr>
+          <w:rFonts w:ascii="Times New Roman" w:hAnsi="Times New Roman" w:eastAsia="Times New Roman" w:cs="Times New Roman"/>
+        </w:rPr>
+        <w:t xml:space="preserve"> </w:t>
+      </w:r>
+      <w:r>
+        <w:rPr>
+          <w:rFonts w:hint="eastAsia" w:ascii="Times New Roman" w:hAnsi="Times New Roman" w:eastAsia="FangSong" w:cs="Times New Roman"/>
+        </w:rPr>
+        <w:t>二十面体阴离子</w:t>
+      </w:r>
+      <w:r>
+        <w:rPr>
+          <w:rFonts w:hint="eastAsia" w:ascii="Times New Roman" w:hAnsi="Times New Roman" w:eastAsia="Times New Roman" w:cs="Times New Roman"/>
+        </w:rPr>
+        <w:t>）</w:t>
       </w:r>
     </w:p>
     <w:p>
@@ -14426,7 +13983,7 @@
         <w:rPr>
           <w:rFonts w:hint="eastAsia" w:ascii="Times New Roman" w:hAnsi="Times New Roman" w:eastAsia="Times New Roman" w:cs="Times New Roman"/>
         </w:rPr>
-        <w:t>III</w:t>
+        <w:t>XI</w:t>
       </w:r>
     </w:p>
     <w:p>
@@ -14439,7 +13996,7 @@
           <w:b/>
           <w:bCs/>
         </w:rPr>
-        <w:t xml:space="preserve">同母题变体</w:t>
+        <w:t xml:space="preserve">小问同源</w:t>
       </w:r>
       <w:r>
         <w:rPr>
@@ -14451,109 +14008,85 @@
         <w:rPr>
           <w:rFonts w:hint="eastAsia" w:ascii="Times New Roman" w:hAnsi="Times New Roman" w:eastAsia="FangSong" w:cs="Times New Roman"/>
         </w:rPr>
-        <w:t>本讲实战演练</w:t>
-      </w:r>
-      <w:r>
-        <w:rPr>
-          <w:rFonts w:ascii="Times New Roman" w:hAnsi="Times New Roman" w:eastAsia="Times New Roman" w:cs="Times New Roman"/>
-        </w:rPr>
-        <w:t xml:space="preserve"> </w:t>
-      </w:r>
-      <w:r>
-        <w:rPr>
-          <w:rFonts w:hint="eastAsia" w:ascii="Times New Roman" w:hAnsi="Times New Roman" w:eastAsia="Times New Roman" w:cs="Times New Roman"/>
-        </w:rPr>
-        <w:t xml:space="preserve">1（1996</w:t>
-      </w:r>
-      <w:r>
-        <w:rPr>
-          <w:rFonts w:ascii="Times New Roman" w:hAnsi="Times New Roman" w:eastAsia="Times New Roman" w:cs="Times New Roman"/>
-        </w:rPr>
-        <w:t xml:space="preserve"> </w:t>
-      </w:r>
-      <w:r>
-        <w:rPr>
-          <w:rFonts w:hint="eastAsia" w:ascii="Times New Roman" w:hAnsi="Times New Roman" w:eastAsia="FangSong" w:cs="Times New Roman"/>
-        </w:rPr>
-        <w:t>陕西</w:t>
-      </w:r>
-      <w:r>
-        <w:rPr>
-          <w:rFonts w:hint="eastAsia" w:ascii="Times New Roman" w:hAnsi="Times New Roman" w:eastAsia="Times New Roman" w:cs="Times New Roman"/>
-        </w:rPr>
-        <w:t>，1:2:1</w:t>
-      </w:r>
-      <w:r>
-        <w:rPr>
-          <w:rFonts w:ascii="Times New Roman" w:hAnsi="Times New Roman" w:eastAsia="Times New Roman" w:cs="Times New Roman"/>
-        </w:rPr>
-        <w:t xml:space="preserve"> </w:t>
-      </w:r>
-      <w:r>
-        <w:rPr>
-          <w:rFonts w:hint="eastAsia" w:ascii="Times New Roman" w:hAnsi="Times New Roman" w:eastAsia="FangSong" w:cs="Times New Roman"/>
-        </w:rPr>
-        <w:t>版</w:t>
-      </w:r>
-      <w:r>
-        <w:rPr>
-          <w:rFonts w:hint="eastAsia" w:ascii="Times New Roman" w:hAnsi="Times New Roman" w:eastAsia="Times New Roman" w:cs="Times New Roman"/>
-        </w:rPr>
-        <w:t>，</w:t>
-      </w:r>
-      <w:r>
-        <w:rPr>
-          <w:rFonts w:hint="eastAsia" w:ascii="Times New Roman" w:hAnsi="Times New Roman" w:eastAsia="FangSong" w:cs="Times New Roman"/>
-        </w:rPr>
-        <w:t>互见</w:t>
-      </w:r>
-      <w:r>
-        <w:rPr>
-          <w:rFonts w:ascii="Times New Roman" w:hAnsi="Times New Roman" w:eastAsia="Times New Roman" w:cs="Times New Roman"/>
-        </w:rPr>
-        <w:t xml:space="preserve"> </w:t>
-      </w:r>
-      <w:r>
-        <w:rPr>
-          <w:rFonts w:hint="eastAsia" w:ascii="Times New Roman" w:hAnsi="Times New Roman" w:eastAsia="FangSong" w:cs="Times New Roman"/>
-        </w:rPr>
         <w:t>题</w:t>
       </w:r>
       <w:r>
         <w:rPr>
           <w:rFonts w:hint="eastAsia" w:ascii="Times New Roman" w:hAnsi="Times New Roman" w:eastAsia="Times New Roman" w:cs="Times New Roman"/>
         </w:rPr>
-        <w:t>-103-</w:t>
-      </w:r>
-      <w:r>
-        <w:rPr>
-          <w:rFonts w:hint="eastAsia" w:ascii="Times New Roman" w:hAnsi="Times New Roman" w:eastAsia="FangSong" w:cs="Times New Roman"/>
-        </w:rPr>
-        <w:t>一分册</w:t>
-      </w:r>
-      <w:r>
-        <w:rPr>
-          <w:rFonts w:hint="eastAsia" w:ascii="Times New Roman" w:hAnsi="Times New Roman" w:eastAsia="Times New Roman" w:cs="Times New Roman"/>
-        </w:rPr>
-        <w:t>-L5</w:t>
-      </w:r>
-      <w:r>
-        <w:rPr>
-          <w:rFonts w:hint="eastAsia" w:ascii="Times New Roman" w:hAnsi="Times New Roman" w:eastAsia="FangSong" w:cs="Times New Roman"/>
-        </w:rPr>
-        <w:t>实</w:t>
-      </w:r>
-      <w:r>
-        <w:rPr>
-          <w:rFonts w:hint="eastAsia" w:ascii="Times New Roman" w:hAnsi="Times New Roman" w:eastAsia="Times New Roman" w:cs="Times New Roman"/>
-        </w:rPr>
-        <w:t>1-</w:t>
-      </w:r>
-      <w:r>
-        <w:rPr>
-          <w:rFonts w:hint="eastAsia" w:ascii="Times New Roman" w:hAnsi="Times New Roman" w:eastAsia="FangSong" w:cs="Times New Roman"/>
-        </w:rPr>
-        <w:t>双原子分子式量变体</w:t>
+        <w:t>-044-</w:t>
+      </w:r>
+      <w:r>
+        <w:rPr>
+          <w:rFonts w:hint="eastAsia" w:ascii="Times New Roman" w:hAnsi="Times New Roman" w:eastAsia="FangSong" w:cs="Times New Roman"/>
+        </w:rPr>
+        <w:t>上海中学</w:t>
+      </w:r>
+      <w:r>
+        <w:rPr>
+          <w:rFonts w:hint="eastAsia" w:ascii="Times New Roman" w:hAnsi="Times New Roman" w:eastAsia="Times New Roman" w:cs="Times New Roman"/>
+        </w:rPr>
+        <w:t>-</w:t>
+      </w:r>
+      <w:r>
+        <w:rPr>
+          <w:rFonts w:hint="eastAsia" w:ascii="Times New Roman" w:hAnsi="Times New Roman" w:eastAsia="FangSong" w:cs="Times New Roman"/>
+        </w:rPr>
+        <w:t>元素周期表与元素周期律</w:t>
+      </w:r>
+      <w:r>
+        <w:rPr>
+          <w:rFonts w:hint="eastAsia" w:ascii="Times New Roman" w:hAnsi="Times New Roman" w:eastAsia="Times New Roman" w:cs="Times New Roman"/>
+        </w:rPr>
+        <w:t>-</w:t>
+      </w:r>
+      <w:r>
+        <w:rPr>
+          <w:rFonts w:hint="eastAsia" w:ascii="Times New Roman" w:hAnsi="Times New Roman" w:eastAsia="FangSong" w:cs="Times New Roman"/>
+        </w:rPr>
+        <w:t>习题</w:t>
+      </w:r>
+      <w:r>
+        <w:rPr>
+          <w:rFonts w:hint="eastAsia" w:ascii="Times New Roman" w:hAnsi="Times New Roman" w:eastAsia="Times New Roman" w:cs="Times New Roman"/>
+        </w:rPr>
+        <w:t>1（</w:t>
+      </w:r>
+      <w:r>
+        <w:rPr>
+          <w:rFonts w:hint="eastAsia" w:ascii="Times New Roman" w:hAnsi="Times New Roman" w:eastAsia="FangSong" w:cs="Times New Roman"/>
+        </w:rPr>
+        <w:t>同考第</w:t>
+      </w:r>
+      <w:r>
+        <w:rPr>
+          <w:rFonts w:ascii="Times New Roman" w:hAnsi="Times New Roman" w:eastAsia="Times New Roman" w:cs="Times New Roman"/>
+        </w:rPr>
+        <w:t xml:space="preserve"> 8 </w:t>
+      </w:r>
+      <w:r>
+        <w:rPr>
+          <w:rFonts w:hint="eastAsia" w:ascii="Times New Roman" w:hAnsi="Times New Roman" w:eastAsia="FangSong" w:cs="Times New Roman"/>
+        </w:rPr>
+        <w:t>周期</w:t>
+      </w:r>
+      <w:r>
+        <w:rPr>
+          <w:rFonts w:hint="eastAsia" w:ascii="Times New Roman" w:hAnsi="Times New Roman" w:eastAsia="Times New Roman" w:cs="Times New Roman"/>
+        </w:rPr>
+        <w:t>/166</w:t>
+      </w:r>
+      <w:r>
+        <w:rPr>
+          <w:rFonts w:ascii="Times New Roman" w:hAnsi="Times New Roman" w:eastAsia="Times New Roman" w:cs="Times New Roman"/>
+        </w:rPr>
+        <w:t xml:space="preserve"> </w:t>
+      </w:r>
+      <w:r>
+        <w:rPr>
+          <w:rFonts w:hint="eastAsia" w:ascii="Times New Roman" w:hAnsi="Times New Roman" w:eastAsia="FangSong" w:cs="Times New Roman"/>
+        </w:rPr>
+        <w:t>号元素位置外推</w:t>
       </w:r>
       <w:r>
         <w:rPr>
@@ -14593,9 +14126,15 @@
       </w:pPr>
       <w:r>
         <w:rPr>
-          <w:rFonts w:hint="eastAsia" w:ascii="Times New Roman" w:hAnsi="Times New Roman" w:eastAsia="FangSong" w:cs="Times New Roman"/>
-        </w:rPr>
-        <w:t>某元素构成的双原子单质分子有三种</w:t>
+          <w:rFonts w:ascii="Times New Roman" w:hAnsi="Times New Roman" w:eastAsia="Times New Roman" w:cs="Times New Roman"/>
+        </w:rPr>
+        <w:t xml:space="preserve">1999 </w:t>
+      </w:r>
+      <w:r>
+        <w:rPr>
+          <w:rFonts w:hint="eastAsia" w:ascii="Times New Roman" w:hAnsi="Times New Roman" w:eastAsia="FangSong" w:cs="Times New Roman"/>
+        </w:rPr>
+        <w:t>年是人造元素丰收年</w:t>
       </w:r>
       <w:r>
         <w:rPr>
@@ -14607,13 +14146,13 @@
         <w:rPr>
           <w:rFonts w:hint="eastAsia" w:ascii="Times New Roman" w:hAnsi="Times New Roman" w:eastAsia="FangSong" w:cs="Times New Roman"/>
         </w:rPr>
-        <w:t>其式量分别是</w:t>
-      </w:r>
-      <w:r>
-        <w:rPr>
-          <w:rFonts w:ascii="Times New Roman" w:hAnsi="Times New Roman" w:eastAsia="Times New Roman" w:cs="Times New Roman"/>
-        </w:rPr>
-        <w:t xml:space="preserve"> 158、160 </w:t>
+        <w:t>一年间得到第</w:t>
+      </w:r>
+      <w:r>
+        <w:rPr>
+          <w:rFonts w:ascii="Times New Roman" w:hAnsi="Times New Roman" w:eastAsia="Times New Roman" w:cs="Times New Roman"/>
+        </w:rPr>
+        <w:t xml:space="preserve"> 114、116 </w:t>
       </w:r>
       <w:r>
         <w:rPr>
@@ -14625,19 +14164,67 @@
         <w:rPr>
           <w:rFonts w:ascii="Times New Roman" w:hAnsi="Times New Roman" w:eastAsia="Times New Roman" w:cs="Times New Roman"/>
         </w:rPr>
-        <w:t xml:space="preserve"> </w:t>
-      </w:r>
-      <w:r>
-        <w:rPr>
-          <w:rFonts w:hint="eastAsia" w:ascii="Times New Roman" w:hAnsi="Times New Roman" w:eastAsia="Times New Roman" w:cs="Times New Roman"/>
-        </w:rPr>
-        <w:t>162。</w:t>
-      </w:r>
-      <w:r>
-        <w:rPr>
-          <w:rFonts w:hint="eastAsia" w:ascii="Times New Roman" w:hAnsi="Times New Roman" w:eastAsia="FangSong" w:cs="Times New Roman"/>
-        </w:rPr>
-        <w:t>在天然单质中</w:t>
+        <w:t xml:space="preserve"> 118 </w:t>
+      </w:r>
+      <w:r>
+        <w:rPr>
+          <w:rFonts w:hint="eastAsia" w:ascii="Times New Roman" w:hAnsi="Times New Roman" w:eastAsia="FangSong" w:cs="Times New Roman"/>
+        </w:rPr>
+        <w:t>号三种新元素</w:t>
+      </w:r>
+      <w:r>
+        <w:rPr>
+          <w:rFonts w:hint="eastAsia" w:ascii="Times New Roman" w:hAnsi="Times New Roman" w:eastAsia="Times New Roman" w:cs="Times New Roman"/>
+        </w:rPr>
+        <w:t>。</w:t>
+      </w:r>
+      <w:r>
+        <w:rPr>
+          <w:rFonts w:hint="eastAsia" w:ascii="Times New Roman" w:hAnsi="Times New Roman" w:eastAsia="FangSong" w:cs="Times New Roman"/>
+        </w:rPr>
+        <w:t>按已知的原子结构规律</w:t>
+      </w:r>
+      <w:r>
+        <w:rPr>
+          <w:rFonts w:hint="eastAsia" w:ascii="Times New Roman" w:hAnsi="Times New Roman" w:eastAsia="Times New Roman" w:cs="Times New Roman"/>
+        </w:rPr>
+        <w:t>，118</w:t>
+      </w:r>
+      <w:r>
+        <w:rPr>
+          <w:rFonts w:ascii="Times New Roman" w:hAnsi="Times New Roman" w:eastAsia="Times New Roman" w:cs="Times New Roman"/>
+        </w:rPr>
+        <w:t xml:space="preserve"> </w:t>
+      </w:r>
+      <w:r>
+        <w:rPr>
+          <w:rFonts w:hint="eastAsia" w:ascii="Times New Roman" w:hAnsi="Times New Roman" w:eastAsia="FangSong" w:cs="Times New Roman"/>
+        </w:rPr>
+        <w:t>号元素应是第</w:t>
+      </w:r>
+      <w:r>
+        <w:rPr>
+          <w:rFonts w:hint="eastAsia" w:ascii="Times New Roman" w:hAnsi="Times New Roman" w:eastAsia="Times New Roman" w:cs="Times New Roman"/>
+        </w:rPr>
+        <w:t>____</w:t>
+      </w:r>
+      <w:r>
+        <w:rPr>
+          <w:rFonts w:hint="eastAsia" w:ascii="Times New Roman" w:hAnsi="Times New Roman" w:eastAsia="FangSong" w:cs="Times New Roman"/>
+        </w:rPr>
+        <w:t>周期第</w:t>
+      </w:r>
+      <w:r>
+        <w:rPr>
+          <w:rFonts w:hint="eastAsia" w:ascii="Times New Roman" w:hAnsi="Times New Roman" w:eastAsia="Times New Roman" w:cs="Times New Roman"/>
+        </w:rPr>
+        <w:t>____</w:t>
+      </w:r>
+      <w:r>
+        <w:rPr>
+          <w:rFonts w:hint="eastAsia" w:ascii="Times New Roman" w:hAnsi="Times New Roman" w:eastAsia="FangSong" w:cs="Times New Roman"/>
+        </w:rPr>
+        <w:t>族元素</w:t>
       </w:r>
       <w:r>
         <w:rPr>
@@ -14649,156 +14236,133 @@
         <w:rPr>
           <w:rFonts w:hint="eastAsia" w:ascii="Times New Roman" w:hAnsi="Times New Roman" w:eastAsia="FangSong" w:cs="Times New Roman"/>
         </w:rPr>
-        <w:t>此三种单质的物质的量之比为</w:t>
-      </w:r>
-      <w:r>
-        <w:rPr>
-          <w:rFonts w:ascii="Times New Roman" w:hAnsi="Times New Roman" w:eastAsia="Times New Roman" w:cs="Times New Roman"/>
-        </w:rPr>
-        <w:t xml:space="preserve"> </w:t>
-      </w:r>
-      <w:r>
-        <w:rPr>
-          <w:rFonts w:hint="eastAsia" w:ascii="Times New Roman" w:hAnsi="Times New Roman" w:eastAsia="Times New Roman" w:cs="Times New Roman"/>
-        </w:rPr>
-        <w:t>1:1:1。</w:t>
-      </w:r>
-      <w:r>
-        <w:rPr>
-          <w:rFonts w:hint="eastAsia" w:ascii="Times New Roman" w:hAnsi="Times New Roman" w:eastAsia="FangSong" w:cs="Times New Roman"/>
-        </w:rPr>
-        <w:t>由此推断以下结论正确的是</w:t>
-      </w:r>
-      <w:r>
-        <w:rPr>
-          <w:rFonts w:hint="eastAsia" w:ascii="Times New Roman" w:hAnsi="Times New Roman" w:eastAsia="Times New Roman" w:cs="Times New Roman"/>
-        </w:rPr>
-        <w:t>(</w:t>
-      </w:r>
-      <w:r>
-        <w:rPr>
-          <w:rFonts w:ascii="Times New Roman" w:hAnsi="Times New Roman" w:eastAsia="Times New Roman" w:cs="Times New Roman"/>
-        </w:rPr>
-        <w:t xml:space="preserve">　)。</w:t>
-      </w:r>
-      <w:r>
-        <w:rPr>
-          <w:rFonts w:ascii="Times New Roman" w:hAnsi="Times New Roman" w:eastAsia="Times New Roman" w:cs="Times New Roman"/>
-        </w:rPr>
-        <w:t xml:space="preserve"> </w:t>
-      </w:r>
-      <w:r>
-        <w:rPr>
-          <w:rFonts w:ascii="Times New Roman" w:hAnsi="Times New Roman" w:eastAsia="Times New Roman" w:cs="Times New Roman"/>
-        </w:rPr>
-        <w:t xml:space="preserve">A. </w:t>
-      </w:r>
-      <w:r>
-        <w:rPr>
-          <w:rFonts w:hint="eastAsia" w:ascii="Times New Roman" w:hAnsi="Times New Roman" w:eastAsia="FangSong" w:cs="Times New Roman"/>
-        </w:rPr>
-        <w:t xml:space="preserve">此元素有三种同位素</w:t>
-      </w:r>
-      <w:r>
-        <w:rPr>
-          <w:rFonts w:ascii="Times New Roman" w:hAnsi="Times New Roman" w:eastAsia="Times New Roman" w:cs="Times New Roman"/>
-        </w:rPr>
-        <w:t xml:space="preserve"> </w:t>
-      </w:r>
-      <w:r>
-        <w:rPr>
-          <w:rFonts w:ascii="Times New Roman" w:hAnsi="Times New Roman" w:eastAsia="Times New Roman" w:cs="Times New Roman"/>
-        </w:rPr>
-        <w:t xml:space="preserve">B. </w:t>
-      </w:r>
-      <w:r>
-        <w:rPr>
-          <w:rFonts w:hint="eastAsia" w:ascii="Times New Roman" w:hAnsi="Times New Roman" w:eastAsia="FangSong" w:cs="Times New Roman"/>
-        </w:rPr>
-        <w:t xml:space="preserve">其中一种同位素质量数为</w:t>
-      </w:r>
-      <w:r>
-        <w:rPr>
-          <w:rFonts w:ascii="Times New Roman" w:hAnsi="Times New Roman" w:eastAsia="Times New Roman" w:cs="Times New Roman"/>
-        </w:rPr>
-        <w:t xml:space="preserve"> 80</w:t>
-      </w:r>
-      <w:r>
-        <w:rPr>
-          <w:rFonts w:ascii="Times New Roman" w:hAnsi="Times New Roman" w:eastAsia="Times New Roman" w:cs="Times New Roman"/>
-        </w:rPr>
-        <w:t xml:space="preserve"> </w:t>
-      </w:r>
-      <w:r>
-        <w:rPr>
-          <w:rFonts w:ascii="Times New Roman" w:hAnsi="Times New Roman" w:eastAsia="Times New Roman" w:cs="Times New Roman"/>
-        </w:rPr>
-        <w:t xml:space="preserve">C. </w:t>
-      </w:r>
-      <w:r>
-        <w:rPr>
-          <w:rFonts w:hint="eastAsia" w:ascii="Times New Roman" w:hAnsi="Times New Roman" w:eastAsia="FangSong" w:cs="Times New Roman"/>
-        </w:rPr>
-        <w:t xml:space="preserve">其中质量数为</w:t>
-      </w:r>
-      <w:r>
-        <w:rPr>
-          <w:rFonts w:ascii="Times New Roman" w:hAnsi="Times New Roman" w:eastAsia="Times New Roman" w:cs="Times New Roman"/>
-        </w:rPr>
-        <w:t xml:space="preserve"> 79 </w:t>
-      </w:r>
-      <w:r>
-        <w:rPr>
-          <w:rFonts w:hint="eastAsia" w:ascii="Times New Roman" w:hAnsi="Times New Roman" w:eastAsia="FangSong" w:cs="Times New Roman"/>
-        </w:rPr>
-        <w:t xml:space="preserve">的同位素原子占总数的</w:t>
-      </w:r>
-      <w:r>
-        <w:rPr>
-          <w:rFonts w:ascii="Times New Roman" w:hAnsi="Times New Roman" w:eastAsia="Times New Roman" w:cs="Times New Roman"/>
-        </w:rPr>
-        <w:t xml:space="preserve"> </w:t>
-      </w:r>
-      <m:oMath>
-        <m:f>
-          <m:fPr>
-            <m:type m:val="bar"/>
-          </m:fPr>
-          <m:num>
-            <m:r>
-              <m:t>1</m:t>
-            </m:r>
-          </m:num>
-          <m:den>
-            <m:r>
-              <m:t>2</m:t>
-            </m:r>
-          </m:den>
-        </m:f>
-      </m:oMath>
-      <w:r>
-        <w:rPr>
-          <w:rFonts w:ascii="Times New Roman" w:hAnsi="Times New Roman" w:eastAsia="Times New Roman" w:cs="Times New Roman"/>
-        </w:rPr>
-        <w:t xml:space="preserve"> </w:t>
-      </w:r>
-      <w:r>
-        <w:rPr>
-          <w:rFonts w:ascii="Times New Roman" w:hAnsi="Times New Roman" w:eastAsia="Times New Roman" w:cs="Times New Roman"/>
-        </w:rPr>
-        <w:t xml:space="preserve">D. </w:t>
-      </w:r>
-      <w:r>
-        <w:rPr>
-          <w:rFonts w:hint="eastAsia" w:ascii="Times New Roman" w:hAnsi="Times New Roman" w:eastAsia="FangSong" w:cs="Times New Roman"/>
-        </w:rPr>
-        <w:t xml:space="preserve">此元素的单质的平均式量为</w:t>
-      </w:r>
-      <w:r>
-        <w:rPr>
-          <w:rFonts w:ascii="Times New Roman" w:hAnsi="Times New Roman" w:eastAsia="Times New Roman" w:cs="Times New Roman"/>
-        </w:rPr>
-        <w:t xml:space="preserve"> 160</w:t>
+        <w:t>它的单质在常温常压下最可能呈现的状态是</w:t>
+      </w:r>
+      <w:r>
+        <w:rPr>
+          <w:rFonts w:hint="eastAsia" w:ascii="Times New Roman" w:hAnsi="Times New Roman" w:eastAsia="Times New Roman" w:cs="Times New Roman"/>
+        </w:rPr>
+        <w:t>____（</w:t>
+      </w:r>
+      <w:r>
+        <w:rPr>
+          <w:rFonts w:hint="eastAsia" w:ascii="Times New Roman" w:hAnsi="Times New Roman" w:eastAsia="FangSong" w:cs="Times New Roman"/>
+        </w:rPr>
+        <w:t>气</w:t>
+      </w:r>
+      <w:r>
+        <w:rPr>
+          <w:rFonts w:hint="eastAsia" w:ascii="Times New Roman" w:hAnsi="Times New Roman" w:eastAsia="Times New Roman" w:cs="Times New Roman"/>
+        </w:rPr>
+        <w:t>、</w:t>
+      </w:r>
+      <w:r>
+        <w:rPr>
+          <w:rFonts w:hint="eastAsia" w:ascii="Times New Roman" w:hAnsi="Times New Roman" w:eastAsia="FangSong" w:cs="Times New Roman"/>
+        </w:rPr>
+        <w:t>液</w:t>
+      </w:r>
+      <w:r>
+        <w:rPr>
+          <w:rFonts w:hint="eastAsia" w:ascii="Times New Roman" w:hAnsi="Times New Roman" w:eastAsia="Times New Roman" w:cs="Times New Roman"/>
+        </w:rPr>
+        <w:t>、</w:t>
+      </w:r>
+      <w:r>
+        <w:rPr>
+          <w:rFonts w:hint="eastAsia" w:ascii="Times New Roman" w:hAnsi="Times New Roman" w:eastAsia="FangSong" w:cs="Times New Roman"/>
+        </w:rPr>
+        <w:t>固选一填入</w:t>
+      </w:r>
+      <w:r>
+        <w:rPr>
+          <w:rFonts w:hint="eastAsia" w:ascii="Times New Roman" w:hAnsi="Times New Roman" w:eastAsia="Times New Roman" w:cs="Times New Roman"/>
+        </w:rPr>
+        <w:t>）</w:t>
+      </w:r>
+      <w:r>
+        <w:rPr>
+          <w:rFonts w:hint="eastAsia" w:ascii="Times New Roman" w:hAnsi="Times New Roman" w:eastAsia="FangSong" w:cs="Times New Roman"/>
+        </w:rPr>
+        <w:t>态</w:t>
+      </w:r>
+      <w:r>
+        <w:rPr>
+          <w:rFonts w:hint="eastAsia" w:ascii="Times New Roman" w:hAnsi="Times New Roman" w:eastAsia="Times New Roman" w:cs="Times New Roman"/>
+        </w:rPr>
+        <w:t>。</w:t>
+      </w:r>
+      <w:r>
+        <w:rPr>
+          <w:rFonts w:hint="eastAsia" w:ascii="Times New Roman" w:hAnsi="Times New Roman" w:eastAsia="FangSong" w:cs="Times New Roman"/>
+        </w:rPr>
+        <w:t>近日传闻俄国合成了第</w:t>
+      </w:r>
+      <w:r>
+        <w:rPr>
+          <w:rFonts w:ascii="Times New Roman" w:hAnsi="Times New Roman" w:eastAsia="Times New Roman" w:cs="Times New Roman"/>
+        </w:rPr>
+        <w:t xml:space="preserve"> 166 </w:t>
+      </w:r>
+      <w:r>
+        <w:rPr>
+          <w:rFonts w:hint="eastAsia" w:ascii="Times New Roman" w:hAnsi="Times New Roman" w:eastAsia="FangSong" w:cs="Times New Roman"/>
+        </w:rPr>
+        <w:t>号元素</w:t>
+      </w:r>
+      <w:r>
+        <w:rPr>
+          <w:rFonts w:hint="eastAsia" w:ascii="Times New Roman" w:hAnsi="Times New Roman" w:eastAsia="Times New Roman" w:cs="Times New Roman"/>
+        </w:rPr>
+        <w:t>，</w:t>
+      </w:r>
+      <w:r>
+        <w:rPr>
+          <w:rFonts w:hint="eastAsia" w:ascii="Times New Roman" w:hAnsi="Times New Roman" w:eastAsia="FangSong" w:cs="Times New Roman"/>
+        </w:rPr>
+        <w:t>若已知原子结构规律不变</w:t>
+      </w:r>
+      <w:r>
+        <w:rPr>
+          <w:rFonts w:hint="eastAsia" w:ascii="Times New Roman" w:hAnsi="Times New Roman" w:eastAsia="Times New Roman" w:cs="Times New Roman"/>
+        </w:rPr>
+        <w:t>，</w:t>
+      </w:r>
+      <w:r>
+        <w:rPr>
+          <w:rFonts w:hint="eastAsia" w:ascii="Times New Roman" w:hAnsi="Times New Roman" w:eastAsia="FangSong" w:cs="Times New Roman"/>
+        </w:rPr>
+        <w:t>该元素应是第</w:t>
+      </w:r>
+      <w:r>
+        <w:rPr>
+          <w:rFonts w:hint="eastAsia" w:ascii="Times New Roman" w:hAnsi="Times New Roman" w:eastAsia="Times New Roman" w:cs="Times New Roman"/>
+        </w:rPr>
+        <w:t>____</w:t>
+      </w:r>
+      <w:r>
+        <w:rPr>
+          <w:rFonts w:hint="eastAsia" w:ascii="Times New Roman" w:hAnsi="Times New Roman" w:eastAsia="FangSong" w:cs="Times New Roman"/>
+        </w:rPr>
+        <w:t>周期第</w:t>
+      </w:r>
+      <w:r>
+        <w:rPr>
+          <w:rFonts w:hint="eastAsia" w:ascii="Times New Roman" w:hAnsi="Times New Roman" w:eastAsia="Times New Roman" w:cs="Times New Roman"/>
+        </w:rPr>
+        <w:t>____</w:t>
+      </w:r>
+      <w:r>
+        <w:rPr>
+          <w:rFonts w:hint="eastAsia" w:ascii="Times New Roman" w:hAnsi="Times New Roman" w:eastAsia="FangSong" w:cs="Times New Roman"/>
+        </w:rPr>
+        <w:t>族元素</w:t>
+      </w:r>
+      <w:r>
+        <w:rPr>
+          <w:rFonts w:hint="eastAsia" w:ascii="Times New Roman" w:hAnsi="Times New Roman" w:eastAsia="Times New Roman" w:cs="Times New Roman"/>
+        </w:rPr>
+        <w:t>。</w:t>
       </w:r>
     </w:p>
     <w:p>
@@ -14886,7 +14450,7 @@
               <w:rPr>
                 <w:rFonts w:hint="eastAsia" w:ascii="Times New Roman" w:hAnsi="Times New Roman" w:eastAsia="FangSong" w:cs="Times New Roman"/>
               </w:rPr>
-              <w:t xml:space="preserve">原子结构</w:t>
+              <w:t xml:space="preserve">元素周期律</w:t>
             </w:r>
           </w:p>
         </w:tc>
@@ -14901,7 +14465,7 @@
               <w:rPr>
                 <w:rFonts w:hint="eastAsia" w:ascii="Times New Roman" w:hAnsi="Times New Roman" w:eastAsia="FangSong" w:cs="Times New Roman"/>
               </w:rPr>
-              <w:t xml:space="preserve">同位素种类与双原子分子式量组合</w:t>
+              <w:t xml:space="preserve">周期元素种数规律与位置外推</w:t>
             </w:r>
           </w:p>
         </w:tc>
@@ -14918,7 +14482,7 @@
               <w:rPr>
                 <w:rFonts w:hint="eastAsia" w:ascii="Times New Roman" w:hAnsi="Times New Roman" w:eastAsia="FangSong" w:cs="Times New Roman"/>
               </w:rPr>
-              <w:t xml:space="preserve">化学计量</w:t>
+              <w:t xml:space="preserve">元素周期表分区</w:t>
             </w:r>
           </w:p>
         </w:tc>
@@ -14931,9 +14495,70 @@
             </w:pPr>
             <w:r>
               <w:rPr>
+                <w:rFonts w:ascii="Times New Roman" w:hAnsi="Times New Roman" w:eastAsia="Times New Roman" w:cs="Times New Roman"/>
+              </w:rPr>
+              <w:t xml:space="preserve">g </w:t>
+            </w:r>
+            <w:r>
+              <w:rPr>
                 <w:rFonts w:hint="eastAsia" w:ascii="Times New Roman" w:hAnsi="Times New Roman" w:eastAsia="FangSong" w:cs="Times New Roman"/>
               </w:rPr>
-              <w:t xml:space="preserve">平均式量的物质的量加权计算</w:t>
+              <w:t>区</w:t>
+            </w:r>
+            <w:r>
+              <w:rPr>
+                <w:rFonts w:hint="eastAsia" w:ascii="Times New Roman" w:hAnsi="Times New Roman" w:eastAsia="Times New Roman" w:cs="Times New Roman"/>
+              </w:rPr>
+              <w:t>（5g</w:t>
+            </w:r>
+            <w:r>
+              <w:rPr>
+                <w:rFonts w:ascii="Times New Roman" w:hAnsi="Times New Roman" w:eastAsia="Times New Roman" w:cs="Times New Roman"/>
+              </w:rPr>
+              <w:t xml:space="preserve"> </w:t>
+            </w:r>
+            <w:r>
+              <w:rPr>
+                <w:rFonts w:hint="eastAsia" w:ascii="Times New Roman" w:hAnsi="Times New Roman" w:eastAsia="FangSong" w:cs="Times New Roman"/>
+              </w:rPr>
+              <w:t>亚层</w:t>
+            </w:r>
+            <w:r>
+              <w:rPr>
+                <w:rFonts w:hint="eastAsia" w:ascii="Times New Roman" w:hAnsi="Times New Roman" w:eastAsia="Times New Roman" w:cs="Times New Roman"/>
+              </w:rPr>
+              <w:t>）</w:t>
+            </w:r>
+            <w:r>
+              <w:rPr>
+                <w:rFonts w:hint="eastAsia" w:ascii="Times New Roman" w:hAnsi="Times New Roman" w:eastAsia="FangSong" w:cs="Times New Roman"/>
+              </w:rPr>
+              <w:t>与</w:t>
+            </w:r>
+            <w:r>
+              <w:rPr>
+                <w:rFonts w:ascii="Times New Roman" w:hAnsi="Times New Roman" w:eastAsia="Times New Roman" w:cs="Times New Roman"/>
+              </w:rPr>
+              <w:t xml:space="preserve"> 8p</w:t>
+            </w:r>
+            <w:r>
+              <w:rPr>
+                <w:rFonts w:ascii="Times New Roman" w:hAnsi="Times New Roman" w:eastAsia="Times New Roman" w:cs="Times New Roman"/>
+                <w:vertAlign w:val="superscript"/>
+              </w:rPr>
+              <w:t>4</w:t>
+            </w:r>
+            <w:r>
+              <w:rPr>
+                <w:rFonts w:ascii="Times New Roman" w:hAnsi="Times New Roman" w:eastAsia="Times New Roman" w:cs="Times New Roman"/>
+              </w:rPr>
+              <w:t xml:space="preserve"> </w:t>
+            </w:r>
+            <w:r>
+              <w:rPr>
+                <w:rFonts w:hint="eastAsia" w:ascii="Times New Roman" w:hAnsi="Times New Roman" w:eastAsia="FangSong" w:cs="Times New Roman"/>
+              </w:rPr>
+              <w:t xml:space="preserve">价电子构型</w:t>
             </w:r>
           </w:p>
         </w:tc>
@@ -14950,7 +14575,7 @@
               <w:rPr>
                 <w:rFonts w:hint="eastAsia" w:ascii="Times New Roman" w:hAnsi="Times New Roman" w:eastAsia="FangSong" w:cs="Times New Roman"/>
               </w:rPr>
-              <w:t xml:space="preserve">元素周期律</w:t>
+              <w:t xml:space="preserve">稀有气体</w:t>
             </w:r>
           </w:p>
         </w:tc>
@@ -14963,9 +14588,27 @@
             </w:pPr>
             <w:r>
               <w:rPr>
+                <w:rFonts w:ascii="Times New Roman" w:hAnsi="Times New Roman" w:eastAsia="Times New Roman" w:cs="Times New Roman"/>
+              </w:rPr>
+              <w:t xml:space="preserve">118 </w:t>
+            </w:r>
+            <w:r>
+              <w:rPr>
                 <w:rFonts w:hint="eastAsia" w:ascii="Times New Roman" w:hAnsi="Times New Roman" w:eastAsia="FangSong" w:cs="Times New Roman"/>
               </w:rPr>
-              <w:t xml:space="preserve">同位素丰度与原子质量</w:t>
+              <w:t xml:space="preserve">号</w:t>
+            </w:r>
+            <w:r>
+              <w:rPr>
+                <w:rFonts w:ascii="Times New Roman" w:hAnsi="Times New Roman" w:eastAsia="Times New Roman" w:cs="Times New Roman"/>
+              </w:rPr>
+              <w:t xml:space="preserve"> 0 </w:t>
+            </w:r>
+            <w:r>
+              <w:rPr>
+                <w:rFonts w:hint="eastAsia" w:ascii="Times New Roman" w:hAnsi="Times New Roman" w:eastAsia="FangSong" w:cs="Times New Roman"/>
+              </w:rPr>
+              <w:t xml:space="preserve">族气态单质</w:t>
             </w:r>
           </w:p>
         </w:tc>
@@ -15001,7 +14644,121 @@
           <w:b/>
           <w:bCs/>
         </w:rPr>
-        <w:t xml:space="preserve">过程探究</w:t>
+        <w:t xml:space="preserve">原书答案</w:t>
+      </w:r>
+      <w:r>
+        <w:rPr>
+          <w:rFonts w:hint="eastAsia" w:ascii="Times New Roman" w:hAnsi="Times New Roman" w:eastAsia="Times New Roman" w:cs="Times New Roman"/>
+        </w:rPr>
+        <w:t>（</w:t>
+      </w:r>
+      <w:r>
+        <w:rPr>
+          <w:rFonts w:hint="eastAsia" w:ascii="Times New Roman" w:hAnsi="Times New Roman" w:eastAsia="FangSong" w:cs="Times New Roman"/>
+        </w:rPr>
+        <w:t>答案区</w:t>
+      </w:r>
+      <w:r>
+        <w:rPr>
+          <w:rFonts w:ascii="Times New Roman" w:hAnsi="Times New Roman" w:eastAsia="Times New Roman" w:cs="Times New Roman"/>
+        </w:rPr>
+        <w:t xml:space="preserve"> </w:t>
+      </w:r>
+      <w:r>
+        <w:rPr>
+          <w:rFonts w:hint="eastAsia" w:ascii="Times New Roman" w:hAnsi="Times New Roman" w:eastAsia="Times New Roman" w:cs="Times New Roman"/>
+        </w:rPr>
+        <w:t xml:space="preserve">L2937）：118</w:t>
+      </w:r>
+      <w:r>
+        <w:rPr>
+          <w:rFonts w:ascii="Times New Roman" w:hAnsi="Times New Roman" w:eastAsia="Times New Roman" w:cs="Times New Roman"/>
+        </w:rPr>
+        <w:t xml:space="preserve"> </w:t>
+      </w:r>
+      <w:r>
+        <w:rPr>
+          <w:rFonts w:hint="eastAsia" w:ascii="Times New Roman" w:hAnsi="Times New Roman" w:eastAsia="FangSong" w:cs="Times New Roman"/>
+        </w:rPr>
+        <w:t>号</w:t>
+      </w:r>
+      <w:r>
+        <w:rPr>
+          <w:rFonts w:hint="eastAsia" w:ascii="Times New Roman" w:hAnsi="Times New Roman" w:eastAsia="Times New Roman" w:cs="Times New Roman"/>
+        </w:rPr>
+        <w:t>——</w:t>
+      </w:r>
+      <w:r>
+        <w:rPr>
+          <w:rFonts w:hint="eastAsia" w:ascii="Times New Roman" w:hAnsi="Times New Roman" w:eastAsia="FangSong" w:cs="Times New Roman"/>
+        </w:rPr>
+        <w:t>第七周期零族</w:t>
+      </w:r>
+      <w:r>
+        <w:rPr>
+          <w:rFonts w:hint="eastAsia" w:ascii="Times New Roman" w:hAnsi="Times New Roman" w:eastAsia="Times New Roman" w:cs="Times New Roman"/>
+        </w:rPr>
+        <w:t>，</w:t>
+      </w:r>
+      <w:r>
+        <w:rPr>
+          <w:rFonts w:hint="eastAsia" w:ascii="Times New Roman" w:hAnsi="Times New Roman" w:eastAsia="FangSong" w:cs="Times New Roman"/>
+        </w:rPr>
+        <w:t>气态</w:t>
+      </w:r>
+      <w:r>
+        <w:rPr>
+          <w:rFonts w:hint="eastAsia" w:ascii="Times New Roman" w:hAnsi="Times New Roman" w:eastAsia="Times New Roman" w:cs="Times New Roman"/>
+        </w:rPr>
+        <w:t>；166</w:t>
+      </w:r>
+      <w:r>
+        <w:rPr>
+          <w:rFonts w:ascii="Times New Roman" w:hAnsi="Times New Roman" w:eastAsia="Times New Roman" w:cs="Times New Roman"/>
+        </w:rPr>
+        <w:t xml:space="preserve"> </w:t>
+      </w:r>
+      <w:r>
+        <w:rPr>
+          <w:rFonts w:hint="eastAsia" w:ascii="Times New Roman" w:hAnsi="Times New Roman" w:eastAsia="FangSong" w:cs="Times New Roman"/>
+        </w:rPr>
+        <w:t>号</w:t>
+      </w:r>
+      <w:r>
+        <w:rPr>
+          <w:rFonts w:hint="eastAsia" w:ascii="Times New Roman" w:hAnsi="Times New Roman" w:eastAsia="Times New Roman" w:cs="Times New Roman"/>
+        </w:rPr>
+        <w:t>——</w:t>
+      </w:r>
+      <w:r>
+        <w:rPr>
+          <w:rFonts w:hint="eastAsia" w:ascii="Times New Roman" w:hAnsi="Times New Roman" w:eastAsia="FangSong" w:cs="Times New Roman"/>
+        </w:rPr>
+        <w:t>第八周期</w:t>
+      </w:r>
+      <w:r>
+        <w:rPr>
+          <w:rFonts w:hint="eastAsia" w:ascii="Times New Roman" w:hAnsi="Times New Roman" w:eastAsia="Times New Roman" w:cs="Times New Roman"/>
+        </w:rPr>
+        <w:t>ⅥA</w:t>
+      </w:r>
+      <w:r>
+        <w:rPr>
+          <w:rFonts w:ascii="Times New Roman" w:hAnsi="Times New Roman" w:eastAsia="Times New Roman" w:cs="Times New Roman"/>
+        </w:rPr>
+        <w:t xml:space="preserve"> </w:t>
+      </w:r>
+      <w:r>
+        <w:rPr>
+          <w:rFonts w:hint="eastAsia" w:ascii="Times New Roman" w:hAnsi="Times New Roman" w:eastAsia="FangSong" w:cs="Times New Roman"/>
+        </w:rPr>
+        <w:t>族</w:t>
+      </w:r>
+      <w:r>
+        <w:rPr>
+          <w:rFonts w:hint="eastAsia" w:ascii="Times New Roman" w:hAnsi="Times New Roman" w:eastAsia="Times New Roman" w:cs="Times New Roman"/>
+        </w:rPr>
+        <w:t>。</w:t>
       </w:r>
     </w:p>
     <w:p>
@@ -15011,32 +14768,10 @@
       <w:r>
         <w:rPr>
           <w:rFonts w:hint="eastAsia" w:ascii="Times New Roman" w:hAnsi="Times New Roman" w:eastAsia="FangSong" w:cs="Times New Roman"/>
-        </w:rPr>
-        <w:t>由于双原子单质分子有三种</w:t>
-      </w:r>
-      <w:r>
-        <w:rPr>
-          <w:rFonts w:hint="eastAsia" w:ascii="Times New Roman" w:hAnsi="Times New Roman" w:eastAsia="Times New Roman" w:cs="Times New Roman"/>
-        </w:rPr>
-        <w:t>，</w:t>
-      </w:r>
-      <w:r>
-        <w:rPr>
-          <w:rFonts w:hint="eastAsia" w:ascii="Times New Roman" w:hAnsi="Times New Roman" w:eastAsia="FangSong" w:cs="Times New Roman"/>
-        </w:rPr>
-        <w:t>根据排列组合的有关知识</w:t>
-      </w:r>
-      <w:r>
-        <w:rPr>
-          <w:rFonts w:hint="eastAsia" w:ascii="Times New Roman" w:hAnsi="Times New Roman" w:eastAsia="Times New Roman" w:cs="Times New Roman"/>
-        </w:rPr>
-        <w:t>，</w:t>
-      </w:r>
-      <w:r>
-        <w:rPr>
-          <w:rFonts w:hint="eastAsia" w:ascii="Times New Roman" w:hAnsi="Times New Roman" w:eastAsia="FangSong" w:cs="Times New Roman"/>
-        </w:rPr>
-        <w:t>可知</w:t>
+          <w:b/>
+          <w:bCs/>
+        </w:rPr>
+        <w:t xml:space="preserve">整理者辨析</w:t>
       </w:r>
       <w:r>
         <w:rPr>
@@ -15048,219 +14783,115 @@
         <w:rPr>
           <w:rFonts w:hint="eastAsia" w:ascii="Times New Roman" w:hAnsi="Times New Roman" w:eastAsia="FangSong" w:cs="Times New Roman"/>
         </w:rPr>
-        <w:t>该元素原子的同位素有两种</w:t>
-      </w:r>
-      <w:r>
-        <w:rPr>
-          <w:rFonts w:hint="eastAsia" w:ascii="Times New Roman" w:hAnsi="Times New Roman" w:eastAsia="Times New Roman" w:cs="Times New Roman"/>
-        </w:rPr>
-        <w:t>，</w:t>
-      </w:r>
-      <w:r>
-        <w:rPr>
-          <w:rFonts w:hint="eastAsia" w:ascii="Times New Roman" w:hAnsi="Times New Roman" w:eastAsia="FangSong" w:cs="Times New Roman"/>
-        </w:rPr>
-        <w:t>设为</w:t>
-      </w:r>
-      <w:r>
-        <w:rPr>
-          <w:rFonts w:ascii="Times New Roman" w:hAnsi="Times New Roman" w:eastAsia="Times New Roman" w:cs="Times New Roman"/>
-        </w:rPr>
-        <w:t xml:space="preserve"> </w:t>
-      </w:r>
-      <m:oMath>
-        <m:sSup>
-          <m:e>
-            <m:r>
-              <m:t>​</m:t>
-            </m:r>
-          </m:e>
-          <m:sup>
-            <m:r>
-              <m:t>a</m:t>
-            </m:r>
-          </m:sup>
-        </m:sSup>
-        <m:r>
-          <m:rPr>
-            <m:sty m:val="p"/>
-          </m:rPr>
-          <m:t>X</m:t>
-        </m:r>
-      </m:oMath>
-      <w:r>
-        <w:rPr>
-          <w:rFonts w:ascii="Times New Roman" w:hAnsi="Times New Roman" w:eastAsia="Times New Roman" w:cs="Times New Roman"/>
-        </w:rPr>
-        <w:t xml:space="preserve">、</w:t>
-      </w:r>
-      <m:oMath>
-        <m:sSup>
-          <m:e>
-            <m:r>
-              <m:t>​</m:t>
-            </m:r>
-          </m:e>
-          <m:sup>
-            <m:r>
-              <m:t>b</m:t>
-            </m:r>
-          </m:sup>
-        </m:sSup>
-        <m:r>
-          <m:rPr>
-            <m:sty m:val="p"/>
-          </m:rPr>
-          <m:t>X</m:t>
-        </m:r>
-      </m:oMath>
-      <w:r>
-        <w:rPr>
-          <w:rFonts w:hint="eastAsia" w:ascii="Times New Roman" w:hAnsi="Times New Roman" w:eastAsia="Times New Roman" w:cs="Times New Roman"/>
-        </w:rPr>
-        <w:t>。</w:t>
-      </w:r>
-      <w:r>
-        <w:rPr>
-          <w:rFonts w:hint="eastAsia" w:ascii="Times New Roman" w:hAnsi="Times New Roman" w:eastAsia="FangSong" w:cs="Times New Roman"/>
-        </w:rPr>
-        <w:t>若</w:t>
-      </w:r>
-      <w:r>
-        <w:rPr>
-          <w:rFonts w:ascii="Times New Roman" w:hAnsi="Times New Roman" w:eastAsia="Times New Roman" w:cs="Times New Roman"/>
-        </w:rPr>
-        <w:t xml:space="preserve"> </w:t>
-      </w:r>
-      <w:r>
-        <w:rPr>
-          <w:rFonts w:hint="eastAsia" w:ascii="Times New Roman" w:hAnsi="Times New Roman" w:eastAsia="Times New Roman" w:cs="Times New Roman"/>
-        </w:rPr>
-        <w:t>a&lt;b，</w:t>
-      </w:r>
-      <w:r>
-        <w:rPr>
-          <w:rFonts w:hint="eastAsia" w:ascii="Times New Roman" w:hAnsi="Times New Roman" w:eastAsia="FangSong" w:cs="Times New Roman"/>
-        </w:rPr>
-        <w:t>则</w:t>
-      </w:r>
-      <w:r>
-        <w:rPr>
-          <w:rFonts w:ascii="Times New Roman" w:hAnsi="Times New Roman" w:eastAsia="Times New Roman" w:cs="Times New Roman"/>
-        </w:rPr>
-        <w:t xml:space="preserve"> </w:t>
-      </w:r>
-      <w:r>
-        <w:rPr>
-          <w:rFonts w:hint="eastAsia" w:ascii="Times New Roman" w:hAnsi="Times New Roman" w:eastAsia="Times New Roman" w:cs="Times New Roman"/>
-        </w:rPr>
-        <w:t>2a=158，2b=162，a=79，b=81。</w:t>
-      </w:r>
-      <w:r>
-        <w:rPr>
-          <w:rFonts w:hint="eastAsia" w:ascii="Times New Roman" w:hAnsi="Times New Roman" w:eastAsia="FangSong" w:cs="Times New Roman"/>
-        </w:rPr>
-        <w:t>由于三种单质的物质的量之比为</w:t>
-      </w:r>
-      <w:r>
-        <w:rPr>
-          <w:rFonts w:ascii="Times New Roman" w:hAnsi="Times New Roman" w:eastAsia="Times New Roman" w:cs="Times New Roman"/>
-        </w:rPr>
-        <w:t xml:space="preserve"> </w:t>
-      </w:r>
-      <w:r>
-        <w:rPr>
-          <w:rFonts w:hint="eastAsia" w:ascii="Times New Roman" w:hAnsi="Times New Roman" w:eastAsia="Times New Roman" w:cs="Times New Roman"/>
-        </w:rPr>
-        <w:t>1:1:1，</w:t>
-      </w:r>
-      <w:r>
-        <w:rPr>
-          <w:rFonts w:hint="eastAsia" w:ascii="Times New Roman" w:hAnsi="Times New Roman" w:eastAsia="FangSong" w:cs="Times New Roman"/>
-        </w:rPr>
-        <w:t>求得</w:t>
-      </w:r>
-      <w:r>
-        <w:rPr>
-          <w:rFonts w:ascii="Times New Roman" w:hAnsi="Times New Roman" w:eastAsia="Times New Roman" w:cs="Times New Roman"/>
-        </w:rPr>
-        <w:t xml:space="preserve"> </w:t>
-      </w:r>
-      <m:oMath>
-        <m:sSup>
-          <m:e>
-            <m:r>
-              <m:t>​</m:t>
-            </m:r>
-          </m:e>
-          <m:sup>
-            <m:r>
-              <m:t>a</m:t>
-            </m:r>
-          </m:sup>
-        </m:sSup>
-        <m:r>
-          <m:rPr>
-            <m:sty m:val="p"/>
-          </m:rPr>
-          <m:t>X</m:t>
-        </m:r>
-      </m:oMath>
-      <w:r>
-        <w:rPr>
-          <w:rFonts w:ascii="Times New Roman" w:hAnsi="Times New Roman" w:eastAsia="Times New Roman" w:cs="Times New Roman"/>
-        </w:rPr>
-        <w:t xml:space="preserve">、</w:t>
-      </w:r>
-      <m:oMath>
-        <m:sSup>
-          <m:e>
-            <m:r>
-              <m:t>​</m:t>
-            </m:r>
-          </m:e>
-          <m:sup>
-            <m:r>
-              <m:t>b</m:t>
-            </m:r>
-          </m:sup>
-        </m:sSup>
-        <m:r>
-          <m:rPr>
-            <m:sty m:val="p"/>
-          </m:rPr>
-          <m:t>X</m:t>
-        </m:r>
-      </m:oMath>
-      <w:r>
-        <w:rPr>
-          <w:rFonts w:ascii="Times New Roman" w:hAnsi="Times New Roman" w:eastAsia="Times New Roman" w:cs="Times New Roman"/>
-        </w:rPr>
-        <w:t xml:space="preserve"> </w:t>
-      </w:r>
-      <w:r>
-        <w:rPr>
-          <w:rFonts w:hint="eastAsia" w:ascii="Times New Roman" w:hAnsi="Times New Roman" w:eastAsia="FangSong" w:cs="Times New Roman"/>
-        </w:rPr>
-        <w:t xml:space="preserve">原子的物质的量之比为</w:t>
-      </w:r>
-      <w:r>
-        <w:rPr>
-          <w:rFonts w:ascii="Times New Roman" w:hAnsi="Times New Roman" w:eastAsia="Times New Roman" w:cs="Times New Roman"/>
-        </w:rPr>
-        <w:t xml:space="preserve"> </w:t>
-      </w:r>
-      <w:r>
-        <w:rPr>
-          <w:rFonts w:hint="eastAsia" w:ascii="Times New Roman" w:hAnsi="Times New Roman" w:eastAsia="Times New Roman" w:cs="Times New Roman"/>
-        </w:rPr>
-        <w:t>1:1，</w:t>
-      </w:r>
-      <w:r>
-        <w:rPr>
-          <w:rFonts w:hint="eastAsia" w:ascii="Times New Roman" w:hAnsi="Times New Roman" w:eastAsia="FangSong" w:cs="Times New Roman"/>
-        </w:rPr>
-        <w:t>平均式量</w:t>
+        <w:t>原书答案段内部自相矛盾</w:t>
+      </w:r>
+      <w:r>
+        <w:rPr>
+          <w:rFonts w:hint="eastAsia" w:ascii="Times New Roman" w:hAnsi="Times New Roman" w:eastAsia="Times New Roman" w:cs="Times New Roman"/>
+        </w:rPr>
+        <w:t>——</w:t>
+      </w:r>
+      <w:r>
+        <w:rPr>
+          <w:rFonts w:hint="eastAsia" w:ascii="Times New Roman" w:hAnsi="Times New Roman" w:eastAsia="FangSong" w:cs="Times New Roman"/>
+        </w:rPr>
+        <w:t>前文解析</w:t>
+      </w:r>
+      <w:r>
+        <w:rPr>
+          <w:rFonts w:hint="eastAsia" w:ascii="Times New Roman" w:hAnsi="Times New Roman" w:eastAsia="Times New Roman" w:cs="Times New Roman"/>
+        </w:rPr>
+        <w:t>「</w:t>
+      </w:r>
+      <w:r>
+        <w:rPr>
+          <w:rFonts w:hint="eastAsia" w:ascii="Times New Roman" w:hAnsi="Times New Roman" w:eastAsia="FangSong" w:cs="Times New Roman"/>
+        </w:rPr>
+        <w:t>故第</w:t>
+      </w:r>
+      <w:r>
+        <w:rPr>
+          <w:rFonts w:ascii="Times New Roman" w:hAnsi="Times New Roman" w:eastAsia="Times New Roman" w:cs="Times New Roman"/>
+        </w:rPr>
+        <w:t xml:space="preserve"> 166 </w:t>
+      </w:r>
+      <w:r>
+        <w:rPr>
+          <w:rFonts w:hint="eastAsia" w:ascii="Times New Roman" w:hAnsi="Times New Roman" w:eastAsia="FangSong" w:cs="Times New Roman"/>
+        </w:rPr>
+        <w:t xml:space="preserve">号元素应为第八周期第</w:t>
+      </w:r>
+      <w:r>
+        <w:rPr>
+          <w:rFonts w:ascii="Times New Roman" w:hAnsi="Times New Roman" w:eastAsia="Times New Roman" w:cs="Times New Roman"/>
+        </w:rPr>
+        <w:t xml:space="preserve"> VI A </w:t>
+      </w:r>
+      <w:r>
+        <w:rPr>
+          <w:rFonts w:hint="eastAsia" w:ascii="Times New Roman" w:hAnsi="Times New Roman" w:eastAsia="FangSong" w:cs="Times New Roman"/>
+        </w:rPr>
+        <w:t>族元素</w:t>
+      </w:r>
+      <w:r>
+        <w:rPr>
+          <w:rFonts w:hint="eastAsia" w:ascii="Times New Roman" w:hAnsi="Times New Roman" w:eastAsia="Times New Roman" w:cs="Times New Roman"/>
+        </w:rPr>
+        <w:t>」、</w:t>
+      </w:r>
+      <w:r>
+        <w:rPr>
+          <w:rFonts w:hint="eastAsia" w:ascii="Times New Roman" w:hAnsi="Times New Roman" w:eastAsia="FangSong" w:cs="Times New Roman"/>
+        </w:rPr>
+        <w:t>末句却作</w:t>
+      </w:r>
+      <w:r>
+        <w:rPr>
+          <w:rFonts w:hint="eastAsia" w:ascii="Times New Roman" w:hAnsi="Times New Roman" w:eastAsia="Times New Roman" w:cs="Times New Roman"/>
+        </w:rPr>
+        <w:t>「</w:t>
+      </w:r>
+      <w:r>
+        <w:rPr>
+          <w:rFonts w:hint="eastAsia" w:ascii="Times New Roman" w:hAnsi="Times New Roman" w:eastAsia="FangSong" w:cs="Times New Roman"/>
+        </w:rPr>
+        <w:t>应是第八周期第</w:t>
+      </w:r>
+      <w:r>
+        <w:rPr>
+          <w:rFonts w:ascii="Times New Roman" w:hAnsi="Times New Roman" w:eastAsia="Times New Roman" w:cs="Times New Roman"/>
+        </w:rPr>
+        <w:t xml:space="preserve"> IV A </w:t>
+      </w:r>
+      <w:r>
+        <w:rPr>
+          <w:rFonts w:hint="eastAsia" w:ascii="Times New Roman" w:hAnsi="Times New Roman" w:eastAsia="FangSong" w:cs="Times New Roman"/>
+        </w:rPr>
+        <w:t>元素</w:t>
+      </w:r>
+      <w:r>
+        <w:rPr>
+          <w:rFonts w:hint="eastAsia" w:ascii="Times New Roman" w:hAnsi="Times New Roman" w:eastAsia="Times New Roman" w:cs="Times New Roman"/>
+        </w:rPr>
+        <w:t>」。</w:t>
+      </w:r>
+      <w:r>
+        <w:rPr>
+          <w:rFonts w:hint="eastAsia" w:ascii="Times New Roman" w:hAnsi="Times New Roman" w:eastAsia="FangSong" w:cs="Times New Roman"/>
+        </w:rPr>
+        <w:t>按第</w:t>
+      </w:r>
+      <w:r>
+        <w:rPr>
+          <w:rFonts w:ascii="Times New Roman" w:hAnsi="Times New Roman" w:eastAsia="Times New Roman" w:cs="Times New Roman"/>
+        </w:rPr>
+        <w:t xml:space="preserve"> 8 </w:t>
+      </w:r>
+      <w:r>
+        <w:rPr>
+          <w:rFonts w:hint="eastAsia" w:ascii="Times New Roman" w:hAnsi="Times New Roman" w:eastAsia="FangSong" w:cs="Times New Roman"/>
+        </w:rPr>
+        <w:t xml:space="preserve">周期能级填充顺序</w:t>
       </w:r>
       <w:r>
         <w:rPr>
@@ -15278,206 +14909,116 @@
           </m:ctrlPr>
         </m:oMathPr>
         <m:r>
-          <m:rPr>
-            <m:sty m:val="p"/>
-          </m:rPr>
-          <m:t>=</m:t>
-        </m:r>
-        <m:r>
-          <m:t>158</m:t>
-        </m:r>
-        <m:r>
-          <m:rPr>
-            <m:sty m:val="p"/>
-          </m:rPr>
-          <m:t>×</m:t>
-        </m:r>
-        <m:f>
-          <m:fPr>
-            <m:type m:val="bar"/>
-          </m:fPr>
-          <m:num>
-            <m:r>
-              <m:t>1</m:t>
-            </m:r>
-          </m:num>
-          <m:den>
-            <m:r>
-              <m:t>3</m:t>
-            </m:r>
-          </m:den>
-        </m:f>
-        <m:r>
-          <m:rPr>
-            <m:sty m:val="p"/>
-          </m:rPr>
-          <m:t>+</m:t>
-        </m:r>
-        <m:r>
-          <m:t>160</m:t>
-        </m:r>
-        <m:r>
-          <m:rPr>
-            <m:sty m:val="p"/>
-          </m:rPr>
-          <m:t>×</m:t>
-        </m:r>
-        <m:f>
-          <m:fPr>
-            <m:type m:val="bar"/>
-          </m:fPr>
-          <m:num>
-            <m:r>
-              <m:t>1</m:t>
-            </m:r>
-          </m:num>
-          <m:den>
-            <m:r>
-              <m:t>3</m:t>
-            </m:r>
-          </m:den>
-        </m:f>
-        <m:r>
-          <m:rPr>
-            <m:sty m:val="p"/>
-          </m:rPr>
-          <m:t>+</m:t>
-        </m:r>
-        <m:r>
-          <m:t>162</m:t>
-        </m:r>
-        <m:r>
-          <m:rPr>
-            <m:sty m:val="p"/>
-          </m:rPr>
-          <m:t>×</m:t>
-        </m:r>
-        <m:f>
-          <m:fPr>
-            <m:type m:val="bar"/>
-          </m:fPr>
-          <m:num>
-            <m:r>
-              <m:t>1</m:t>
-            </m:r>
-          </m:num>
-          <m:den>
-            <m:r>
-              <m:t>3</m:t>
-            </m:r>
-          </m:den>
-        </m:f>
-        <m:r>
-          <m:rPr>
-            <m:sty m:val="p"/>
-          </m:rPr>
-          <m:t>=</m:t>
-        </m:r>
-        <m:r>
-          <m:t>160</m:t>
+          <m:t>8</m:t>
+        </m:r>
+        <m:r>
+          <m:rPr>
+            <m:sty m:val="p"/>
+          </m:rPr>
+          <m:t>s</m:t>
+        </m:r>
+        <m:r>
+          <m:rPr>
+            <m:sty m:val="p"/>
+          </m:rPr>
+          <m:t>→</m:t>
+        </m:r>
+        <m:r>
+          <m:t>5</m:t>
+        </m:r>
+        <m:r>
+          <m:rPr>
+            <m:sty m:val="p"/>
+          </m:rPr>
+          <m:t>g</m:t>
+        </m:r>
+        <m:r>
+          <m:rPr>
+            <m:sty m:val="p"/>
+          </m:rPr>
+          <m:t>→</m:t>
+        </m:r>
+        <m:r>
+          <m:t>6</m:t>
+        </m:r>
+        <m:r>
+          <m:rPr>
+            <m:sty m:val="p"/>
+          </m:rPr>
+          <m:t>f</m:t>
+        </m:r>
+        <m:r>
+          <m:rPr>
+            <m:sty m:val="p"/>
+          </m:rPr>
+          <m:t>→</m:t>
+        </m:r>
+        <m:r>
+          <m:t>7</m:t>
+        </m:r>
+        <m:r>
+          <m:rPr>
+            <m:sty m:val="p"/>
+          </m:rPr>
+          <m:t>d</m:t>
+        </m:r>
+        <m:r>
+          <m:rPr>
+            <m:sty m:val="p"/>
+          </m:rPr>
+          <m:t>→</m:t>
+        </m:r>
+        <m:r>
+          <m:t>8</m:t>
+        </m:r>
+        <m:r>
+          <m:rPr>
+            <m:sty m:val="p"/>
+          </m:rPr>
+          <m:t>p</m:t>
         </m:r>
       </m:oMath>
       <w:r>
         <w:rPr>
-          <w:rFonts w:ascii="Times New Roman" w:hAnsi="Times New Roman" w:eastAsia="Times New Roman" w:cs="Times New Roman"/>
-        </w:rPr>
-        <w:t xml:space="preserve">。</w:t>
-      </w:r>
-    </w:p>
-    <w:p>
-      <w:pPr>
-        <w:pStyle w:val="BodyText"/>
-      </w:pPr>
-      <w:r>
-        <w:rPr>
-          <w:rFonts w:hint="eastAsia" w:ascii="Times New Roman" w:hAnsi="Times New Roman" w:eastAsia="FangSong" w:cs="Times New Roman"/>
-          <w:b/>
-          <w:bCs/>
-        </w:rPr>
-        <w:t xml:space="preserve">参考解答</w:t>
-      </w:r>
-    </w:p>
-    <w:p>
-      <w:pPr>
-        <w:pStyle w:val="BodyText"/>
-      </w:pPr>
-      <w:r>
-        <w:rPr>
-          <w:rFonts w:ascii="Times New Roman" w:hAnsi="Times New Roman" w:eastAsia="Times New Roman" w:cs="Times New Roman"/>
-        </w:rPr>
-        <w:t xml:space="preserve">CD。</w:t>
-      </w:r>
-    </w:p>
-    <w:p>
-      <w:pPr>
-        <w:pStyle w:val="BodyText"/>
-      </w:pPr>
-      <w:r>
-        <w:rPr>
-          <w:rFonts w:hint="eastAsia" w:ascii="Times New Roman" w:hAnsi="Times New Roman" w:eastAsia="FangSong" w:cs="Times New Roman"/>
-          <w:b/>
-          <w:bCs/>
-        </w:rPr>
-        <w:t xml:space="preserve">说明</w:t>
-      </w:r>
-    </w:p>
-    <w:p>
-      <w:pPr>
-        <w:pStyle w:val="BodyText"/>
-      </w:pPr>
-      <w:r>
-        <w:rPr>
-          <w:rFonts w:hint="eastAsia" w:ascii="Times New Roman" w:hAnsi="Times New Roman" w:eastAsia="FangSong" w:cs="Times New Roman"/>
-        </w:rPr>
-        <w:t>需要指出的是</w:t>
-      </w:r>
-      <w:r>
-        <w:rPr>
-          <w:rFonts w:hint="eastAsia" w:ascii="Times New Roman" w:hAnsi="Times New Roman" w:eastAsia="Times New Roman" w:cs="Times New Roman"/>
-        </w:rPr>
-        <w:t>，</w:t>
-      </w:r>
-      <w:r>
-        <w:rPr>
-          <w:rFonts w:hint="eastAsia" w:ascii="Times New Roman" w:hAnsi="Times New Roman" w:eastAsia="FangSong" w:cs="Times New Roman"/>
-        </w:rPr>
-        <w:t>若考虑几率的等同性</w:t>
-      </w:r>
-      <w:r>
-        <w:rPr>
-          <w:rFonts w:hint="eastAsia" w:ascii="Times New Roman" w:hAnsi="Times New Roman" w:eastAsia="Times New Roman" w:cs="Times New Roman"/>
-        </w:rPr>
-        <w:t>，</w:t>
-      </w:r>
-      <w:r>
-        <w:rPr>
-          <w:rFonts w:hint="eastAsia" w:ascii="Times New Roman" w:hAnsi="Times New Roman" w:eastAsia="FangSong" w:cs="Times New Roman"/>
-        </w:rPr>
-        <w:t>三种单质的物质的量之比应为</w:t>
-      </w:r>
-      <w:r>
-        <w:rPr>
-          <w:rFonts w:ascii="Times New Roman" w:hAnsi="Times New Roman" w:eastAsia="Times New Roman" w:cs="Times New Roman"/>
-        </w:rPr>
-        <w:t xml:space="preserve"> </w:t>
-      </w:r>
-      <w:r>
-        <w:rPr>
-          <w:rFonts w:hint="eastAsia" w:ascii="Times New Roman" w:hAnsi="Times New Roman" w:eastAsia="Times New Roman" w:cs="Times New Roman"/>
-        </w:rPr>
-        <w:t>1:2:1。</w:t>
-      </w:r>
-      <w:r>
-        <w:rPr>
-          <w:rFonts w:hint="eastAsia" w:ascii="Times New Roman" w:hAnsi="Times New Roman" w:eastAsia="FangSong" w:cs="Times New Roman"/>
-        </w:rPr>
-        <w:t>其计算式是</w:t>
-      </w:r>
-      <w:r>
-        <w:rPr>
-          <w:rFonts w:hint="eastAsia" w:ascii="Times New Roman" w:hAnsi="Times New Roman" w:eastAsia="Times New Roman" w:cs="Times New Roman"/>
-        </w:rPr>
-        <w:t>：</w:t>
+          <w:rFonts w:hint="eastAsia" w:ascii="Times New Roman" w:hAnsi="Times New Roman" w:eastAsia="Times New Roman" w:cs="Times New Roman"/>
+        </w:rPr>
+        <w:t>（</w:t>
+      </w:r>
+      <w:r>
+        <w:rPr>
+          <w:rFonts w:hint="eastAsia" w:ascii="Times New Roman" w:hAnsi="Times New Roman" w:eastAsia="FangSong" w:cs="Times New Roman"/>
+        </w:rPr>
+        <w:t>容量</w:t>
+      </w:r>
+      <w:r>
+        <w:rPr>
+          <w:rFonts w:ascii="Times New Roman" w:hAnsi="Times New Roman" w:eastAsia="Times New Roman" w:cs="Times New Roman"/>
+        </w:rPr>
+        <w:t xml:space="preserve"> </w:t>
+      </w:r>
+      <w:r>
+        <w:rPr>
+          <w:rFonts w:hint="eastAsia" w:ascii="Times New Roman" w:hAnsi="Times New Roman" w:eastAsia="Times New Roman" w:cs="Times New Roman"/>
+        </w:rPr>
+        <w:t xml:space="preserve">2+18+14+10+6=50），166</w:t>
+      </w:r>
+      <w:r>
+        <w:rPr>
+          <w:rFonts w:ascii="Times New Roman" w:hAnsi="Times New Roman" w:eastAsia="Times New Roman" w:cs="Times New Roman"/>
+        </w:rPr>
+        <w:t xml:space="preserve"> </w:t>
+      </w:r>
+      <w:r>
+        <w:rPr>
+          <w:rFonts w:hint="eastAsia" w:ascii="Times New Roman" w:hAnsi="Times New Roman" w:eastAsia="FangSong" w:cs="Times New Roman"/>
+        </w:rPr>
+        <w:t xml:space="preserve">号价电子构型</w:t>
+      </w:r>
+      <w:r>
+        <w:rPr>
+          <w:rFonts w:ascii="Times New Roman" w:hAnsi="Times New Roman" w:eastAsia="Times New Roman" w:cs="Times New Roman"/>
+        </w:rPr>
+        <w:t xml:space="preserve"> </w:t>
       </w:r>
       <m:oMath>
         <m:oMathPr>
@@ -15488,23 +15029,8 @@
             </w:rPr>
           </m:ctrlPr>
         </m:oMathPr>
-        <m:sSup>
-          <m:e>
-            <m:r>
-              <m:t>​</m:t>
-            </m:r>
-          </m:e>
-          <m:sup>
-            <m:r>
-              <m:t>a</m:t>
-            </m:r>
-          </m:sup>
-        </m:sSup>
-        <m:r>
-          <m:rPr>
-            <m:sty m:val="p"/>
-          </m:rPr>
-          <m:t>X</m:t>
+        <m:r>
+          <m:t>8</m:t>
         </m:r>
         <m:sSup>
           <m:e>
@@ -15512,135 +15038,549 @@
               <m:rPr>
                 <m:sty m:val="p"/>
               </m:rPr>
-              <m:t>:</m:t>
+              <m:t>s</m:t>
             </m:r>
           </m:e>
           <m:sup>
             <m:r>
-              <m:t>b</m:t>
+              <m:t>2</m:t>
             </m:r>
           </m:sup>
         </m:sSup>
         <m:r>
-          <m:rPr>
-            <m:sty m:val="p"/>
-          </m:rPr>
-          <m:t>X</m:t>
-        </m:r>
-        <m:r>
-          <m:rPr>
-            <m:sty m:val="p"/>
-          </m:rPr>
-          <m:t>=</m:t>
-        </m:r>
-        <m:r>
-          <m:rPr>
-            <m:sty m:val="p"/>
-          </m:rPr>
-          <m:t>(</m:t>
-        </m:r>
-        <m:r>
-          <m:t>1</m:t>
-        </m:r>
-        <m:r>
-          <m:rPr>
-            <m:sty m:val="p"/>
-          </m:rPr>
-          <m:t>×</m:t>
-        </m:r>
-        <m:r>
-          <m:t>2</m:t>
-        </m:r>
-        <m:r>
-          <m:rPr>
-            <m:sty m:val="p"/>
-          </m:rPr>
-          <m:t>+</m:t>
-        </m:r>
-        <m:r>
-          <m:t>2</m:t>
-        </m:r>
-        <m:r>
-          <m:rPr>
-            <m:sty m:val="p"/>
-          </m:rPr>
-          <m:t>)</m:t>
-        </m:r>
-        <m:r>
-          <m:rPr>
-            <m:sty m:val="p"/>
-          </m:rPr>
-          <m:t>:</m:t>
-        </m:r>
-        <m:r>
-          <m:rPr>
-            <m:sty m:val="p"/>
-          </m:rPr>
-          <m:t>(</m:t>
-        </m:r>
-        <m:r>
-          <m:t>2</m:t>
-        </m:r>
-        <m:r>
-          <m:rPr>
-            <m:sty m:val="p"/>
-          </m:rPr>
-          <m:t>+</m:t>
-        </m:r>
-        <m:r>
-          <m:t>1</m:t>
-        </m:r>
-        <m:r>
-          <m:rPr>
-            <m:sty m:val="p"/>
-          </m:rPr>
-          <m:t>×</m:t>
-        </m:r>
-        <m:r>
-          <m:t>2</m:t>
-        </m:r>
-        <m:r>
-          <m:rPr>
-            <m:sty m:val="p"/>
-          </m:rPr>
-          <m:t>)</m:t>
-        </m:r>
-        <m:r>
-          <m:rPr>
-            <m:sty m:val="p"/>
-          </m:rPr>
-          <m:t>=</m:t>
-        </m:r>
-        <m:r>
-          <m:t>1</m:t>
-        </m:r>
-        <m:r>
-          <m:rPr>
-            <m:sty m:val="p"/>
-          </m:rPr>
-          <m:t>:</m:t>
-        </m:r>
-        <m:r>
-          <m:t>1</m:t>
-        </m:r>
+          <m:t>8</m:t>
+        </m:r>
+        <m:sSup>
+          <m:e>
+            <m:r>
+              <m:rPr>
+                <m:sty m:val="p"/>
+              </m:rPr>
+              <m:t>p</m:t>
+            </m:r>
+          </m:e>
+          <m:sup>
+            <m:r>
+              <m:t>4</m:t>
+            </m:r>
+          </m:sup>
+        </m:sSup>
       </m:oMath>
       <w:r>
         <w:rPr>
           <w:rFonts w:hint="eastAsia" w:ascii="Times New Roman" w:hAnsi="Times New Roman" w:eastAsia="Times New Roman" w:cs="Times New Roman"/>
         </w:rPr>
+        <w:t>，</w:t>
+      </w:r>
+      <w:r>
+        <w:rPr>
+          <w:rFonts w:hint="eastAsia" w:ascii="Times New Roman" w:hAnsi="Times New Roman" w:eastAsia="FangSong" w:cs="Times New Roman"/>
+        </w:rPr>
+        <w:t>应为</w:t>
+      </w:r>
+      <w:r>
+        <w:rPr>
+          <w:rFonts w:ascii="Times New Roman" w:hAnsi="Times New Roman" w:eastAsia="Times New Roman" w:cs="Times New Roman"/>
+          <w:b/>
+          <w:bCs/>
+        </w:rPr>
+        <w:t xml:space="preserve">ⅥA</w:t>
+      </w:r>
+      <w:r>
+        <w:rPr>
+          <w:rFonts w:hint="eastAsia" w:ascii="Times New Roman" w:hAnsi="Times New Roman" w:eastAsia="Times New Roman" w:cs="Times New Roman"/>
+        </w:rPr>
         <w:t>；</w:t>
       </w:r>
       <w:r>
         <w:rPr>
           <w:rFonts w:hint="eastAsia" w:ascii="Times New Roman" w:hAnsi="Times New Roman" w:eastAsia="FangSong" w:cs="Times New Roman"/>
         </w:rPr>
-        <w:t>若按照题中所得为</w:t>
+        <w:t>本讲实战演练</w:t>
+      </w:r>
+      <w:r>
+        <w:rPr>
+          <w:rFonts w:ascii="Times New Roman" w:hAnsi="Times New Roman" w:eastAsia="Times New Roman" w:cs="Times New Roman"/>
+        </w:rPr>
+        <w:t xml:space="preserve"> 10(4) </w:t>
+      </w:r>
+      <w:r>
+        <w:rPr>
+          <w:rFonts w:hint="eastAsia" w:ascii="Times New Roman" w:hAnsi="Times New Roman" w:eastAsia="FangSong" w:cs="Times New Roman"/>
+        </w:rPr>
+        <w:t xml:space="preserve">原书答案同考</w:t>
+      </w:r>
+      <w:r>
+        <w:rPr>
+          <w:rFonts w:ascii="Times New Roman" w:hAnsi="Times New Roman" w:eastAsia="Times New Roman" w:cs="Times New Roman"/>
+        </w:rPr>
+        <w:t xml:space="preserve"> 166 </w:t>
+      </w:r>
+      <w:r>
+        <w:rPr>
+          <w:rFonts w:hint="eastAsia" w:ascii="Times New Roman" w:hAnsi="Times New Roman" w:eastAsia="FangSong" w:cs="Times New Roman"/>
+        </w:rPr>
+        <w:t>号</w:t>
+      </w:r>
+      <w:r>
+        <w:rPr>
+          <w:rFonts w:hint="eastAsia" w:ascii="Times New Roman" w:hAnsi="Times New Roman" w:eastAsia="Times New Roman" w:cs="Times New Roman"/>
+        </w:rPr>
+        <w:t>，</w:t>
+      </w:r>
+      <w:r>
+        <w:rPr>
+          <w:rFonts w:hint="eastAsia" w:ascii="Times New Roman" w:hAnsi="Times New Roman" w:eastAsia="FangSong" w:cs="Times New Roman"/>
+        </w:rPr>
+        <w:t>明确给</w:t>
+      </w:r>
+      <w:r>
+        <w:rPr>
+          <w:rFonts w:hint="eastAsia" w:ascii="Times New Roman" w:hAnsi="Times New Roman" w:eastAsia="Times New Roman" w:cs="Times New Roman"/>
+        </w:rPr>
+        <w:t>「</w:t>
+      </w:r>
+      <w:r>
+        <w:rPr>
+          <w:rFonts w:hint="eastAsia" w:ascii="Times New Roman" w:hAnsi="Times New Roman" w:eastAsia="FangSong" w:cs="Times New Roman"/>
+        </w:rPr>
+        <w:t>第八周期</w:t>
+      </w:r>
+      <w:r>
+        <w:rPr>
+          <w:rFonts w:hint="eastAsia" w:ascii="Times New Roman" w:hAnsi="Times New Roman" w:eastAsia="Times New Roman" w:cs="Times New Roman"/>
+        </w:rPr>
+        <w:t>，</w:t>
+      </w:r>
+      <w:r>
+        <w:rPr>
+          <w:rFonts w:hint="eastAsia" w:ascii="Times New Roman" w:hAnsi="Times New Roman" w:eastAsia="FangSong" w:cs="Times New Roman"/>
+        </w:rPr>
+        <w:t>第</w:t>
+      </w:r>
+      <w:r>
+        <w:rPr>
+          <w:rFonts w:hint="eastAsia" w:ascii="Times New Roman" w:hAnsi="Times New Roman" w:eastAsia="Times New Roman" w:cs="Times New Roman"/>
+        </w:rPr>
+        <w:t>ⅥA</w:t>
+      </w:r>
+      <w:r>
+        <w:rPr>
+          <w:rFonts w:hint="eastAsia" w:ascii="Times New Roman" w:hAnsi="Times New Roman" w:eastAsia="FangSong" w:cs="Times New Roman"/>
+        </w:rPr>
+        <w:t>族</w:t>
+      </w:r>
+      <w:r>
+        <w:rPr>
+          <w:rFonts w:hint="eastAsia" w:ascii="Times New Roman" w:hAnsi="Times New Roman" w:eastAsia="Times New Roman" w:cs="Times New Roman"/>
+        </w:rPr>
+        <w:t>（</w:t>
+      </w:r>
+      <w:r>
+        <w:rPr>
+          <w:rFonts w:hint="eastAsia" w:ascii="Times New Roman" w:hAnsi="Times New Roman" w:eastAsia="FangSong" w:cs="Times New Roman"/>
+        </w:rPr>
+        <w:t>注</w:t>
       </w:r>
       <w:r>
         <w:rPr>
           <w:rFonts w:hint="eastAsia" w:ascii="Times New Roman" w:hAnsi="Times New Roman" w:eastAsia="Times New Roman" w:cs="Times New Roman"/>
         </w:rPr>
         <w:t>：</w:t>
+      </w:r>
+      <w:r>
+        <w:rPr>
+          <w:rFonts w:hint="eastAsia" w:ascii="Times New Roman" w:hAnsi="Times New Roman" w:eastAsia="FangSong" w:cs="Times New Roman"/>
+        </w:rPr>
+        <w:t>在第八周期要填充</w:t>
+      </w:r>
+      <w:r>
+        <w:rPr>
+          <w:rFonts w:ascii="Times New Roman" w:hAnsi="Times New Roman" w:eastAsia="Times New Roman" w:cs="Times New Roman"/>
+        </w:rPr>
+        <w:t xml:space="preserve"> g </w:t>
+      </w:r>
+      <w:r>
+        <w:rPr>
+          <w:rFonts w:hint="eastAsia" w:ascii="Times New Roman" w:hAnsi="Times New Roman" w:eastAsia="FangSong" w:cs="Times New Roman"/>
+        </w:rPr>
+        <w:t xml:space="preserve">亚层</w:t>
+      </w:r>
+      <w:r>
+        <w:rPr>
+          <w:rFonts w:ascii="Times New Roman" w:hAnsi="Times New Roman" w:eastAsia="Times New Roman" w:cs="Times New Roman"/>
+        </w:rPr>
+        <w:t xml:space="preserve"> 18 </w:t>
+      </w:r>
+      <w:r>
+        <w:rPr>
+          <w:rFonts w:hint="eastAsia" w:ascii="Times New Roman" w:hAnsi="Times New Roman" w:eastAsia="FangSong" w:cs="Times New Roman"/>
+        </w:rPr>
+        <w:t>个电子</w:t>
+      </w:r>
+      <w:r>
+        <w:rPr>
+          <w:rFonts w:hint="eastAsia" w:ascii="Times New Roman" w:hAnsi="Times New Roman" w:eastAsia="Times New Roman" w:cs="Times New Roman"/>
+        </w:rPr>
+        <w:t>，</w:t>
+      </w:r>
+      <w:r>
+        <w:rPr>
+          <w:rFonts w:hint="eastAsia" w:ascii="Times New Roman" w:hAnsi="Times New Roman" w:eastAsia="FangSong" w:cs="Times New Roman"/>
+        </w:rPr>
+        <w:t>共</w:t>
+      </w:r>
+      <w:r>
+        <w:rPr>
+          <w:rFonts w:ascii="Times New Roman" w:hAnsi="Times New Roman" w:eastAsia="Times New Roman" w:cs="Times New Roman"/>
+        </w:rPr>
+        <w:t xml:space="preserve"> 50 </w:t>
+      </w:r>
+      <w:r>
+        <w:rPr>
+          <w:rFonts w:hint="eastAsia" w:ascii="Times New Roman" w:hAnsi="Times New Roman" w:eastAsia="FangSong" w:cs="Times New Roman"/>
+        </w:rPr>
+        <w:t>个电子</w:t>
+      </w:r>
+      <w:r>
+        <w:rPr>
+          <w:rFonts w:hint="eastAsia" w:ascii="Times New Roman" w:hAnsi="Times New Roman" w:eastAsia="Times New Roman" w:cs="Times New Roman"/>
+        </w:rPr>
+        <w:t>）」，</w:t>
+      </w:r>
+      <w:r>
+        <w:rPr>
+          <w:rFonts w:hint="eastAsia" w:ascii="Times New Roman" w:hAnsi="Times New Roman" w:eastAsia="FangSong" w:cs="Times New Roman"/>
+        </w:rPr>
+        <w:t>故取</w:t>
+      </w:r>
+      <w:r>
+        <w:rPr>
+          <w:rFonts w:ascii="Times New Roman" w:hAnsi="Times New Roman" w:eastAsia="Times New Roman" w:cs="Times New Roman"/>
+        </w:rPr>
+        <w:t xml:space="preserve"> </w:t>
+      </w:r>
+      <w:r>
+        <w:rPr>
+          <w:rFonts w:hint="eastAsia" w:ascii="Times New Roman" w:hAnsi="Times New Roman" w:eastAsia="Times New Roman" w:cs="Times New Roman"/>
+        </w:rPr>
+        <w:t>ⅥA，</w:t>
+      </w:r>
+      <w:r>
+        <w:rPr>
+          <w:rFonts w:hint="eastAsia" w:ascii="Times New Roman" w:hAnsi="Times New Roman" w:eastAsia="FangSong" w:cs="Times New Roman"/>
+        </w:rPr>
+        <w:t>末句</w:t>
+      </w:r>
+      <w:r>
+        <w:rPr>
+          <w:rFonts w:hint="eastAsia" w:ascii="Times New Roman" w:hAnsi="Times New Roman" w:eastAsia="Times New Roman" w:cs="Times New Roman"/>
+        </w:rPr>
+        <w:t>「ⅣA」</w:t>
+      </w:r>
+      <w:r>
+        <w:rPr>
+          <w:rFonts w:hint="eastAsia" w:ascii="Times New Roman" w:hAnsi="Times New Roman" w:eastAsia="FangSong" w:cs="Times New Roman"/>
+        </w:rPr>
+        <w:t>系原书笔误</w:t>
+      </w:r>
+      <w:r>
+        <w:rPr>
+          <w:rFonts w:hint="eastAsia" w:ascii="Times New Roman" w:hAnsi="Times New Roman" w:eastAsia="Times New Roman" w:cs="Times New Roman"/>
+        </w:rPr>
+        <w:t>。</w:t>
+      </w:r>
+    </w:p>
+    <w:p>
+      <w:pPr>
+        <w:pStyle w:val="BodyText"/>
+      </w:pPr>
+      <w:r>
+        <w:rPr>
+          <w:rFonts w:hint="eastAsia" w:ascii="Times New Roman" w:hAnsi="Times New Roman" w:eastAsia="FangSong" w:cs="Times New Roman"/>
+          <w:b/>
+          <w:bCs/>
+        </w:rPr>
+        <w:t xml:space="preserve">参考解答</w:t>
+      </w:r>
+    </w:p>
+    <w:p>
+      <w:pPr>
+        <w:pStyle w:val="BodyText"/>
+      </w:pPr>
+      <w:r>
+        <w:rPr>
+          <w:rFonts w:ascii="Times New Roman" w:hAnsi="Times New Roman" w:eastAsia="Times New Roman" w:cs="Times New Roman"/>
+        </w:rPr>
+        <w:t xml:space="preserve">118 </w:t>
+      </w:r>
+      <w:r>
+        <w:rPr>
+          <w:rFonts w:hint="eastAsia" w:ascii="Times New Roman" w:hAnsi="Times New Roman" w:eastAsia="FangSong" w:cs="Times New Roman"/>
+        </w:rPr>
+        <w:t>号</w:t>
+      </w:r>
+      <w:r>
+        <w:rPr>
+          <w:rFonts w:hint="eastAsia" w:ascii="Times New Roman" w:hAnsi="Times New Roman" w:eastAsia="Times New Roman" w:cs="Times New Roman"/>
+        </w:rPr>
+        <w:t>：</w:t>
+      </w:r>
+      <w:r>
+        <w:rPr>
+          <w:rFonts w:hint="eastAsia" w:ascii="Times New Roman" w:hAnsi="Times New Roman" w:eastAsia="FangSong" w:cs="Times New Roman"/>
+        </w:rPr>
+        <w:t>第七周期</w:t>
+      </w:r>
+      <w:r>
+        <w:rPr>
+          <w:rFonts w:ascii="Times New Roman" w:hAnsi="Times New Roman" w:eastAsia="Times New Roman" w:cs="Times New Roman"/>
+        </w:rPr>
+        <w:t xml:space="preserve"> 0 </w:t>
+      </w:r>
+      <w:r>
+        <w:rPr>
+          <w:rFonts w:hint="eastAsia" w:ascii="Times New Roman" w:hAnsi="Times New Roman" w:eastAsia="FangSong" w:cs="Times New Roman"/>
+        </w:rPr>
+        <w:t>族</w:t>
+      </w:r>
+      <w:r>
+        <w:rPr>
+          <w:rFonts w:hint="eastAsia" w:ascii="Times New Roman" w:hAnsi="Times New Roman" w:eastAsia="Times New Roman" w:cs="Times New Roman"/>
+        </w:rPr>
+        <w:t>（ⅧA）；</w:t>
+      </w:r>
+      <w:r>
+        <w:rPr>
+          <w:rFonts w:hint="eastAsia" w:ascii="Times New Roman" w:hAnsi="Times New Roman" w:eastAsia="FangSong" w:cs="Times New Roman"/>
+        </w:rPr>
+        <w:t>气态</w:t>
+      </w:r>
+      <w:r>
+        <w:rPr>
+          <w:rFonts w:hint="eastAsia" w:ascii="Times New Roman" w:hAnsi="Times New Roman" w:eastAsia="Times New Roman" w:cs="Times New Roman"/>
+        </w:rPr>
+        <w:t>。166</w:t>
+      </w:r>
+      <w:r>
+        <w:rPr>
+          <w:rFonts w:ascii="Times New Roman" w:hAnsi="Times New Roman" w:eastAsia="Times New Roman" w:cs="Times New Roman"/>
+        </w:rPr>
+        <w:t xml:space="preserve"> </w:t>
+      </w:r>
+      <w:r>
+        <w:rPr>
+          <w:rFonts w:hint="eastAsia" w:ascii="Times New Roman" w:hAnsi="Times New Roman" w:eastAsia="FangSong" w:cs="Times New Roman"/>
+        </w:rPr>
+        <w:t>号</w:t>
+      </w:r>
+      <w:r>
+        <w:rPr>
+          <w:rFonts w:hint="eastAsia" w:ascii="Times New Roman" w:hAnsi="Times New Roman" w:eastAsia="Times New Roman" w:cs="Times New Roman"/>
+        </w:rPr>
+        <w:t>：</w:t>
+      </w:r>
+      <w:r>
+        <w:rPr>
+          <w:rFonts w:hint="eastAsia" w:ascii="Times New Roman" w:hAnsi="Times New Roman" w:eastAsia="FangSong" w:cs="Times New Roman"/>
+        </w:rPr>
+        <w:t>第八周期</w:t>
+      </w:r>
+      <w:r>
+        <w:rPr>
+          <w:rFonts w:hint="eastAsia" w:ascii="Times New Roman" w:hAnsi="Times New Roman" w:eastAsia="Times New Roman" w:cs="Times New Roman"/>
+        </w:rPr>
+        <w:t>ⅥA</w:t>
+      </w:r>
+      <w:r>
+        <w:rPr>
+          <w:rFonts w:ascii="Times New Roman" w:hAnsi="Times New Roman" w:eastAsia="Times New Roman" w:cs="Times New Roman"/>
+        </w:rPr>
+        <w:t xml:space="preserve"> </w:t>
+      </w:r>
+      <w:r>
+        <w:rPr>
+          <w:rFonts w:hint="eastAsia" w:ascii="Times New Roman" w:hAnsi="Times New Roman" w:eastAsia="FangSong" w:cs="Times New Roman"/>
+        </w:rPr>
+        <w:t>族</w:t>
+      </w:r>
+      <w:r>
+        <w:rPr>
+          <w:rFonts w:hint="eastAsia" w:ascii="Times New Roman" w:hAnsi="Times New Roman" w:eastAsia="Times New Roman" w:cs="Times New Roman"/>
+        </w:rPr>
+        <w:t>。</w:t>
+      </w:r>
+    </w:p>
+    <w:p>
+      <w:pPr>
+        <w:spacing w:before="160" w:after="80"/>
+      </w:pPr>
+      <w:r>
+        <w:pict>
+          <v:rect style="width:0;height:1.5pt" o:hralign="center" o:hrstd="t" o:hr="t"/>
+        </w:pict>
+      </w:r>
+    </w:p>
+    <w:bookmarkEnd w:id="51"/>
+    <w:bookmarkStart w:id="52" w:name="第13题"/>
+    <w:p>
+      <w:pPr>
+        <w:pStyle w:val="Heading3"/>
+        <w:spacing w:before="280" w:after="120"/>
+      </w:pPr>
+      <w:r>
+        <w:rPr>
+          <w:rFonts w:hint="eastAsia" w:ascii="Times New Roman" w:hAnsi="Times New Roman" w:eastAsia="SimHei" w:cs="Times New Roman"/>
+        </w:rPr>
+        <w:t>第</w:t>
+      </w:r>
+      <w:r>
+        <w:rPr>
+          <w:rFonts w:hint="eastAsia" w:ascii="Times New Roman" w:hAnsi="Times New Roman" w:eastAsia="Times New Roman" w:cs="Times New Roman"/>
+        </w:rPr>
+        <w:t>13</w:t>
+      </w:r>
+      <w:r>
+        <w:rPr>
+          <w:rFonts w:hint="eastAsia" w:ascii="Times New Roman" w:hAnsi="Times New Roman" w:eastAsia="SimHei" w:cs="Times New Roman"/>
+        </w:rPr>
+        <w:t>题</w:t>
+      </w:r>
+    </w:p>
+    <w:p>
+      <w:pPr>
+        <w:pStyle w:val="BlockText"/>
+      </w:pPr>
+      <w:r>
+        <w:rPr>
+          <w:rFonts w:hint="eastAsia" w:ascii="Times New Roman" w:hAnsi="Times New Roman" w:eastAsia="FangSong" w:cs="Times New Roman"/>
+        </w:rPr>
+        <w:t>来源</w:t>
+      </w:r>
+      <w:r>
+        <w:rPr>
+          <w:rFonts w:hint="eastAsia" w:ascii="Times New Roman" w:hAnsi="Times New Roman" w:eastAsia="Times New Roman" w:cs="Times New Roman"/>
+        </w:rPr>
+        <w:t>：</w:t>
+      </w:r>
+      <w:r>
+        <w:rPr>
+          <w:rFonts w:hint="eastAsia" w:ascii="Times New Roman" w:hAnsi="Times New Roman" w:eastAsia="FangSong" w:cs="Times New Roman"/>
+        </w:rPr>
+        <w:t>赵鑫光竞赛笔记</w:t>
+      </w:r>
+    </w:p>
+    <w:p>
+      <w:pPr>
+        <w:pStyle w:val="FirstParagraph"/>
+      </w:pPr>
+      <w:r>
+        <w:rPr>
+          <w:rFonts w:hint="eastAsia" w:ascii="Times New Roman" w:hAnsi="Times New Roman" w:eastAsia="FangSong" w:cs="Times New Roman"/>
+          <w:b/>
+          <w:bCs/>
+        </w:rPr>
+        <w:t xml:space="preserve">题目</w:t>
+      </w:r>
+      <w:r>
+        <w:rPr>
+          <w:rFonts w:hint="eastAsia" w:ascii="Times New Roman" w:hAnsi="Times New Roman" w:eastAsia="Times New Roman" w:cs="Times New Roman"/>
+        </w:rPr>
+        <w:t>：</w:t>
+      </w:r>
+      <w:r>
+        <w:rPr>
+          <w:rFonts w:hint="eastAsia" w:ascii="Times New Roman" w:hAnsi="Times New Roman" w:eastAsia="FangSong" w:cs="Times New Roman"/>
+        </w:rPr>
+        <w:t>已知</w:t>
+      </w:r>
+      <m:oMath>
+        <m:sSub>
+          <m:e>
+            <m:r>
+              <m:rPr>
+                <m:sty m:val="p"/>
+              </m:rPr>
+              <m:t>Δ</m:t>
+            </m:r>
+          </m:e>
+          <m:sub>
+            <m:r>
+              <m:t>o</m:t>
+            </m:r>
+          </m:sub>
+        </m:sSub>
+      </m:oMath>
+      <w:r>
+        <w:rPr>
+          <w:rFonts w:hint="eastAsia" w:ascii="Times New Roman" w:hAnsi="Times New Roman" w:eastAsia="FangSong" w:cs="Times New Roman"/>
+        </w:rPr>
+        <w:t>和</w:t>
+      </w:r>
+      <w:r>
+        <w:rPr>
+          <w:rFonts w:hint="eastAsia" w:ascii="Times New Roman" w:hAnsi="Times New Roman" w:eastAsia="Times New Roman" w:cs="Times New Roman"/>
+        </w:rPr>
+        <w:t>P，</w:t>
+      </w:r>
+      <w:r>
+        <w:rPr>
+          <w:rFonts w:hint="eastAsia" w:ascii="Times New Roman" w:hAnsi="Times New Roman" w:eastAsia="FangSong" w:cs="Times New Roman"/>
+        </w:rPr>
+        <w:t>给出</w:t>
+      </w:r>
+      <m:oMath>
+        <m:r>
+          <m:t>d</m:t>
+        </m:r>
+      </m:oMath>
+      <w:r>
+        <w:rPr>
+          <w:rFonts w:hint="eastAsia" w:ascii="Times New Roman" w:hAnsi="Times New Roman" w:eastAsia="FangSong" w:cs="Times New Roman"/>
+        </w:rPr>
+        <w:t>电子排布</w:t>
+      </w:r>
+      <w:r>
+        <w:rPr>
+          <w:rFonts w:hint="eastAsia" w:ascii="Times New Roman" w:hAnsi="Times New Roman" w:eastAsia="Times New Roman" w:cs="Times New Roman"/>
+        </w:rPr>
+        <w:t>、</w:t>
+      </w:r>
+      <w:r>
+        <w:rPr>
+          <w:rFonts w:hint="eastAsia" w:ascii="Times New Roman" w:hAnsi="Times New Roman" w:eastAsia="FangSong" w:cs="Times New Roman"/>
+        </w:rPr>
+        <w:t>磁矩</w:t>
+      </w:r>
+      <w:r>
+        <w:rPr>
+          <w:rFonts w:hint="eastAsia" w:ascii="Times New Roman" w:hAnsi="Times New Roman" w:eastAsia="Times New Roman" w:cs="Times New Roman"/>
+        </w:rPr>
+        <w:t>、</w:t>
+      </w:r>
+      <w:r>
+        <w:rPr>
+          <w:rFonts w:hint="eastAsia" w:ascii="Times New Roman" w:hAnsi="Times New Roman" w:eastAsia="FangSong" w:cs="Times New Roman"/>
+        </w:rPr>
+        <w:t>高</w:t>
+      </w:r>
+      <w:r>
+        <w:rPr>
+          <w:rFonts w:hint="eastAsia" w:ascii="Times New Roman" w:hAnsi="Times New Roman" w:eastAsia="Times New Roman" w:cs="Times New Roman"/>
+        </w:rPr>
+        <w:t>/</w:t>
+      </w:r>
+      <w:r>
+        <w:rPr>
+          <w:rFonts w:hint="eastAsia" w:ascii="Times New Roman" w:hAnsi="Times New Roman" w:eastAsia="FangSong" w:cs="Times New Roman"/>
+        </w:rPr>
+        <w:t>低自旋</w:t>
+      </w:r>
+      <w:r>
+        <w:rPr>
+          <w:rFonts w:hint="eastAsia" w:ascii="Times New Roman" w:hAnsi="Times New Roman" w:eastAsia="Times New Roman" w:cs="Times New Roman"/>
+        </w:rPr>
+        <w:t>、CFSE：</w:t>
       </w:r>
       <m:oMath>
         <m:oMathPr>
@@ -15651,171 +15591,118 @@
             </w:rPr>
           </m:ctrlPr>
         </m:oMathPr>
-        <m:sSup>
-          <m:e>
-            <m:r>
-              <m:t>​</m:t>
-            </m:r>
-          </m:e>
-          <m:sup>
-            <m:r>
-              <m:t>a</m:t>
-            </m:r>
-          </m:sup>
-        </m:sSup>
-        <m:r>
-          <m:rPr>
-            <m:sty m:val="p"/>
-          </m:rPr>
-          <m:t>X</m:t>
-        </m:r>
-        <m:sSup>
+        <m:r>
+          <m:rPr>
+            <m:sty m:val="p"/>
+          </m:rPr>
+          <m:t>[</m:t>
+        </m:r>
+        <m:r>
+          <m:rPr>
+            <m:sty m:val="p"/>
+          </m:rPr>
+          <m:t>C</m:t>
+        </m:r>
+        <m:r>
+          <m:rPr>
+            <m:sty m:val="p"/>
+          </m:rPr>
+          <m:t>o</m:t>
+        </m:r>
+        <m:r>
+          <m:rPr>
+            <m:sty m:val="p"/>
+          </m:rPr>
+          <m:t>(</m:t>
+        </m:r>
+        <m:sSub>
           <m:e>
             <m:r>
               <m:rPr>
                 <m:sty m:val="p"/>
               </m:rPr>
-              <m:t>:</m:t>
+              <m:t>N</m:t>
+            </m:r>
+            <m:r>
+              <m:rPr>
+                <m:sty m:val="p"/>
+              </m:rPr>
+              <m:t>H</m:t>
+            </m:r>
+          </m:e>
+          <m:sub>
+            <m:r>
+              <m:t>3</m:t>
+            </m:r>
+          </m:sub>
+        </m:sSub>
+        <m:sSub>
+          <m:e>
+            <m:r>
+              <m:rPr>
+                <m:sty m:val="p"/>
+              </m:rPr>
+              <m:t>)</m:t>
+            </m:r>
+          </m:e>
+          <m:sub>
+            <m:r>
+              <m:t>6</m:t>
+            </m:r>
+          </m:sub>
+        </m:sSub>
+        <m:sSup>
+          <m:e>
+            <m:r>
+              <m:rPr>
+                <m:sty m:val="p"/>
+              </m:rPr>
+              <m:t>]</m:t>
             </m:r>
           </m:e>
           <m:sup>
             <m:r>
-              <m:t>b</m:t>
+              <m:t>2</m:t>
+            </m:r>
+            <m:r>
+              <m:rPr>
+                <m:sty m:val="p"/>
+              </m:rPr>
+              <m:t>+</m:t>
             </m:r>
           </m:sup>
         </m:sSup>
-        <m:r>
-          <m:rPr>
-            <m:sty m:val="p"/>
-          </m:rPr>
-          <m:t>X</m:t>
-        </m:r>
-        <m:r>
-          <m:rPr>
-            <m:sty m:val="p"/>
-          </m:rPr>
-          <m:t>=</m:t>
-        </m:r>
-        <m:r>
-          <m:rPr>
-            <m:sty m:val="p"/>
-          </m:rPr>
-          <m:t>(</m:t>
-        </m:r>
-        <m:r>
-          <m:t>1</m:t>
-        </m:r>
-        <m:r>
-          <m:rPr>
-            <m:sty m:val="p"/>
-          </m:rPr>
-          <m:t>×</m:t>
-        </m:r>
-        <m:r>
-          <m:t>2</m:t>
-        </m:r>
-        <m:r>
-          <m:rPr>
-            <m:sty m:val="p"/>
-          </m:rPr>
-          <m:t>+</m:t>
-        </m:r>
-        <m:r>
-          <m:t>1</m:t>
-        </m:r>
-        <m:r>
-          <m:rPr>
-            <m:sty m:val="p"/>
-          </m:rPr>
-          <m:t>)</m:t>
-        </m:r>
-        <m:r>
-          <m:rPr>
-            <m:sty m:val="p"/>
-          </m:rPr>
-          <m:t>:</m:t>
-        </m:r>
-        <m:r>
-          <m:rPr>
-            <m:sty m:val="p"/>
-          </m:rPr>
-          <m:t>(</m:t>
-        </m:r>
-        <m:r>
-          <m:t>1</m:t>
-        </m:r>
-        <m:r>
-          <m:rPr>
-            <m:sty m:val="p"/>
-          </m:rPr>
-          <m:t>+</m:t>
-        </m:r>
-        <m:r>
-          <m:t>1</m:t>
-        </m:r>
-        <m:r>
-          <m:rPr>
-            <m:sty m:val="p"/>
-          </m:rPr>
-          <m:t>×</m:t>
-        </m:r>
-        <m:r>
-          <m:t>2</m:t>
-        </m:r>
-        <m:r>
-          <m:rPr>
-            <m:sty m:val="p"/>
-          </m:rPr>
-          <m:t>)</m:t>
-        </m:r>
-        <m:r>
-          <m:rPr>
-            <m:sty m:val="p"/>
-          </m:rPr>
-          <m:t>=</m:t>
-        </m:r>
-        <m:r>
-          <m:t>1</m:t>
-        </m:r>
-        <m:r>
-          <m:rPr>
-            <m:sty m:val="p"/>
-          </m:rPr>
-          <m:t>:</m:t>
-        </m:r>
-        <m:r>
-          <m:t>1</m:t>
-        </m:r>
       </m:oMath>
       <w:r>
         <w:rPr>
           <w:rFonts w:hint="eastAsia" w:ascii="Times New Roman" w:hAnsi="Times New Roman" w:eastAsia="Times New Roman" w:cs="Times New Roman"/>
         </w:rPr>
-        <w:t>，</w:t>
-      </w:r>
-      <w:r>
-        <w:rPr>
-          <w:rFonts w:hint="eastAsia" w:ascii="Times New Roman" w:hAnsi="Times New Roman" w:eastAsia="FangSong" w:cs="Times New Roman"/>
-        </w:rPr>
-        <w:t>但与数学中的概率公式不符合</w:t>
-      </w:r>
-      <w:r>
-        <w:rPr>
-          <w:rFonts w:hint="eastAsia" w:ascii="Times New Roman" w:hAnsi="Times New Roman" w:eastAsia="Times New Roman" w:cs="Times New Roman"/>
-        </w:rPr>
-        <w:t>，</w:t>
-      </w:r>
-      <w:r>
-        <w:rPr>
-          <w:rFonts w:hint="eastAsia" w:ascii="Times New Roman" w:hAnsi="Times New Roman" w:eastAsia="FangSong" w:cs="Times New Roman"/>
-        </w:rPr>
-        <w:t>因为若设</w:t>
-      </w:r>
-      <w:r>
-        <w:rPr>
-          <w:rFonts w:ascii="Times New Roman" w:hAnsi="Times New Roman" w:eastAsia="Times New Roman" w:cs="Times New Roman"/>
-        </w:rPr>
-        <w:t xml:space="preserve"> </w:t>
+        <w:t>（Δ</w:t>
+      </w:r>
+      <w:r>
+        <w:rPr>
+          <w:rFonts w:hint="eastAsia" w:ascii="Times New Roman" w:hAnsi="Times New Roman" w:eastAsia="Times New Roman" w:cs="Times New Roman"/>
+          <w:vertAlign w:val="subscript"/>
+        </w:rPr>
+        <w:t>0</w:t>
+      </w:r>
+      <w:r>
+        <w:rPr>
+          <w:rFonts w:hint="eastAsia" w:ascii="Times New Roman" w:hAnsi="Times New Roman" w:eastAsia="Times New Roman" w:cs="Times New Roman"/>
+        </w:rPr>
+        <w:t>=11000,</w:t>
+      </w:r>
+      <w:r>
+        <w:rPr>
+          <w:rFonts w:ascii="Times New Roman" w:hAnsi="Times New Roman" w:eastAsia="Times New Roman" w:cs="Times New Roman"/>
+        </w:rPr>
+        <w:t xml:space="preserve"> </w:t>
+      </w:r>
+      <w:r>
+        <w:rPr>
+          <w:rFonts w:hint="eastAsia" w:ascii="Times New Roman" w:hAnsi="Times New Roman" w:eastAsia="Times New Roman" w:cs="Times New Roman"/>
+        </w:rPr>
+        <w:t xml:space="preserve">P=22500），</w:t>
       </w:r>
       <m:oMath>
         <m:oMathPr>
@@ -15826,81 +15713,259 @@
             </w:rPr>
           </m:ctrlPr>
         </m:oMathPr>
-        <m:sSup>
-          <m:e>
-            <m:r>
-              <m:t>​</m:t>
-            </m:r>
-          </m:e>
-          <m:sup>
-            <m:r>
-              <m:t>a</m:t>
-            </m:r>
-          </m:sup>
-        </m:sSup>
-        <m:r>
-          <m:rPr>
-            <m:sty m:val="p"/>
-          </m:rPr>
-          <m:t>X</m:t>
-        </m:r>
-        <m:sSup>
+        <m:r>
+          <m:rPr>
+            <m:sty m:val="p"/>
+          </m:rPr>
+          <m:t>[</m:t>
+        </m:r>
+        <m:r>
+          <m:rPr>
+            <m:sty m:val="p"/>
+          </m:rPr>
+          <m:t>F</m:t>
+        </m:r>
+        <m:r>
+          <m:rPr>
+            <m:sty m:val="p"/>
+          </m:rPr>
+          <m:t>e</m:t>
+        </m:r>
+        <m:r>
+          <m:rPr>
+            <m:sty m:val="p"/>
+          </m:rPr>
+          <m:t>(</m:t>
+        </m:r>
+        <m:sSub>
           <m:e>
             <m:r>
               <m:rPr>
                 <m:sty m:val="p"/>
               </m:rPr>
-              <m:t>:</m:t>
+              <m:t>H</m:t>
+            </m:r>
+          </m:e>
+          <m:sub>
+            <m:r>
+              <m:t>2</m:t>
+            </m:r>
+          </m:sub>
+        </m:sSub>
+        <m:r>
+          <m:rPr>
+            <m:sty m:val="p"/>
+          </m:rPr>
+          <m:t>O</m:t>
+        </m:r>
+        <m:sSub>
+          <m:e>
+            <m:r>
+              <m:rPr>
+                <m:sty m:val="p"/>
+              </m:rPr>
+              <m:t>)</m:t>
+            </m:r>
+          </m:e>
+          <m:sub>
+            <m:r>
+              <m:t>6</m:t>
+            </m:r>
+          </m:sub>
+        </m:sSub>
+        <m:sSup>
+          <m:e>
+            <m:r>
+              <m:rPr>
+                <m:sty m:val="p"/>
+              </m:rPr>
+              <m:t>]</m:t>
             </m:r>
           </m:e>
           <m:sup>
             <m:r>
-              <m:t>b</m:t>
+              <m:t>2</m:t>
+            </m:r>
+            <m:r>
+              <m:rPr>
+                <m:sty m:val="p"/>
+              </m:rPr>
+              <m:t>+</m:t>
             </m:r>
           </m:sup>
         </m:sSup>
-        <m:r>
-          <m:rPr>
-            <m:sty m:val="p"/>
-          </m:rPr>
-          <m:t>X</m:t>
-        </m:r>
-        <m:r>
-          <m:rPr>
-            <m:sty m:val="p"/>
-          </m:rPr>
-          <m:t>=</m:t>
-        </m:r>
-        <m:r>
-          <m:t>a</m:t>
-        </m:r>
-        <m:r>
-          <m:rPr>
-            <m:sty m:val="p"/>
-          </m:rPr>
-          <m:t>:</m:t>
-        </m:r>
-        <m:r>
-          <m:t>b</m:t>
-        </m:r>
       </m:oMath>
       <w:r>
         <w:rPr>
           <w:rFonts w:hint="eastAsia" w:ascii="Times New Roman" w:hAnsi="Times New Roman" w:eastAsia="Times New Roman" w:cs="Times New Roman"/>
         </w:rPr>
-        <w:t>，</w:t>
-      </w:r>
-      <w:r>
-        <w:rPr>
-          <w:rFonts w:hint="eastAsia" w:ascii="Times New Roman" w:hAnsi="Times New Roman" w:eastAsia="FangSong" w:cs="Times New Roman"/>
-        </w:rPr>
-        <w:t>则</w:t>
-      </w:r>
-      <w:r>
-        <w:rPr>
-          <w:rFonts w:hint="eastAsia" w:ascii="Times New Roman" w:hAnsi="Times New Roman" w:eastAsia="Times New Roman" w:cs="Times New Roman"/>
-        </w:rPr>
-        <w:t>：</w:t>
+        <w:t>（Δ</w:t>
+      </w:r>
+      <w:r>
+        <w:rPr>
+          <w:rFonts w:hint="eastAsia" w:ascii="Times New Roman" w:hAnsi="Times New Roman" w:eastAsia="Times New Roman" w:cs="Times New Roman"/>
+          <w:vertAlign w:val="subscript"/>
+        </w:rPr>
+        <w:t>0</w:t>
+      </w:r>
+      <w:r>
+        <w:rPr>
+          <w:rFonts w:hint="eastAsia" w:ascii="Times New Roman" w:hAnsi="Times New Roman" w:eastAsia="Times New Roman" w:cs="Times New Roman"/>
+        </w:rPr>
+        <w:t>=10400,</w:t>
+      </w:r>
+      <w:r>
+        <w:rPr>
+          <w:rFonts w:ascii="Times New Roman" w:hAnsi="Times New Roman" w:eastAsia="Times New Roman" w:cs="Times New Roman"/>
+        </w:rPr>
+        <w:t xml:space="preserve"> </w:t>
+      </w:r>
+      <w:r>
+        <w:rPr>
+          <w:rFonts w:hint="eastAsia" w:ascii="Times New Roman" w:hAnsi="Times New Roman" w:eastAsia="Times New Roman" w:cs="Times New Roman"/>
+        </w:rPr>
+        <w:t xml:space="preserve">P=17600），</w:t>
+      </w:r>
+      <m:oMath>
+        <m:oMathPr>
+          <m:ctrlPr>
+            <w:rPr>
+              <w:sz w:val="28"/>
+              <w:szCs w:val="28"/>
+            </w:rPr>
+          </m:ctrlPr>
+        </m:oMathPr>
+        <m:r>
+          <m:rPr>
+            <m:sty m:val="p"/>
+          </m:rPr>
+          <m:t>[</m:t>
+        </m:r>
+        <m:r>
+          <m:rPr>
+            <m:sty m:val="p"/>
+          </m:rPr>
+          <m:t>C</m:t>
+        </m:r>
+        <m:r>
+          <m:rPr>
+            <m:sty m:val="p"/>
+          </m:rPr>
+          <m:t>o</m:t>
+        </m:r>
+        <m:r>
+          <m:rPr>
+            <m:sty m:val="p"/>
+          </m:rPr>
+          <m:t>(</m:t>
+        </m:r>
+        <m:sSub>
+          <m:e>
+            <m:r>
+              <m:rPr>
+                <m:sty m:val="p"/>
+              </m:rPr>
+              <m:t>N</m:t>
+            </m:r>
+            <m:r>
+              <m:rPr>
+                <m:sty m:val="p"/>
+              </m:rPr>
+              <m:t>H</m:t>
+            </m:r>
+          </m:e>
+          <m:sub>
+            <m:r>
+              <m:t>3</m:t>
+            </m:r>
+          </m:sub>
+        </m:sSub>
+        <m:sSub>
+          <m:e>
+            <m:r>
+              <m:rPr>
+                <m:sty m:val="p"/>
+              </m:rPr>
+              <m:t>)</m:t>
+            </m:r>
+          </m:e>
+          <m:sub>
+            <m:r>
+              <m:t>6</m:t>
+            </m:r>
+          </m:sub>
+        </m:sSub>
+        <m:sSup>
+          <m:e>
+            <m:r>
+              <m:rPr>
+                <m:sty m:val="p"/>
+              </m:rPr>
+              <m:t>]</m:t>
+            </m:r>
+          </m:e>
+          <m:sup>
+            <m:r>
+              <m:t>3</m:t>
+            </m:r>
+            <m:r>
+              <m:rPr>
+                <m:sty m:val="p"/>
+              </m:rPr>
+              <m:t>+</m:t>
+            </m:r>
+          </m:sup>
+        </m:sSup>
+      </m:oMath>
+      <w:r>
+        <w:rPr>
+          <w:rFonts w:hint="eastAsia" w:ascii="Times New Roman" w:hAnsi="Times New Roman" w:eastAsia="Times New Roman" w:cs="Times New Roman"/>
+        </w:rPr>
+        <w:t>（Δ</w:t>
+      </w:r>
+      <w:r>
+        <w:rPr>
+          <w:rFonts w:hint="eastAsia" w:ascii="Times New Roman" w:hAnsi="Times New Roman" w:eastAsia="Times New Roman" w:cs="Times New Roman"/>
+          <w:vertAlign w:val="subscript"/>
+        </w:rPr>
+        <w:t>0</w:t>
+      </w:r>
+      <w:r>
+        <w:rPr>
+          <w:rFonts w:hint="eastAsia" w:ascii="Times New Roman" w:hAnsi="Times New Roman" w:eastAsia="Times New Roman" w:cs="Times New Roman"/>
+        </w:rPr>
+        <w:t>=22900,</w:t>
+      </w:r>
+      <w:r>
+        <w:rPr>
+          <w:rFonts w:ascii="Times New Roman" w:hAnsi="Times New Roman" w:eastAsia="Times New Roman" w:cs="Times New Roman"/>
+        </w:rPr>
+        <w:t xml:space="preserve"> </w:t>
+      </w:r>
+      <w:r>
+        <w:rPr>
+          <w:rFonts w:hint="eastAsia" w:ascii="Times New Roman" w:hAnsi="Times New Roman" w:eastAsia="Times New Roman" w:cs="Times New Roman"/>
+        </w:rPr>
+        <w:t xml:space="preserve">P=21000）</w:t>
+      </w:r>
+    </w:p>
+    <w:p>
+      <w:pPr>
+        <w:pStyle w:val="BodyText"/>
+      </w:pPr>
+      <w:r>
+        <w:rPr>
+          <w:rFonts w:hint="eastAsia" w:ascii="Times New Roman" w:hAnsi="Times New Roman" w:eastAsia="FangSong" w:cs="Times New Roman"/>
+          <w:b/>
+          <w:bCs/>
+        </w:rPr>
+        <w:t xml:space="preserve">参考答案</w:t>
+      </w:r>
+      <w:r>
+        <w:rPr>
+          <w:rFonts w:hint="eastAsia" w:ascii="Times New Roman" w:hAnsi="Times New Roman" w:eastAsia="Times New Roman" w:cs="Times New Roman"/>
+        </w:rPr>
+        <w:t xml:space="preserve">：</w:t>
       </w:r>
     </w:p>
     <w:p>
@@ -15916,203 +15981,78 @@
             </w:rPr>
           </m:ctrlPr>
         </m:oMathPr>
-        <m:sSup>
-          <m:e>
-            <m:r>
-              <m:t>​</m:t>
-            </m:r>
-          </m:e>
-          <m:sup>
-            <m:r>
-              <m:t>a</m:t>
-            </m:r>
-          </m:sup>
-        </m:sSup>
-        <m:sSup>
+        <m:r>
+          <m:rPr>
+            <m:sty m:val="p"/>
+          </m:rPr>
+          <m:t>[</m:t>
+        </m:r>
+        <m:r>
+          <m:rPr>
+            <m:sty m:val="p"/>
+          </m:rPr>
+          <m:t>C</m:t>
+        </m:r>
+        <m:r>
+          <m:rPr>
+            <m:sty m:val="p"/>
+          </m:rPr>
+          <m:t>o</m:t>
+        </m:r>
+        <m:r>
+          <m:rPr>
+            <m:sty m:val="p"/>
+          </m:rPr>
+          <m:t>(</m:t>
+        </m:r>
+        <m:sSub>
           <m:e>
             <m:r>
               <m:rPr>
                 <m:sty m:val="p"/>
               </m:rPr>
-              <m:t>X</m:t>
-            </m:r>
-          </m:e>
-          <m:sup>
-            <m:r>
-              <m:t>a</m:t>
-            </m:r>
-          </m:sup>
-        </m:sSup>
-        <m:r>
-          <m:rPr>
-            <m:sty m:val="p"/>
-          </m:rPr>
-          <m:t>X</m:t>
-        </m:r>
-        <m:sSup>
-          <m:e>
+              <m:t>N</m:t>
+            </m:r>
             <m:r>
               <m:rPr>
                 <m:sty m:val="p"/>
               </m:rPr>
-              <m:t>:</m:t>
+              <m:t>H</m:t>
             </m:r>
           </m:e>
-          <m:sup>
-            <m:r>
-              <m:t>a</m:t>
-            </m:r>
-          </m:sup>
-        </m:sSup>
-        <m:sSup>
+          <m:sub>
+            <m:r>
+              <m:t>3</m:t>
+            </m:r>
+          </m:sub>
+        </m:sSub>
+        <m:sSub>
           <m:e>
             <m:r>
               <m:rPr>
                 <m:sty m:val="p"/>
               </m:rPr>
-              <m:t>X</m:t>
+              <m:t>)</m:t>
             </m:r>
           </m:e>
-          <m:sup>
-            <m:r>
-              <m:t>b</m:t>
-            </m:r>
-          </m:sup>
-        </m:sSup>
-        <m:r>
-          <m:rPr>
-            <m:sty m:val="p"/>
-          </m:rPr>
-          <m:t>X</m:t>
-        </m:r>
+          <m:sub>
+            <m:r>
+              <m:t>6</m:t>
+            </m:r>
+          </m:sub>
+        </m:sSub>
         <m:sSup>
           <m:e>
             <m:r>
               <m:rPr>
                 <m:sty m:val="p"/>
               </m:rPr>
-              <m:t>:</m:t>
+              <m:t>]</m:t>
             </m:r>
           </m:e>
           <m:sup>
             <m:r>
-              <m:t>b</m:t>
-            </m:r>
-          </m:sup>
-        </m:sSup>
-        <m:sSup>
-          <m:e>
-            <m:r>
-              <m:rPr>
-                <m:sty m:val="p"/>
-              </m:rPr>
-              <m:t>X</m:t>
-            </m:r>
-          </m:e>
-          <m:sup>
-            <m:r>
-              <m:t>b</m:t>
-            </m:r>
-          </m:sup>
-        </m:sSup>
-        <m:r>
-          <m:rPr>
-            <m:sty m:val="p"/>
-          </m:rPr>
-          <m:t>X</m:t>
-        </m:r>
-        <m:r>
-          <m:rPr>
-            <m:sty m:val="p"/>
-          </m:rPr>
-          <m:t>=</m:t>
-        </m:r>
-        <m:sSup>
-          <m:e>
-            <m:d>
-              <m:dPr>
-                <m:begChr m:val="["/>
-                <m:sepChr m:val=""/>
-                <m:endChr m:val="]"/>
-                <m:grow/>
-              </m:dPr>
-              <m:e>
-                <m:r>
-                  <m:t>a</m:t>
-                </m:r>
-                <m:r>
-                  <m:rPr>
-                    <m:sty m:val="p"/>
-                  </m:rPr>
-                  <m:t>/</m:t>
-                </m:r>
-                <m:r>
-                  <m:rPr>
-                    <m:sty m:val="p"/>
-                  </m:rPr>
-                  <m:t>(</m:t>
-                </m:r>
-                <m:r>
-                  <m:t>a</m:t>
-                </m:r>
-                <m:r>
-                  <m:rPr>
-                    <m:sty m:val="p"/>
-                  </m:rPr>
-                  <m:t>+</m:t>
-                </m:r>
-                <m:r>
-                  <m:t>b</m:t>
-                </m:r>
-                <m:r>
-                  <m:rPr>
-                    <m:sty m:val="p"/>
-                  </m:rPr>
-                  <m:t>)</m:t>
-                </m:r>
-              </m:e>
-            </m:d>
-          </m:e>
-          <m:sup>
-            <m:r>
               <m:t>2</m:t>
-            </m:r>
-          </m:sup>
-        </m:sSup>
-        <m:r>
-          <m:rPr>
-            <m:sty m:val="p"/>
-          </m:rPr>
-          <m:t>:</m:t>
-        </m:r>
-        <m:r>
-          <m:t>2</m:t>
-        </m:r>
-        <m:d>
-          <m:dPr>
-            <m:begChr m:val="["/>
-            <m:sepChr m:val=""/>
-            <m:endChr m:val="]"/>
-            <m:grow/>
-          </m:dPr>
-          <m:e>
-            <m:r>
-              <m:t>a</m:t>
-            </m:r>
-            <m:r>
-              <m:rPr>
-                <m:sty m:val="p"/>
-              </m:rPr>
-              <m:t>/</m:t>
-            </m:r>
-            <m:r>
-              <m:rPr>
-                <m:sty m:val="p"/>
-              </m:rPr>
-              <m:t>(</m:t>
-            </m:r>
-            <m:r>
-              <m:t>a</m:t>
             </m:r>
             <m:r>
               <m:rPr>
@@ -16120,410 +16060,11 @@
               </m:rPr>
               <m:t>+</m:t>
             </m:r>
-            <m:r>
-              <m:t>b</m:t>
-            </m:r>
-            <m:r>
-              <m:rPr>
-                <m:sty m:val="p"/>
-              </m:rPr>
-              <m:t>)</m:t>
-            </m:r>
-          </m:e>
-        </m:d>
-        <m:d>
-          <m:dPr>
-            <m:begChr m:val="["/>
-            <m:sepChr m:val=""/>
-            <m:endChr m:val="]"/>
-            <m:grow/>
-          </m:dPr>
-          <m:e>
-            <m:r>
-              <m:t>b</m:t>
-            </m:r>
-            <m:r>
-              <m:rPr>
-                <m:sty m:val="p"/>
-              </m:rPr>
-              <m:t>/</m:t>
-            </m:r>
-            <m:r>
-              <m:rPr>
-                <m:sty m:val="p"/>
-              </m:rPr>
-              <m:t>(</m:t>
-            </m:r>
-            <m:r>
-              <m:t>a</m:t>
-            </m:r>
-            <m:r>
-              <m:rPr>
-                <m:sty m:val="p"/>
-              </m:rPr>
-              <m:t>+</m:t>
-            </m:r>
-            <m:r>
-              <m:t>b</m:t>
-            </m:r>
-            <m:r>
-              <m:rPr>
-                <m:sty m:val="p"/>
-              </m:rPr>
-              <m:t>)</m:t>
-            </m:r>
-          </m:e>
-        </m:d>
-        <m:r>
-          <m:rPr>
-            <m:sty m:val="p"/>
-          </m:rPr>
-          <m:t>:</m:t>
-        </m:r>
-        <m:sSup>
-          <m:e>
-            <m:d>
-              <m:dPr>
-                <m:begChr m:val="["/>
-                <m:sepChr m:val=""/>
-                <m:endChr m:val="]"/>
-                <m:grow/>
-              </m:dPr>
-              <m:e>
-                <m:r>
-                  <m:t>b</m:t>
-                </m:r>
-                <m:r>
-                  <m:rPr>
-                    <m:sty m:val="p"/>
-                  </m:rPr>
-                  <m:t>/</m:t>
-                </m:r>
-                <m:r>
-                  <m:rPr>
-                    <m:sty m:val="p"/>
-                  </m:rPr>
-                  <m:t>(</m:t>
-                </m:r>
-                <m:r>
-                  <m:t>a</m:t>
-                </m:r>
-                <m:r>
-                  <m:rPr>
-                    <m:sty m:val="p"/>
-                  </m:rPr>
-                  <m:t>+</m:t>
-                </m:r>
-                <m:r>
-                  <m:t>b</m:t>
-                </m:r>
-                <m:r>
-                  <m:rPr>
-                    <m:sty m:val="p"/>
-                  </m:rPr>
-                  <m:t>)</m:t>
-                </m:r>
-              </m:e>
-            </m:d>
-          </m:e>
-          <m:sup>
-            <m:r>
-              <m:t>2</m:t>
-            </m:r>
           </m:sup>
         </m:sSup>
       </m:oMath>
       <w:r>
         <w:rPr>
-          <w:rFonts w:ascii="Times New Roman" w:hAnsi="Times New Roman" w:eastAsia="Times New Roman" w:cs="Times New Roman"/>
-        </w:rPr>
-        <w:t xml:space="preserve">​</w:t>
-      </w:r>
-    </w:p>
-    <w:p>
-      <w:pPr>
-        <w:pStyle w:val="BodyText"/>
-      </w:pPr>
-      <w:r>
-        <w:rPr>
-          <w:rFonts w:hint="eastAsia" w:ascii="Times New Roman" w:hAnsi="Times New Roman" w:eastAsia="FangSong" w:cs="Times New Roman"/>
-        </w:rPr>
-        <w:t xml:space="preserve">其中的</w:t>
-      </w:r>
-      <w:r>
-        <w:rPr>
-          <w:rFonts w:ascii="Times New Roman" w:hAnsi="Times New Roman" w:eastAsia="Times New Roman" w:cs="Times New Roman"/>
-        </w:rPr>
-        <w:t xml:space="preserve"> 2 </w:t>
-      </w:r>
-      <w:r>
-        <w:rPr>
-          <w:rFonts w:hint="eastAsia" w:ascii="Times New Roman" w:hAnsi="Times New Roman" w:eastAsia="FangSong" w:cs="Times New Roman"/>
-        </w:rPr>
-        <w:t xml:space="preserve">表示</w:t>
-      </w:r>
-      <w:r>
-        <w:rPr>
-          <w:rFonts w:ascii="Times New Roman" w:hAnsi="Times New Roman" w:eastAsia="Times New Roman" w:cs="Times New Roman"/>
-        </w:rPr>
-        <w:t xml:space="preserve"> </w:t>
-      </w:r>
-      <m:oMath>
-        <m:sSup>
-          <m:e>
-            <m:r>
-              <m:t>​</m:t>
-            </m:r>
-          </m:e>
-          <m:sup>
-            <m:r>
-              <m:t>a</m:t>
-            </m:r>
-          </m:sup>
-        </m:sSup>
-        <m:sSup>
-          <m:e>
-            <m:r>
-              <m:rPr>
-                <m:sty m:val="p"/>
-              </m:rPr>
-              <m:t>X</m:t>
-            </m:r>
-          </m:e>
-          <m:sup>
-            <m:r>
-              <m:t>b</m:t>
-            </m:r>
-          </m:sup>
-        </m:sSup>
-        <m:r>
-          <m:rPr>
-            <m:sty m:val="p"/>
-          </m:rPr>
-          <m:t>X</m:t>
-        </m:r>
-      </m:oMath>
-      <w:r>
-        <w:rPr>
-          <w:rFonts w:ascii="Times New Roman" w:hAnsi="Times New Roman" w:eastAsia="Times New Roman" w:cs="Times New Roman"/>
-        </w:rPr>
-        <w:t xml:space="preserve"> </w:t>
-      </w:r>
-      <w:r>
-        <w:rPr>
-          <w:rFonts w:hint="eastAsia" w:ascii="Times New Roman" w:hAnsi="Times New Roman" w:eastAsia="FangSong" w:cs="Times New Roman"/>
-        </w:rPr>
-        <w:t xml:space="preserve">与</w:t>
-      </w:r>
-      <w:r>
-        <w:rPr>
-          <w:rFonts w:ascii="Times New Roman" w:hAnsi="Times New Roman" w:eastAsia="Times New Roman" w:cs="Times New Roman"/>
-        </w:rPr>
-        <w:t xml:space="preserve"> </w:t>
-      </w:r>
-      <m:oMath>
-        <m:sSup>
-          <m:e>
-            <m:r>
-              <m:t>​</m:t>
-            </m:r>
-          </m:e>
-          <m:sup>
-            <m:r>
-              <m:t>b</m:t>
-            </m:r>
-          </m:sup>
-        </m:sSup>
-        <m:sSup>
-          <m:e>
-            <m:r>
-              <m:rPr>
-                <m:sty m:val="p"/>
-              </m:rPr>
-              <m:t>X</m:t>
-            </m:r>
-          </m:e>
-          <m:sup>
-            <m:r>
-              <m:t>a</m:t>
-            </m:r>
-          </m:sup>
-        </m:sSup>
-        <m:r>
-          <m:rPr>
-            <m:sty m:val="p"/>
-          </m:rPr>
-          <m:t>X</m:t>
-        </m:r>
-      </m:oMath>
-      <w:r>
-        <w:rPr>
-          <w:rFonts w:ascii="Times New Roman" w:hAnsi="Times New Roman" w:eastAsia="Times New Roman" w:cs="Times New Roman"/>
-        </w:rPr>
-        <w:t xml:space="preserve"> </w:t>
-      </w:r>
-      <w:r>
-        <w:rPr>
-          <w:rFonts w:hint="eastAsia" w:ascii="Times New Roman" w:hAnsi="Times New Roman" w:eastAsia="FangSong" w:cs="Times New Roman"/>
-        </w:rPr>
-        <w:t>是一样的</w:t>
-      </w:r>
-      <w:r>
-        <w:rPr>
-          <w:rFonts w:hint="eastAsia" w:ascii="Times New Roman" w:hAnsi="Times New Roman" w:eastAsia="Times New Roman" w:cs="Times New Roman"/>
-        </w:rPr>
-        <w:t>，</w:t>
-      </w:r>
-      <w:r>
-        <w:rPr>
-          <w:rFonts w:hint="eastAsia" w:ascii="Times New Roman" w:hAnsi="Times New Roman" w:eastAsia="FangSong" w:cs="Times New Roman"/>
-        </w:rPr>
-        <w:t>因此式中要乘以</w:t>
-      </w:r>
-      <w:r>
-        <w:rPr>
-          <w:rFonts w:ascii="Times New Roman" w:hAnsi="Times New Roman" w:eastAsia="Times New Roman" w:cs="Times New Roman"/>
-        </w:rPr>
-        <w:t xml:space="preserve"> 2。</w:t>
-      </w:r>
-    </w:p>
-    <w:p>
-      <w:pPr>
-        <w:pStyle w:val="BodyText"/>
-      </w:pPr>
-      <w:r>
-        <w:rPr>
-          <w:rFonts w:hint="eastAsia" w:ascii="Times New Roman" w:hAnsi="Times New Roman" w:eastAsia="FangSong" w:cs="Times New Roman"/>
-        </w:rPr>
-        <w:t>由此看来</w:t>
-      </w:r>
-      <w:r>
-        <w:rPr>
-          <w:rFonts w:hint="eastAsia" w:ascii="Times New Roman" w:hAnsi="Times New Roman" w:eastAsia="Times New Roman" w:cs="Times New Roman"/>
-        </w:rPr>
-        <w:t>，</w:t>
-      </w:r>
-      <w:r>
-        <w:rPr>
-          <w:rFonts w:hint="eastAsia" w:ascii="Times New Roman" w:hAnsi="Times New Roman" w:eastAsia="FangSong" w:cs="Times New Roman"/>
-        </w:rPr>
-        <w:t>该竞赛试题值得商榷</w:t>
-      </w:r>
-      <w:r>
-        <w:rPr>
-          <w:rFonts w:hint="eastAsia" w:ascii="Times New Roman" w:hAnsi="Times New Roman" w:eastAsia="Times New Roman" w:cs="Times New Roman"/>
-        </w:rPr>
-        <w:t>。</w:t>
-      </w:r>
-      <w:r>
-        <w:rPr>
-          <w:rFonts w:hint="eastAsia" w:ascii="Times New Roman" w:hAnsi="Times New Roman" w:eastAsia="FangSong" w:cs="Times New Roman"/>
-        </w:rPr>
-        <w:t>这说明</w:t>
-      </w:r>
-      <w:r>
-        <w:rPr>
-          <w:rFonts w:hint="eastAsia" w:ascii="Times New Roman" w:hAnsi="Times New Roman" w:eastAsia="Times New Roman" w:cs="Times New Roman"/>
-        </w:rPr>
-        <w:t>，</w:t>
-      </w:r>
-      <w:r>
-        <w:rPr>
-          <w:rFonts w:hint="eastAsia" w:ascii="Times New Roman" w:hAnsi="Times New Roman" w:eastAsia="FangSong" w:cs="Times New Roman"/>
-        </w:rPr>
-        <w:t>同学们在解答竞赛试题时要大胆质疑</w:t>
-      </w:r>
-      <w:r>
-        <w:rPr>
-          <w:rFonts w:hint="eastAsia" w:ascii="Times New Roman" w:hAnsi="Times New Roman" w:eastAsia="Times New Roman" w:cs="Times New Roman"/>
-        </w:rPr>
-        <w:t>，</w:t>
-      </w:r>
-      <w:r>
-        <w:rPr>
-          <w:rFonts w:hint="eastAsia" w:ascii="Times New Roman" w:hAnsi="Times New Roman" w:eastAsia="FangSong" w:cs="Times New Roman"/>
-        </w:rPr>
-        <w:t>不要轻易迷信权威</w:t>
-      </w:r>
-      <w:r>
-        <w:rPr>
-          <w:rFonts w:hint="eastAsia" w:ascii="Times New Roman" w:hAnsi="Times New Roman" w:eastAsia="Times New Roman" w:cs="Times New Roman"/>
-        </w:rPr>
-        <w:t>。</w:t>
-      </w:r>
-      <w:r>
-        <w:rPr>
-          <w:rFonts w:hint="eastAsia" w:ascii="Times New Roman" w:hAnsi="Times New Roman" w:eastAsia="FangSong" w:cs="Times New Roman"/>
-        </w:rPr>
-        <w:t>只有这样才有自己的思考空间</w:t>
-      </w:r>
-      <w:r>
-        <w:rPr>
-          <w:rFonts w:hint="eastAsia" w:ascii="Times New Roman" w:hAnsi="Times New Roman" w:eastAsia="Times New Roman" w:cs="Times New Roman"/>
-        </w:rPr>
-        <w:t>，</w:t>
-      </w:r>
-      <w:r>
-        <w:rPr>
-          <w:rFonts w:hint="eastAsia" w:ascii="Times New Roman" w:hAnsi="Times New Roman" w:eastAsia="FangSong" w:cs="Times New Roman"/>
-        </w:rPr>
-        <w:t>能力才能提高</w:t>
-      </w:r>
-      <w:r>
-        <w:rPr>
-          <w:rFonts w:hint="eastAsia" w:ascii="Times New Roman" w:hAnsi="Times New Roman" w:eastAsia="Times New Roman" w:cs="Times New Roman"/>
-        </w:rPr>
-        <w:t>。</w:t>
-      </w:r>
-    </w:p>
-    <w:p>
-      <w:pPr>
-        <w:spacing w:before="160" w:after="80"/>
-      </w:pPr>
-      <w:r>
-        <w:pict>
-          <v:rect style="width:0;height:1.5pt" o:hralign="center" o:hrstd="t" o:hr="t"/>
-        </w:pict>
-      </w:r>
-    </w:p>
-    <w:bookmarkEnd w:id="51"/>
-    <w:bookmarkStart w:id="52" w:name="第13题"/>
-    <w:p>
-      <w:pPr>
-        <w:pStyle w:val="Heading3"/>
-        <w:spacing w:before="280" w:after="120"/>
-      </w:pPr>
-      <w:r>
-        <w:rPr>
-          <w:rFonts w:hint="eastAsia" w:ascii="Times New Roman" w:hAnsi="Times New Roman" w:eastAsia="SimHei" w:cs="Times New Roman"/>
-        </w:rPr>
-        <w:t>第</w:t>
-      </w:r>
-      <w:r>
-        <w:rPr>
-          <w:rFonts w:hint="eastAsia" w:ascii="Times New Roman" w:hAnsi="Times New Roman" w:eastAsia="Times New Roman" w:cs="Times New Roman"/>
-        </w:rPr>
-        <w:t>13</w:t>
-      </w:r>
-      <w:r>
-        <w:rPr>
-          <w:rFonts w:hint="eastAsia" w:ascii="Times New Roman" w:hAnsi="Times New Roman" w:eastAsia="SimHei" w:cs="Times New Roman"/>
-        </w:rPr>
-        <w:t>题</w:t>
-      </w:r>
-    </w:p>
-    <w:p>
-      <w:pPr>
-        <w:pStyle w:val="BlockText"/>
-      </w:pPr>
-      <w:r>
-        <w:rPr>
-          <w:rFonts w:hint="eastAsia" w:ascii="Times New Roman" w:hAnsi="Times New Roman" w:eastAsia="FangSong" w:cs="Times New Roman"/>
-        </w:rPr>
-        <w:t>来源</w:t>
-      </w:r>
-      <w:r>
-        <w:rPr>
           <w:rFonts w:hint="eastAsia" w:ascii="Times New Roman" w:hAnsi="Times New Roman" w:eastAsia="Times New Roman" w:cs="Times New Roman"/>
         </w:rPr>
         <w:t>：</w:t>
@@ -16532,38 +16073,13 @@
         <w:rPr>
           <w:rFonts w:hint="eastAsia" w:ascii="Times New Roman" w:hAnsi="Times New Roman" w:eastAsia="FangSong" w:cs="Times New Roman"/>
         </w:rPr>
-        <w:t>赵鑫光竞赛笔记</w:t>
-      </w:r>
-    </w:p>
-    <w:p>
-      <w:pPr>
-        <w:pStyle w:val="FirstParagraph"/>
-      </w:pPr>
-      <w:r>
-        <w:rPr>
-          <w:rFonts w:hint="eastAsia" w:ascii="Times New Roman" w:hAnsi="Times New Roman" w:eastAsia="FangSong" w:cs="Times New Roman"/>
-          <w:b/>
-          <w:bCs/>
-        </w:rPr>
-        <w:t xml:space="preserve">题目</w:t>
-      </w:r>
-      <w:r>
-        <w:rPr>
-          <w:rFonts w:hint="eastAsia" w:ascii="Times New Roman" w:hAnsi="Times New Roman" w:eastAsia="Times New Roman" w:cs="Times New Roman"/>
-        </w:rPr>
-        <w:t>：</w:t>
-      </w:r>
-      <w:r>
-        <w:rPr>
-          <w:rFonts w:hint="eastAsia" w:ascii="Times New Roman" w:hAnsi="Times New Roman" w:eastAsia="FangSong" w:cs="Times New Roman"/>
-        </w:rPr>
-        <w:t>照相定影用</w:t>
-      </w:r>
-      <w:r>
-        <w:rPr>
-          <w:rFonts w:hint="eastAsia" w:ascii="Times New Roman" w:hAnsi="Times New Roman" w:eastAsia="Times New Roman" w:cs="Times New Roman"/>
-        </w:rPr>
-        <w:t>Na</w:t>
+        <w:t>高自旋</w:t>
+      </w:r>
+      <w:r>
+        <w:rPr>
+          <w:rFonts w:hint="eastAsia" w:ascii="Times New Roman" w:hAnsi="Times New Roman" w:eastAsia="Times New Roman" w:cs="Times New Roman"/>
+        </w:rPr>
+        <w:t>t</w:t>
       </w:r>
       <w:r>
         <w:rPr>
@@ -16576,12 +16092,25 @@
         <w:rPr>
           <w:rFonts w:hint="eastAsia" w:ascii="Times New Roman" w:hAnsi="Times New Roman" w:eastAsia="Times New Roman" w:cs="Times New Roman"/>
         </w:rPr>
-        <w:t>S</w:t>
-      </w:r>
-      <w:r>
-        <w:rPr>
-          <w:rFonts w:hint="eastAsia" w:ascii="Times New Roman" w:hAnsi="Times New Roman" w:eastAsia="Times New Roman" w:cs="Times New Roman"/>
-          <w:vertAlign w:val="subscript"/>
+        <w:t>g</w:t>
+      </w:r>
+      <w:r>
+        <w:rPr>
+          <w:rFonts w:hint="eastAsia" w:ascii="Times New Roman" w:hAnsi="Times New Roman" w:eastAsia="Times New Roman" w:cs="Times New Roman"/>
+          <w:vertAlign w:val="superscript"/>
+        </w:rPr>
+        <w:t>5</w:t>
+      </w:r>
+      <w:r>
+        <w:rPr>
+          <w:rFonts w:hint="eastAsia" w:ascii="Times New Roman" w:hAnsi="Times New Roman" w:eastAsia="Times New Roman" w:cs="Times New Roman"/>
+        </w:rPr>
+        <w:t>eg</w:t>
+      </w:r>
+      <w:r>
+        <w:rPr>
+          <w:rFonts w:hint="eastAsia" w:ascii="Times New Roman" w:hAnsi="Times New Roman" w:eastAsia="Times New Roman" w:cs="Times New Roman"/>
+          <w:vertAlign w:val="superscript"/>
         </w:rPr>
         <w:t>2</w:t>
       </w:r>
@@ -16589,130 +16118,20 @@
         <w:rPr>
           <w:rFonts w:hint="eastAsia" w:ascii="Times New Roman" w:hAnsi="Times New Roman" w:eastAsia="Times New Roman" w:cs="Times New Roman"/>
         </w:rPr>
-        <w:t>O</w:t>
-      </w:r>
-      <w:r>
-        <w:rPr>
-          <w:rFonts w:hint="eastAsia" w:ascii="Times New Roman" w:hAnsi="Times New Roman" w:eastAsia="Times New Roman" w:cs="Times New Roman"/>
-          <w:vertAlign w:val="subscript"/>
-        </w:rPr>
-        <w:t>3</w:t>
-      </w:r>
-      <w:r>
-        <w:rPr>
-          <w:rFonts w:hint="eastAsia" w:ascii="Times New Roman" w:hAnsi="Times New Roman" w:eastAsia="FangSong" w:cs="Times New Roman"/>
-        </w:rPr>
-        <w:t>溶解</w:t>
-      </w:r>
-      <w:r>
-        <w:rPr>
-          <w:rFonts w:hint="eastAsia" w:ascii="Times New Roman" w:hAnsi="Times New Roman" w:eastAsia="Times New Roman" w:cs="Times New Roman"/>
-        </w:rPr>
-        <w:t>AgX。(1)</w:t>
-      </w:r>
-      <w:r>
-        <w:rPr>
-          <w:rFonts w:hint="eastAsia" w:ascii="Times New Roman" w:hAnsi="Times New Roman" w:eastAsia="FangSong" w:cs="Times New Roman"/>
-        </w:rPr>
-        <w:t>旧定影液使胶片发花的原因</w:t>
-      </w:r>
-      <w:r>
-        <w:rPr>
-          <w:rFonts w:hint="eastAsia" w:ascii="Times New Roman" w:hAnsi="Times New Roman" w:eastAsia="Times New Roman" w:cs="Times New Roman"/>
-        </w:rPr>
-        <w:t>。(2)</w:t>
-      </w:r>
-      <w:r>
-        <w:rPr>
-          <w:rFonts w:hint="eastAsia" w:ascii="Times New Roman" w:hAnsi="Times New Roman" w:eastAsia="FangSong" w:cs="Times New Roman"/>
-        </w:rPr>
-        <w:t>加</w:t>
-      </w:r>
-      <w:r>
-        <w:rPr>
-          <w:rFonts w:hint="eastAsia" w:ascii="Times New Roman" w:hAnsi="Times New Roman" w:eastAsia="Times New Roman" w:cs="Times New Roman"/>
-        </w:rPr>
-        <w:t>Na</w:t>
-      </w:r>
-      <w:r>
-        <w:rPr>
-          <w:rFonts w:hint="eastAsia" w:ascii="Times New Roman" w:hAnsi="Times New Roman" w:eastAsia="Times New Roman" w:cs="Times New Roman"/>
-          <w:vertAlign w:val="subscript"/>
-        </w:rPr>
-        <w:t>2</w:t>
-      </w:r>
-      <w:r>
-        <w:rPr>
-          <w:rFonts w:hint="eastAsia" w:ascii="Times New Roman" w:hAnsi="Times New Roman" w:eastAsia="Times New Roman" w:cs="Times New Roman"/>
-        </w:rPr>
-        <w:t>S</w:t>
-      </w:r>
-      <w:r>
-        <w:rPr>
-          <w:rFonts w:hint="eastAsia" w:ascii="Times New Roman" w:hAnsi="Times New Roman" w:eastAsia="FangSong" w:cs="Times New Roman"/>
-        </w:rPr>
-        <w:t>再生的原理</w:t>
-      </w:r>
-      <w:r>
-        <w:rPr>
-          <w:rFonts w:hint="eastAsia" w:ascii="Times New Roman" w:hAnsi="Times New Roman" w:eastAsia="Times New Roman" w:cs="Times New Roman"/>
-        </w:rPr>
-        <w:t>。(3)Na</w:t>
-      </w:r>
-      <w:r>
-        <w:rPr>
-          <w:rFonts w:hint="eastAsia" w:ascii="Times New Roman" w:hAnsi="Times New Roman" w:eastAsia="Times New Roman" w:cs="Times New Roman"/>
-          <w:vertAlign w:val="subscript"/>
-        </w:rPr>
-        <w:t>2</w:t>
-      </w:r>
-      <w:r>
-        <w:rPr>
-          <w:rFonts w:hint="eastAsia" w:ascii="Times New Roman" w:hAnsi="Times New Roman" w:eastAsia="Times New Roman" w:cs="Times New Roman"/>
-        </w:rPr>
-        <w:t>S</w:t>
-      </w:r>
-      <w:r>
-        <w:rPr>
-          <w:rFonts w:hint="eastAsia" w:ascii="Times New Roman" w:hAnsi="Times New Roman" w:eastAsia="FangSong" w:cs="Times New Roman"/>
-        </w:rPr>
-        <w:t>过量也会发花的原因</w:t>
-      </w:r>
-      <w:r>
-        <w:rPr>
-          <w:rFonts w:hint="eastAsia" w:ascii="Times New Roman" w:hAnsi="Times New Roman" w:eastAsia="Times New Roman" w:cs="Times New Roman"/>
-        </w:rPr>
-        <w:t>。</w:t>
-      </w:r>
-    </w:p>
-    <w:p>
-      <w:pPr>
-        <w:pStyle w:val="BodyText"/>
-      </w:pPr>
-      <w:r>
-        <w:rPr>
-          <w:rFonts w:hint="eastAsia" w:ascii="Times New Roman" w:hAnsi="Times New Roman" w:eastAsia="FangSong" w:cs="Times New Roman"/>
-          <w:b/>
-          <w:bCs/>
-        </w:rPr>
-        <w:t xml:space="preserve">参考答案</w:t>
-      </w:r>
-      <w:r>
-        <w:rPr>
-          <w:rFonts w:hint="eastAsia" w:ascii="Times New Roman" w:hAnsi="Times New Roman" w:eastAsia="Times New Roman" w:cs="Times New Roman"/>
-        </w:rPr>
-        <w:t xml:space="preserve">：</w:t>
-      </w:r>
-    </w:p>
-    <w:p>
-      <w:pPr>
-        <w:pStyle w:val="BodyText"/>
-      </w:pPr>
-      <w:r>
-        <w:rPr>
-          <w:rFonts w:ascii="Times New Roman" w:hAnsi="Times New Roman" w:eastAsia="Times New Roman" w:cs="Times New Roman"/>
-        </w:rPr>
-        <w:t xml:space="preserve">(1)</w:t>
+        <w:t>，μ=3.87BM，CFSE=8800cm</w:t>
+      </w:r>
+      <w:r>
+        <w:rPr>
+          <w:rFonts w:hint="eastAsia" w:ascii="Times New Roman" w:hAnsi="Times New Roman" w:eastAsia="Times New Roman" w:cs="Times New Roman"/>
+          <w:vertAlign w:val="superscript"/>
+        </w:rPr>
+        <w:t>-1</w:t>
+      </w:r>
+      <w:r>
+        <w:rPr>
+          <w:rFonts w:hint="eastAsia" w:ascii="Times New Roman" w:hAnsi="Times New Roman" w:eastAsia="Times New Roman" w:cs="Times New Roman"/>
+        </w:rPr>
+        <w:t>；</w:t>
       </w:r>
       <m:oMath>
         <m:oMathPr>
@@ -16723,13 +16142,37 @@
             </w:rPr>
           </m:ctrlPr>
         </m:oMathPr>
+        <m:r>
+          <m:rPr>
+            <m:sty m:val="p"/>
+          </m:rPr>
+          <m:t>[</m:t>
+        </m:r>
+        <m:r>
+          <m:rPr>
+            <m:sty m:val="p"/>
+          </m:rPr>
+          <m:t>F</m:t>
+        </m:r>
+        <m:r>
+          <m:rPr>
+            <m:sty m:val="p"/>
+          </m:rPr>
+          <m:t>e</m:t>
+        </m:r>
+        <m:r>
+          <m:rPr>
+            <m:sty m:val="p"/>
+          </m:rPr>
+          <m:t>(</m:t>
+        </m:r>
         <m:sSub>
           <m:e>
             <m:r>
               <m:rPr>
                 <m:sty m:val="p"/>
               </m:rPr>
-              <m:t>S</m:t>
+              <m:t>H</m:t>
             </m:r>
           </m:e>
           <m:sub>
@@ -16738,62 +16181,118 @@
             </m:r>
           </m:sub>
         </m:sSub>
-        <m:sSubSup>
+        <m:r>
+          <m:rPr>
+            <m:sty m:val="p"/>
+          </m:rPr>
+          <m:t>O</m:t>
+        </m:r>
+        <m:sSub>
           <m:e>
             <m:r>
               <m:rPr>
                 <m:sty m:val="p"/>
               </m:rPr>
-              <m:t>O</m:t>
+              <m:t>)</m:t>
             </m:r>
           </m:e>
           <m:sub>
             <m:r>
-              <m:t>3</m:t>
+              <m:t>6</m:t>
             </m:r>
           </m:sub>
-          <m:sup>
-            <m:r>
-              <m:t>2</m:t>
-            </m:r>
+        </m:sSub>
+        <m:sSup>
+          <m:e>
             <m:r>
               <m:rPr>
                 <m:sty m:val="p"/>
               </m:rPr>
-              <m:t>−</m:t>
+              <m:t>]</m:t>
+            </m:r>
+          </m:e>
+          <m:sup>
+            <m:r>
+              <m:t>2</m:t>
+            </m:r>
+            <m:r>
+              <m:rPr>
+                <m:sty m:val="p"/>
+              </m:rPr>
+              <m:t>+</m:t>
             </m:r>
           </m:sup>
-        </m:sSubSup>
+        </m:sSup>
       </m:oMath>
       <w:r>
         <w:rPr>
-          <w:rFonts w:hint="eastAsia" w:ascii="Times New Roman" w:hAnsi="Times New Roman" w:eastAsia="FangSong" w:cs="Times New Roman"/>
-        </w:rPr>
-        <w:t>浓度降低</w:t>
-      </w:r>
-      <w:r>
-        <w:rPr>
-          <w:rFonts w:hint="eastAsia" w:ascii="Times New Roman" w:hAnsi="Times New Roman" w:eastAsia="Times New Roman" w:cs="Times New Roman"/>
-        </w:rPr>
-        <w:t>，</w:t>
-      </w:r>
-      <w:r>
-        <w:rPr>
-          <w:rFonts w:hint="eastAsia" w:ascii="Times New Roman" w:hAnsi="Times New Roman" w:eastAsia="FangSong" w:cs="Times New Roman"/>
-        </w:rPr>
-        <w:t>难以溶解</w:t>
-      </w:r>
-      <w:r>
-        <w:rPr>
-          <w:rFonts w:hint="eastAsia" w:ascii="Times New Roman" w:hAnsi="Times New Roman" w:eastAsia="Times New Roman" w:cs="Times New Roman"/>
-        </w:rPr>
-        <w:t>AgBr</w:t>
-      </w:r>
-      <w:r>
-        <w:rPr>
-          <w:rFonts w:ascii="Times New Roman" w:hAnsi="Times New Roman" w:eastAsia="Times New Roman" w:cs="Times New Roman"/>
-        </w:rPr>
-        <w:t xml:space="preserve"> (2)</w:t>
+          <w:rFonts w:hint="eastAsia" w:ascii="Times New Roman" w:hAnsi="Times New Roman" w:eastAsia="Times New Roman" w:cs="Times New Roman"/>
+        </w:rPr>
+        <w:t>：</w:t>
+      </w:r>
+      <w:r>
+        <w:rPr>
+          <w:rFonts w:hint="eastAsia" w:ascii="Times New Roman" w:hAnsi="Times New Roman" w:eastAsia="FangSong" w:cs="Times New Roman"/>
+        </w:rPr>
+        <w:t>高自旋</w:t>
+      </w:r>
+      <w:r>
+        <w:rPr>
+          <w:rFonts w:hint="eastAsia" w:ascii="Times New Roman" w:hAnsi="Times New Roman" w:eastAsia="Times New Roman" w:cs="Times New Roman"/>
+        </w:rPr>
+        <w:t>t</w:t>
+      </w:r>
+      <w:r>
+        <w:rPr>
+          <w:rFonts w:hint="eastAsia" w:ascii="Times New Roman" w:hAnsi="Times New Roman" w:eastAsia="Times New Roman" w:cs="Times New Roman"/>
+          <w:vertAlign w:val="subscript"/>
+        </w:rPr>
+        <w:t>2</w:t>
+      </w:r>
+      <w:r>
+        <w:rPr>
+          <w:rFonts w:hint="eastAsia" w:ascii="Times New Roman" w:hAnsi="Times New Roman" w:eastAsia="Times New Roman" w:cs="Times New Roman"/>
+        </w:rPr>
+        <w:t>g</w:t>
+      </w:r>
+      <w:r>
+        <w:rPr>
+          <w:rFonts w:hint="eastAsia" w:ascii="Times New Roman" w:hAnsi="Times New Roman" w:eastAsia="Times New Roman" w:cs="Times New Roman"/>
+          <w:vertAlign w:val="superscript"/>
+        </w:rPr>
+        <w:t>4</w:t>
+      </w:r>
+      <w:r>
+        <w:rPr>
+          <w:rFonts w:hint="eastAsia" w:ascii="Times New Roman" w:hAnsi="Times New Roman" w:eastAsia="Times New Roman" w:cs="Times New Roman"/>
+        </w:rPr>
+        <w:t>eg</w:t>
+      </w:r>
+      <w:r>
+        <w:rPr>
+          <w:rFonts w:hint="eastAsia" w:ascii="Times New Roman" w:hAnsi="Times New Roman" w:eastAsia="Times New Roman" w:cs="Times New Roman"/>
+          <w:vertAlign w:val="superscript"/>
+        </w:rPr>
+        <w:t>2</w:t>
+      </w:r>
+      <w:r>
+        <w:rPr>
+          <w:rFonts w:hint="eastAsia" w:ascii="Times New Roman" w:hAnsi="Times New Roman" w:eastAsia="Times New Roman" w:cs="Times New Roman"/>
+        </w:rPr>
+        <w:t>，μ=4.90BM，CFSE=4160cm</w:t>
+      </w:r>
+      <w:r>
+        <w:rPr>
+          <w:rFonts w:hint="eastAsia" w:ascii="Times New Roman" w:hAnsi="Times New Roman" w:eastAsia="Times New Roman" w:cs="Times New Roman"/>
+          <w:vertAlign w:val="superscript"/>
+        </w:rPr>
+        <w:t>-1</w:t>
+      </w:r>
+      <w:r>
+        <w:rPr>
+          <w:rFonts w:hint="eastAsia" w:ascii="Times New Roman" w:hAnsi="Times New Roman" w:eastAsia="Times New Roman" w:cs="Times New Roman"/>
+        </w:rPr>
+        <w:t>；</w:t>
       </w:r>
       <m:oMath>
         <m:oMathPr>
@@ -16805,7 +16304,28 @@
           </m:ctrlPr>
         </m:oMathPr>
         <m:r>
-          <m:t>2</m:t>
+          <m:rPr>
+            <m:sty m:val="p"/>
+          </m:rPr>
+          <m:t>[</m:t>
+        </m:r>
+        <m:r>
+          <m:rPr>
+            <m:sty m:val="p"/>
+          </m:rPr>
+          <m:t>C</m:t>
+        </m:r>
+        <m:r>
+          <m:rPr>
+            <m:sty m:val="p"/>
+          </m:rPr>
+          <m:t>o</m:t>
+        </m:r>
+        <m:r>
+          <m:rPr>
+            <m:sty m:val="p"/>
+          </m:rPr>
+          <m:t>(</m:t>
         </m:r>
         <m:sSub>
           <m:e>
@@ -16819,51 +16339,12 @@
               <m:rPr>
                 <m:sty m:val="p"/>
               </m:rPr>
-              <m:t>a</m:t>
+              <m:t>H</m:t>
             </m:r>
           </m:e>
           <m:sub>
             <m:r>
               <m:t>3</m:t>
-            </m:r>
-          </m:sub>
-        </m:sSub>
-        <m:r>
-          <m:rPr>
-            <m:sty m:val="p"/>
-          </m:rPr>
-          <m:t>[</m:t>
-        </m:r>
-        <m:r>
-          <m:rPr>
-            <m:sty m:val="p"/>
-          </m:rPr>
-          <m:t>A</m:t>
-        </m:r>
-        <m:r>
-          <m:rPr>
-            <m:sty m:val="p"/>
-          </m:rPr>
-          <m:t>g</m:t>
-        </m:r>
-        <m:r>
-          <m:rPr>
-            <m:sty m:val="p"/>
-          </m:rPr>
-          <m:t>(</m:t>
-        </m:r>
-        <m:sSub>
-          <m:e>
-            <m:r>
-              <m:rPr>
-                <m:sty m:val="p"/>
-              </m:rPr>
-              <m:t>S</m:t>
-            </m:r>
-          </m:e>
-          <m:sub>
-            <m:r>
-              <m:t>2</m:t>
             </m:r>
           </m:sub>
         </m:sSub>
@@ -16873,256 +16354,100 @@
               <m:rPr>
                 <m:sty m:val="p"/>
               </m:rPr>
-              <m:t>O</m:t>
+              <m:t>)</m:t>
             </m:r>
           </m:e>
           <m:sub>
             <m:r>
-              <m:t>3</m:t>
+              <m:t>6</m:t>
             </m:r>
           </m:sub>
         </m:sSub>
-        <m:sSub>
+        <m:sSup>
           <m:e>
             <m:r>
               <m:rPr>
                 <m:sty m:val="p"/>
               </m:rPr>
-              <m:t>)</m:t>
+              <m:t>]</m:t>
             </m:r>
           </m:e>
-          <m:sub>
-            <m:r>
-              <m:t>2</m:t>
-            </m:r>
-          </m:sub>
-        </m:sSub>
-        <m:r>
-          <m:rPr>
-            <m:sty m:val="p"/>
-          </m:rPr>
-          <m:t>]</m:t>
-        </m:r>
-        <m:r>
-          <m:rPr>
-            <m:sty m:val="p"/>
-          </m:rPr>
-          <m:t>+</m:t>
-        </m:r>
-        <m:sSub>
-          <m:e>
+          <m:sup>
+            <m:r>
+              <m:t>3</m:t>
+            </m:r>
             <m:r>
               <m:rPr>
                 <m:sty m:val="p"/>
               </m:rPr>
-              <m:t>N</m:t>
-            </m:r>
-            <m:r>
-              <m:rPr>
-                <m:sty m:val="p"/>
-              </m:rPr>
-              <m:t>a</m:t>
-            </m:r>
-          </m:e>
-          <m:sub>
-            <m:r>
-              <m:t>2</m:t>
-            </m:r>
-          </m:sub>
-        </m:sSub>
-        <m:r>
-          <m:rPr>
-            <m:sty m:val="p"/>
-          </m:rPr>
-          <m:t>S</m:t>
-        </m:r>
-        <m:r>
-          <m:rPr>
-            <m:sty m:val="p"/>
-          </m:rPr>
-          <m:t>=</m:t>
-        </m:r>
-        <m:sSub>
-          <m:e>
-            <m:r>
-              <m:rPr>
-                <m:sty m:val="p"/>
-              </m:rPr>
-              <m:t>A</m:t>
-            </m:r>
-            <m:r>
-              <m:rPr>
-                <m:sty m:val="p"/>
-              </m:rPr>
-              <m:t>g</m:t>
-            </m:r>
-          </m:e>
-          <m:sub>
-            <m:r>
-              <m:t>2</m:t>
-            </m:r>
-          </m:sub>
-        </m:sSub>
-        <m:r>
-          <m:rPr>
-            <m:sty m:val="p"/>
-          </m:rPr>
-          <m:t>S</m:t>
-        </m:r>
-        <m:r>
-          <m:rPr>
-            <m:sty m:val="p"/>
-          </m:rPr>
-          <m:t>+</m:t>
-        </m:r>
-        <m:r>
-          <m:t>4</m:t>
-        </m:r>
-        <m:sSub>
-          <m:e>
-            <m:r>
-              <m:rPr>
-                <m:sty m:val="p"/>
-              </m:rPr>
-              <m:t>N</m:t>
-            </m:r>
-            <m:r>
-              <m:rPr>
-                <m:sty m:val="p"/>
-              </m:rPr>
-              <m:t>a</m:t>
-            </m:r>
-          </m:e>
-          <m:sub>
-            <m:r>
-              <m:t>2</m:t>
-            </m:r>
-          </m:sub>
-        </m:sSub>
-        <m:sSub>
-          <m:e>
-            <m:r>
-              <m:rPr>
-                <m:sty m:val="p"/>
-              </m:rPr>
-              <m:t>S</m:t>
-            </m:r>
-          </m:e>
-          <m:sub>
-            <m:r>
-              <m:t>2</m:t>
-            </m:r>
-          </m:sub>
-        </m:sSub>
-        <m:sSub>
-          <m:e>
-            <m:r>
-              <m:rPr>
-                <m:sty m:val="p"/>
-              </m:rPr>
-              <m:t>O</m:t>
-            </m:r>
-          </m:e>
-          <m:sub>
-            <m:r>
-              <m:t>3</m:t>
-            </m:r>
-          </m:sub>
-        </m:sSub>
+              <m:t>+</m:t>
+            </m:r>
+          </m:sup>
+        </m:sSup>
       </m:oMath>
       <w:r>
         <w:rPr>
-          <w:rFonts w:ascii="Times New Roman" w:hAnsi="Times New Roman" w:eastAsia="Times New Roman" w:cs="Times New Roman"/>
-        </w:rPr>
-        <w:t xml:space="preserve"> </w:t>
-      </w:r>
-      <w:r>
-        <w:rPr>
-          <w:rFonts w:ascii="Times New Roman" w:hAnsi="Times New Roman" w:eastAsia="Times New Roman" w:cs="Times New Roman"/>
-        </w:rPr>
-        <w:t xml:space="preserve">(3)</w:t>
-      </w:r>
-      <m:oMath>
-        <m:sSub>
-          <m:e>
-            <m:r>
-              <m:rPr>
-                <m:sty m:val="p"/>
-              </m:rPr>
-              <m:t>N</m:t>
-            </m:r>
-            <m:r>
-              <m:rPr>
-                <m:sty m:val="p"/>
-              </m:rPr>
-              <m:t>a</m:t>
-            </m:r>
-          </m:e>
-          <m:sub>
-            <m:r>
-              <m:t>2</m:t>
-            </m:r>
-          </m:sub>
-        </m:sSub>
-        <m:r>
-          <m:rPr>
-            <m:sty m:val="p"/>
-          </m:rPr>
-          <m:t>S</m:t>
-        </m:r>
-      </m:oMath>
-      <w:r>
-        <w:rPr>
-          <w:rFonts w:hint="eastAsia" w:ascii="Times New Roman" w:hAnsi="Times New Roman" w:eastAsia="FangSong" w:cs="Times New Roman"/>
-        </w:rPr>
-        <w:t>与</w:t>
-      </w:r>
-      <w:r>
-        <w:rPr>
-          <w:rFonts w:hint="eastAsia" w:ascii="Times New Roman" w:hAnsi="Times New Roman" w:eastAsia="Times New Roman" w:cs="Times New Roman"/>
-        </w:rPr>
-        <w:t>AgX</w:t>
-      </w:r>
-      <w:r>
-        <w:rPr>
-          <w:rFonts w:hint="eastAsia" w:ascii="Times New Roman" w:hAnsi="Times New Roman" w:eastAsia="FangSong" w:cs="Times New Roman"/>
-        </w:rPr>
-        <w:t>生成</w:t>
-      </w:r>
-      <m:oMath>
-        <m:sSub>
-          <m:e>
-            <m:r>
-              <m:rPr>
-                <m:sty m:val="p"/>
-              </m:rPr>
-              <m:t>A</m:t>
-            </m:r>
-            <m:r>
-              <m:rPr>
-                <m:sty m:val="p"/>
-              </m:rPr>
-              <m:t>g</m:t>
-            </m:r>
-          </m:e>
-          <m:sub>
-            <m:r>
-              <m:t>2</m:t>
-            </m:r>
-          </m:sub>
-        </m:sSub>
-        <m:r>
-          <m:rPr>
-            <m:sty m:val="p"/>
-          </m:rPr>
-          <m:t>S</m:t>
-        </m:r>
-      </m:oMath>
-      <w:r>
-        <w:rPr>
-          <w:rFonts w:hint="eastAsia" w:ascii="Times New Roman" w:hAnsi="Times New Roman" w:eastAsia="FangSong" w:cs="Times New Roman"/>
-        </w:rPr>
-        <w:t xml:space="preserve">沉淀</w:t>
+          <w:rFonts w:hint="eastAsia" w:ascii="Times New Roman" w:hAnsi="Times New Roman" w:eastAsia="Times New Roman" w:cs="Times New Roman"/>
+        </w:rPr>
+        <w:t>：</w:t>
+      </w:r>
+      <w:r>
+        <w:rPr>
+          <w:rFonts w:hint="eastAsia" w:ascii="Times New Roman" w:hAnsi="Times New Roman" w:eastAsia="FangSong" w:cs="Times New Roman"/>
+        </w:rPr>
+        <w:t>低自旋</w:t>
+      </w:r>
+      <w:r>
+        <w:rPr>
+          <w:rFonts w:hint="eastAsia" w:ascii="Times New Roman" w:hAnsi="Times New Roman" w:eastAsia="Times New Roman" w:cs="Times New Roman"/>
+        </w:rPr>
+        <w:t>t</w:t>
+      </w:r>
+      <w:r>
+        <w:rPr>
+          <w:rFonts w:hint="eastAsia" w:ascii="Times New Roman" w:hAnsi="Times New Roman" w:eastAsia="Times New Roman" w:cs="Times New Roman"/>
+          <w:vertAlign w:val="subscript"/>
+        </w:rPr>
+        <w:t>2</w:t>
+      </w:r>
+      <w:r>
+        <w:rPr>
+          <w:rFonts w:hint="eastAsia" w:ascii="Times New Roman" w:hAnsi="Times New Roman" w:eastAsia="Times New Roman" w:cs="Times New Roman"/>
+        </w:rPr>
+        <w:t>g</w:t>
+      </w:r>
+      <w:r>
+        <w:rPr>
+          <w:rFonts w:hint="eastAsia" w:ascii="Times New Roman" w:hAnsi="Times New Roman" w:eastAsia="Times New Roman" w:cs="Times New Roman"/>
+          <w:vertAlign w:val="superscript"/>
+        </w:rPr>
+        <w:t>6</w:t>
+      </w:r>
+      <w:r>
+        <w:rPr>
+          <w:rFonts w:hint="eastAsia" w:ascii="Times New Roman" w:hAnsi="Times New Roman" w:eastAsia="Times New Roman" w:cs="Times New Roman"/>
+        </w:rPr>
+        <w:t>eg</w:t>
+      </w:r>
+      <w:r>
+        <w:rPr>
+          <w:rFonts w:hint="eastAsia" w:ascii="Times New Roman" w:hAnsi="Times New Roman" w:eastAsia="Times New Roman" w:cs="Times New Roman"/>
+          <w:vertAlign w:val="superscript"/>
+        </w:rPr>
+        <w:t>0</w:t>
+      </w:r>
+      <w:r>
+        <w:rPr>
+          <w:rFonts w:hint="eastAsia" w:ascii="Times New Roman" w:hAnsi="Times New Roman" w:eastAsia="Times New Roman" w:cs="Times New Roman"/>
+        </w:rPr>
+        <w:t>，μ=0，CFSE=12960cm</w:t>
+      </w:r>
+      <w:r>
+        <w:rPr>
+          <w:rFonts w:hint="eastAsia" w:ascii="Times New Roman" w:hAnsi="Times New Roman" w:eastAsia="Times New Roman" w:cs="Times New Roman"/>
+          <w:vertAlign w:val="superscript"/>
+        </w:rPr>
+        <w:t>-1</w:t>
       </w:r>
     </w:p>
     <w:p>
@@ -17153,1045 +16478,6 @@
           <w:rFonts w:hint="eastAsia" w:ascii="Times New Roman" w:hAnsi="Times New Roman" w:eastAsia="Times New Roman" w:cs="Times New Roman"/>
         </w:rPr>
         <w:t>14</w:t>
-      </w:r>
-      <w:r>
-        <w:rPr>
-          <w:rFonts w:hint="eastAsia" w:ascii="Times New Roman" w:hAnsi="Times New Roman" w:eastAsia="SimHei" w:cs="Times New Roman"/>
-        </w:rPr>
-        <w:t>题</w:t>
-      </w:r>
-    </w:p>
-    <w:p>
-      <w:pPr>
-        <w:pStyle w:val="BlockText"/>
-      </w:pPr>
-      <w:r>
-        <w:rPr>
-          <w:rFonts w:hint="eastAsia" w:ascii="Times New Roman" w:hAnsi="Times New Roman" w:eastAsia="FangSong" w:cs="Times New Roman"/>
-        </w:rPr>
-        <w:t>来源</w:t>
-      </w:r>
-      <w:r>
-        <w:rPr>
-          <w:rFonts w:hint="eastAsia" w:ascii="Times New Roman" w:hAnsi="Times New Roman" w:eastAsia="Times New Roman" w:cs="Times New Roman"/>
-        </w:rPr>
-        <w:t>：</w:t>
-      </w:r>
-      <w:r>
-        <w:rPr>
-          <w:rFonts w:hint="eastAsia" w:ascii="Times New Roman" w:hAnsi="Times New Roman" w:eastAsia="FangSong" w:cs="Times New Roman"/>
-        </w:rPr>
-        <w:t>赵鑫光竞赛笔记</w:t>
-      </w:r>
-    </w:p>
-    <w:p>
-      <w:pPr>
-        <w:pStyle w:val="FirstParagraph"/>
-      </w:pPr>
-      <w:r>
-        <w:rPr>
-          <w:rFonts w:hint="eastAsia" w:ascii="Times New Roman" w:hAnsi="Times New Roman" w:eastAsia="FangSong" w:cs="Times New Roman"/>
-          <w:b/>
-          <w:bCs/>
-        </w:rPr>
-        <w:t xml:space="preserve">题目</w:t>
-      </w:r>
-      <w:r>
-        <w:rPr>
-          <w:rFonts w:hint="eastAsia" w:ascii="Times New Roman" w:hAnsi="Times New Roman" w:eastAsia="Times New Roman" w:cs="Times New Roman"/>
-        </w:rPr>
-        <w:t>：</w:t>
-      </w:r>
-      <w:r>
-        <w:rPr>
-          <w:rFonts w:hint="eastAsia" w:ascii="Times New Roman" w:hAnsi="Times New Roman" w:eastAsia="FangSong" w:cs="Times New Roman"/>
-        </w:rPr>
-        <w:t>已知</w:t>
-      </w:r>
-      <m:oMath>
-        <m:sSub>
-          <m:e>
-            <m:r>
-              <m:rPr>
-                <m:sty m:val="p"/>
-              </m:rPr>
-              <m:t>Δ</m:t>
-            </m:r>
-          </m:e>
-          <m:sub>
-            <m:r>
-              <m:t>o</m:t>
-            </m:r>
-          </m:sub>
-        </m:sSub>
-      </m:oMath>
-      <w:r>
-        <w:rPr>
-          <w:rFonts w:hint="eastAsia" w:ascii="Times New Roman" w:hAnsi="Times New Roman" w:eastAsia="FangSong" w:cs="Times New Roman"/>
-        </w:rPr>
-        <w:t>和</w:t>
-      </w:r>
-      <w:r>
-        <w:rPr>
-          <w:rFonts w:hint="eastAsia" w:ascii="Times New Roman" w:hAnsi="Times New Roman" w:eastAsia="Times New Roman" w:cs="Times New Roman"/>
-        </w:rPr>
-        <w:t>P，</w:t>
-      </w:r>
-      <w:r>
-        <w:rPr>
-          <w:rFonts w:hint="eastAsia" w:ascii="Times New Roman" w:hAnsi="Times New Roman" w:eastAsia="FangSong" w:cs="Times New Roman"/>
-        </w:rPr>
-        <w:t>给出</w:t>
-      </w:r>
-      <m:oMath>
-        <m:r>
-          <m:t>d</m:t>
-        </m:r>
-      </m:oMath>
-      <w:r>
-        <w:rPr>
-          <w:rFonts w:hint="eastAsia" w:ascii="Times New Roman" w:hAnsi="Times New Roman" w:eastAsia="FangSong" w:cs="Times New Roman"/>
-        </w:rPr>
-        <w:t>电子排布</w:t>
-      </w:r>
-      <w:r>
-        <w:rPr>
-          <w:rFonts w:hint="eastAsia" w:ascii="Times New Roman" w:hAnsi="Times New Roman" w:eastAsia="Times New Roman" w:cs="Times New Roman"/>
-        </w:rPr>
-        <w:t>、</w:t>
-      </w:r>
-      <w:r>
-        <w:rPr>
-          <w:rFonts w:hint="eastAsia" w:ascii="Times New Roman" w:hAnsi="Times New Roman" w:eastAsia="FangSong" w:cs="Times New Roman"/>
-        </w:rPr>
-        <w:t>磁矩</w:t>
-      </w:r>
-      <w:r>
-        <w:rPr>
-          <w:rFonts w:hint="eastAsia" w:ascii="Times New Roman" w:hAnsi="Times New Roman" w:eastAsia="Times New Roman" w:cs="Times New Roman"/>
-        </w:rPr>
-        <w:t>、</w:t>
-      </w:r>
-      <w:r>
-        <w:rPr>
-          <w:rFonts w:hint="eastAsia" w:ascii="Times New Roman" w:hAnsi="Times New Roman" w:eastAsia="FangSong" w:cs="Times New Roman"/>
-        </w:rPr>
-        <w:t>高</w:t>
-      </w:r>
-      <w:r>
-        <w:rPr>
-          <w:rFonts w:hint="eastAsia" w:ascii="Times New Roman" w:hAnsi="Times New Roman" w:eastAsia="Times New Roman" w:cs="Times New Roman"/>
-        </w:rPr>
-        <w:t>/</w:t>
-      </w:r>
-      <w:r>
-        <w:rPr>
-          <w:rFonts w:hint="eastAsia" w:ascii="Times New Roman" w:hAnsi="Times New Roman" w:eastAsia="FangSong" w:cs="Times New Roman"/>
-        </w:rPr>
-        <w:t>低自旋</w:t>
-      </w:r>
-      <w:r>
-        <w:rPr>
-          <w:rFonts w:hint="eastAsia" w:ascii="Times New Roman" w:hAnsi="Times New Roman" w:eastAsia="Times New Roman" w:cs="Times New Roman"/>
-        </w:rPr>
-        <w:t>、CFSE：</w:t>
-      </w:r>
-      <m:oMath>
-        <m:oMathPr>
-          <m:ctrlPr>
-            <w:rPr>
-              <w:sz w:val="28"/>
-              <w:szCs w:val="28"/>
-            </w:rPr>
-          </m:ctrlPr>
-        </m:oMathPr>
-        <m:r>
-          <m:rPr>
-            <m:sty m:val="p"/>
-          </m:rPr>
-          <m:t>[</m:t>
-        </m:r>
-        <m:r>
-          <m:rPr>
-            <m:sty m:val="p"/>
-          </m:rPr>
-          <m:t>C</m:t>
-        </m:r>
-        <m:r>
-          <m:rPr>
-            <m:sty m:val="p"/>
-          </m:rPr>
-          <m:t>o</m:t>
-        </m:r>
-        <m:r>
-          <m:rPr>
-            <m:sty m:val="p"/>
-          </m:rPr>
-          <m:t>(</m:t>
-        </m:r>
-        <m:sSub>
-          <m:e>
-            <m:r>
-              <m:rPr>
-                <m:sty m:val="p"/>
-              </m:rPr>
-              <m:t>N</m:t>
-            </m:r>
-            <m:r>
-              <m:rPr>
-                <m:sty m:val="p"/>
-              </m:rPr>
-              <m:t>H</m:t>
-            </m:r>
-          </m:e>
-          <m:sub>
-            <m:r>
-              <m:t>3</m:t>
-            </m:r>
-          </m:sub>
-        </m:sSub>
-        <m:sSub>
-          <m:e>
-            <m:r>
-              <m:rPr>
-                <m:sty m:val="p"/>
-              </m:rPr>
-              <m:t>)</m:t>
-            </m:r>
-          </m:e>
-          <m:sub>
-            <m:r>
-              <m:t>6</m:t>
-            </m:r>
-          </m:sub>
-        </m:sSub>
-        <m:sSup>
-          <m:e>
-            <m:r>
-              <m:rPr>
-                <m:sty m:val="p"/>
-              </m:rPr>
-              <m:t>]</m:t>
-            </m:r>
-          </m:e>
-          <m:sup>
-            <m:r>
-              <m:t>2</m:t>
-            </m:r>
-            <m:r>
-              <m:rPr>
-                <m:sty m:val="p"/>
-              </m:rPr>
-              <m:t>+</m:t>
-            </m:r>
-          </m:sup>
-        </m:sSup>
-      </m:oMath>
-      <w:r>
-        <w:rPr>
-          <w:rFonts w:hint="eastAsia" w:ascii="Times New Roman" w:hAnsi="Times New Roman" w:eastAsia="Times New Roman" w:cs="Times New Roman"/>
-        </w:rPr>
-        <w:t>（Δ</w:t>
-      </w:r>
-      <w:r>
-        <w:rPr>
-          <w:rFonts w:hint="eastAsia" w:ascii="Times New Roman" w:hAnsi="Times New Roman" w:eastAsia="Times New Roman" w:cs="Times New Roman"/>
-          <w:vertAlign w:val="subscript"/>
-        </w:rPr>
-        <w:t>0</w:t>
-      </w:r>
-      <w:r>
-        <w:rPr>
-          <w:rFonts w:hint="eastAsia" w:ascii="Times New Roman" w:hAnsi="Times New Roman" w:eastAsia="Times New Roman" w:cs="Times New Roman"/>
-        </w:rPr>
-        <w:t>=11000,</w:t>
-      </w:r>
-      <w:r>
-        <w:rPr>
-          <w:rFonts w:ascii="Times New Roman" w:hAnsi="Times New Roman" w:eastAsia="Times New Roman" w:cs="Times New Roman"/>
-        </w:rPr>
-        <w:t xml:space="preserve"> </w:t>
-      </w:r>
-      <w:r>
-        <w:rPr>
-          <w:rFonts w:hint="eastAsia" w:ascii="Times New Roman" w:hAnsi="Times New Roman" w:eastAsia="Times New Roman" w:cs="Times New Roman"/>
-        </w:rPr>
-        <w:t xml:space="preserve">P=22500），</w:t>
-      </w:r>
-      <m:oMath>
-        <m:oMathPr>
-          <m:ctrlPr>
-            <w:rPr>
-              <w:sz w:val="28"/>
-              <w:szCs w:val="28"/>
-            </w:rPr>
-          </m:ctrlPr>
-        </m:oMathPr>
-        <m:r>
-          <m:rPr>
-            <m:sty m:val="p"/>
-          </m:rPr>
-          <m:t>[</m:t>
-        </m:r>
-        <m:r>
-          <m:rPr>
-            <m:sty m:val="p"/>
-          </m:rPr>
-          <m:t>F</m:t>
-        </m:r>
-        <m:r>
-          <m:rPr>
-            <m:sty m:val="p"/>
-          </m:rPr>
-          <m:t>e</m:t>
-        </m:r>
-        <m:r>
-          <m:rPr>
-            <m:sty m:val="p"/>
-          </m:rPr>
-          <m:t>(</m:t>
-        </m:r>
-        <m:sSub>
-          <m:e>
-            <m:r>
-              <m:rPr>
-                <m:sty m:val="p"/>
-              </m:rPr>
-              <m:t>H</m:t>
-            </m:r>
-          </m:e>
-          <m:sub>
-            <m:r>
-              <m:t>2</m:t>
-            </m:r>
-          </m:sub>
-        </m:sSub>
-        <m:r>
-          <m:rPr>
-            <m:sty m:val="p"/>
-          </m:rPr>
-          <m:t>O</m:t>
-        </m:r>
-        <m:sSub>
-          <m:e>
-            <m:r>
-              <m:rPr>
-                <m:sty m:val="p"/>
-              </m:rPr>
-              <m:t>)</m:t>
-            </m:r>
-          </m:e>
-          <m:sub>
-            <m:r>
-              <m:t>6</m:t>
-            </m:r>
-          </m:sub>
-        </m:sSub>
-        <m:sSup>
-          <m:e>
-            <m:r>
-              <m:rPr>
-                <m:sty m:val="p"/>
-              </m:rPr>
-              <m:t>]</m:t>
-            </m:r>
-          </m:e>
-          <m:sup>
-            <m:r>
-              <m:t>2</m:t>
-            </m:r>
-            <m:r>
-              <m:rPr>
-                <m:sty m:val="p"/>
-              </m:rPr>
-              <m:t>+</m:t>
-            </m:r>
-          </m:sup>
-        </m:sSup>
-      </m:oMath>
-      <w:r>
-        <w:rPr>
-          <w:rFonts w:hint="eastAsia" w:ascii="Times New Roman" w:hAnsi="Times New Roman" w:eastAsia="Times New Roman" w:cs="Times New Roman"/>
-        </w:rPr>
-        <w:t>（Δ</w:t>
-      </w:r>
-      <w:r>
-        <w:rPr>
-          <w:rFonts w:hint="eastAsia" w:ascii="Times New Roman" w:hAnsi="Times New Roman" w:eastAsia="Times New Roman" w:cs="Times New Roman"/>
-          <w:vertAlign w:val="subscript"/>
-        </w:rPr>
-        <w:t>0</w:t>
-      </w:r>
-      <w:r>
-        <w:rPr>
-          <w:rFonts w:hint="eastAsia" w:ascii="Times New Roman" w:hAnsi="Times New Roman" w:eastAsia="Times New Roman" w:cs="Times New Roman"/>
-        </w:rPr>
-        <w:t>=10400,</w:t>
-      </w:r>
-      <w:r>
-        <w:rPr>
-          <w:rFonts w:ascii="Times New Roman" w:hAnsi="Times New Roman" w:eastAsia="Times New Roman" w:cs="Times New Roman"/>
-        </w:rPr>
-        <w:t xml:space="preserve"> </w:t>
-      </w:r>
-      <w:r>
-        <w:rPr>
-          <w:rFonts w:hint="eastAsia" w:ascii="Times New Roman" w:hAnsi="Times New Roman" w:eastAsia="Times New Roman" w:cs="Times New Roman"/>
-        </w:rPr>
-        <w:t xml:space="preserve">P=17600），</w:t>
-      </w:r>
-      <m:oMath>
-        <m:oMathPr>
-          <m:ctrlPr>
-            <w:rPr>
-              <w:sz w:val="28"/>
-              <w:szCs w:val="28"/>
-            </w:rPr>
-          </m:ctrlPr>
-        </m:oMathPr>
-        <m:r>
-          <m:rPr>
-            <m:sty m:val="p"/>
-          </m:rPr>
-          <m:t>[</m:t>
-        </m:r>
-        <m:r>
-          <m:rPr>
-            <m:sty m:val="p"/>
-          </m:rPr>
-          <m:t>C</m:t>
-        </m:r>
-        <m:r>
-          <m:rPr>
-            <m:sty m:val="p"/>
-          </m:rPr>
-          <m:t>o</m:t>
-        </m:r>
-        <m:r>
-          <m:rPr>
-            <m:sty m:val="p"/>
-          </m:rPr>
-          <m:t>(</m:t>
-        </m:r>
-        <m:sSub>
-          <m:e>
-            <m:r>
-              <m:rPr>
-                <m:sty m:val="p"/>
-              </m:rPr>
-              <m:t>N</m:t>
-            </m:r>
-            <m:r>
-              <m:rPr>
-                <m:sty m:val="p"/>
-              </m:rPr>
-              <m:t>H</m:t>
-            </m:r>
-          </m:e>
-          <m:sub>
-            <m:r>
-              <m:t>3</m:t>
-            </m:r>
-          </m:sub>
-        </m:sSub>
-        <m:sSub>
-          <m:e>
-            <m:r>
-              <m:rPr>
-                <m:sty m:val="p"/>
-              </m:rPr>
-              <m:t>)</m:t>
-            </m:r>
-          </m:e>
-          <m:sub>
-            <m:r>
-              <m:t>6</m:t>
-            </m:r>
-          </m:sub>
-        </m:sSub>
-        <m:sSup>
-          <m:e>
-            <m:r>
-              <m:rPr>
-                <m:sty m:val="p"/>
-              </m:rPr>
-              <m:t>]</m:t>
-            </m:r>
-          </m:e>
-          <m:sup>
-            <m:r>
-              <m:t>3</m:t>
-            </m:r>
-            <m:r>
-              <m:rPr>
-                <m:sty m:val="p"/>
-              </m:rPr>
-              <m:t>+</m:t>
-            </m:r>
-          </m:sup>
-        </m:sSup>
-      </m:oMath>
-      <w:r>
-        <w:rPr>
-          <w:rFonts w:hint="eastAsia" w:ascii="Times New Roman" w:hAnsi="Times New Roman" w:eastAsia="Times New Roman" w:cs="Times New Roman"/>
-        </w:rPr>
-        <w:t>（Δ</w:t>
-      </w:r>
-      <w:r>
-        <w:rPr>
-          <w:rFonts w:hint="eastAsia" w:ascii="Times New Roman" w:hAnsi="Times New Roman" w:eastAsia="Times New Roman" w:cs="Times New Roman"/>
-          <w:vertAlign w:val="subscript"/>
-        </w:rPr>
-        <w:t>0</w:t>
-      </w:r>
-      <w:r>
-        <w:rPr>
-          <w:rFonts w:hint="eastAsia" w:ascii="Times New Roman" w:hAnsi="Times New Roman" w:eastAsia="Times New Roman" w:cs="Times New Roman"/>
-        </w:rPr>
-        <w:t>=22900,</w:t>
-      </w:r>
-      <w:r>
-        <w:rPr>
-          <w:rFonts w:ascii="Times New Roman" w:hAnsi="Times New Roman" w:eastAsia="Times New Roman" w:cs="Times New Roman"/>
-        </w:rPr>
-        <w:t xml:space="preserve"> </w:t>
-      </w:r>
-      <w:r>
-        <w:rPr>
-          <w:rFonts w:hint="eastAsia" w:ascii="Times New Roman" w:hAnsi="Times New Roman" w:eastAsia="Times New Roman" w:cs="Times New Roman"/>
-        </w:rPr>
-        <w:t xml:space="preserve">P=21000）</w:t>
-      </w:r>
-    </w:p>
-    <w:p>
-      <w:pPr>
-        <w:pStyle w:val="BodyText"/>
-      </w:pPr>
-      <w:r>
-        <w:rPr>
-          <w:rFonts w:hint="eastAsia" w:ascii="Times New Roman" w:hAnsi="Times New Roman" w:eastAsia="FangSong" w:cs="Times New Roman"/>
-          <w:b/>
-          <w:bCs/>
-        </w:rPr>
-        <w:t xml:space="preserve">参考答案</w:t>
-      </w:r>
-      <w:r>
-        <w:rPr>
-          <w:rFonts w:hint="eastAsia" w:ascii="Times New Roman" w:hAnsi="Times New Roman" w:eastAsia="Times New Roman" w:cs="Times New Roman"/>
-        </w:rPr>
-        <w:t xml:space="preserve">：</w:t>
-      </w:r>
-    </w:p>
-    <w:p>
-      <w:pPr>
-        <w:pStyle w:val="BodyText"/>
-      </w:pPr>
-      <m:oMath>
-        <m:oMathPr>
-          <m:ctrlPr>
-            <w:rPr>
-              <w:sz w:val="28"/>
-              <w:szCs w:val="28"/>
-            </w:rPr>
-          </m:ctrlPr>
-        </m:oMathPr>
-        <m:r>
-          <m:rPr>
-            <m:sty m:val="p"/>
-          </m:rPr>
-          <m:t>[</m:t>
-        </m:r>
-        <m:r>
-          <m:rPr>
-            <m:sty m:val="p"/>
-          </m:rPr>
-          <m:t>C</m:t>
-        </m:r>
-        <m:r>
-          <m:rPr>
-            <m:sty m:val="p"/>
-          </m:rPr>
-          <m:t>o</m:t>
-        </m:r>
-        <m:r>
-          <m:rPr>
-            <m:sty m:val="p"/>
-          </m:rPr>
-          <m:t>(</m:t>
-        </m:r>
-        <m:sSub>
-          <m:e>
-            <m:r>
-              <m:rPr>
-                <m:sty m:val="p"/>
-              </m:rPr>
-              <m:t>N</m:t>
-            </m:r>
-            <m:r>
-              <m:rPr>
-                <m:sty m:val="p"/>
-              </m:rPr>
-              <m:t>H</m:t>
-            </m:r>
-          </m:e>
-          <m:sub>
-            <m:r>
-              <m:t>3</m:t>
-            </m:r>
-          </m:sub>
-        </m:sSub>
-        <m:sSub>
-          <m:e>
-            <m:r>
-              <m:rPr>
-                <m:sty m:val="p"/>
-              </m:rPr>
-              <m:t>)</m:t>
-            </m:r>
-          </m:e>
-          <m:sub>
-            <m:r>
-              <m:t>6</m:t>
-            </m:r>
-          </m:sub>
-        </m:sSub>
-        <m:sSup>
-          <m:e>
-            <m:r>
-              <m:rPr>
-                <m:sty m:val="p"/>
-              </m:rPr>
-              <m:t>]</m:t>
-            </m:r>
-          </m:e>
-          <m:sup>
-            <m:r>
-              <m:t>2</m:t>
-            </m:r>
-            <m:r>
-              <m:rPr>
-                <m:sty m:val="p"/>
-              </m:rPr>
-              <m:t>+</m:t>
-            </m:r>
-          </m:sup>
-        </m:sSup>
-      </m:oMath>
-      <w:r>
-        <w:rPr>
-          <w:rFonts w:hint="eastAsia" w:ascii="Times New Roman" w:hAnsi="Times New Roman" w:eastAsia="Times New Roman" w:cs="Times New Roman"/>
-        </w:rPr>
-        <w:t>：</w:t>
-      </w:r>
-      <w:r>
-        <w:rPr>
-          <w:rFonts w:hint="eastAsia" w:ascii="Times New Roman" w:hAnsi="Times New Roman" w:eastAsia="FangSong" w:cs="Times New Roman"/>
-        </w:rPr>
-        <w:t>高自旋</w:t>
-      </w:r>
-      <w:r>
-        <w:rPr>
-          <w:rFonts w:hint="eastAsia" w:ascii="Times New Roman" w:hAnsi="Times New Roman" w:eastAsia="Times New Roman" w:cs="Times New Roman"/>
-        </w:rPr>
-        <w:t>t</w:t>
-      </w:r>
-      <w:r>
-        <w:rPr>
-          <w:rFonts w:hint="eastAsia" w:ascii="Times New Roman" w:hAnsi="Times New Roman" w:eastAsia="Times New Roman" w:cs="Times New Roman"/>
-          <w:vertAlign w:val="subscript"/>
-        </w:rPr>
-        <w:t>2</w:t>
-      </w:r>
-      <w:r>
-        <w:rPr>
-          <w:rFonts w:hint="eastAsia" w:ascii="Times New Roman" w:hAnsi="Times New Roman" w:eastAsia="Times New Roman" w:cs="Times New Roman"/>
-        </w:rPr>
-        <w:t>g</w:t>
-      </w:r>
-      <w:r>
-        <w:rPr>
-          <w:rFonts w:hint="eastAsia" w:ascii="Times New Roman" w:hAnsi="Times New Roman" w:eastAsia="Times New Roman" w:cs="Times New Roman"/>
-          <w:vertAlign w:val="superscript"/>
-        </w:rPr>
-        <w:t>5</w:t>
-      </w:r>
-      <w:r>
-        <w:rPr>
-          <w:rFonts w:hint="eastAsia" w:ascii="Times New Roman" w:hAnsi="Times New Roman" w:eastAsia="Times New Roman" w:cs="Times New Roman"/>
-        </w:rPr>
-        <w:t>eg</w:t>
-      </w:r>
-      <w:r>
-        <w:rPr>
-          <w:rFonts w:hint="eastAsia" w:ascii="Times New Roman" w:hAnsi="Times New Roman" w:eastAsia="Times New Roman" w:cs="Times New Roman"/>
-          <w:vertAlign w:val="superscript"/>
-        </w:rPr>
-        <w:t>2</w:t>
-      </w:r>
-      <w:r>
-        <w:rPr>
-          <w:rFonts w:hint="eastAsia" w:ascii="Times New Roman" w:hAnsi="Times New Roman" w:eastAsia="Times New Roman" w:cs="Times New Roman"/>
-        </w:rPr>
-        <w:t>，μ=3.87BM，CFSE=8800cm</w:t>
-      </w:r>
-      <w:r>
-        <w:rPr>
-          <w:rFonts w:hint="eastAsia" w:ascii="Times New Roman" w:hAnsi="Times New Roman" w:eastAsia="Times New Roman" w:cs="Times New Roman"/>
-          <w:vertAlign w:val="superscript"/>
-        </w:rPr>
-        <w:t>-1</w:t>
-      </w:r>
-      <w:r>
-        <w:rPr>
-          <w:rFonts w:hint="eastAsia" w:ascii="Times New Roman" w:hAnsi="Times New Roman" w:eastAsia="Times New Roman" w:cs="Times New Roman"/>
-        </w:rPr>
-        <w:t>；</w:t>
-      </w:r>
-      <m:oMath>
-        <m:oMathPr>
-          <m:ctrlPr>
-            <w:rPr>
-              <w:sz w:val="28"/>
-              <w:szCs w:val="28"/>
-            </w:rPr>
-          </m:ctrlPr>
-        </m:oMathPr>
-        <m:r>
-          <m:rPr>
-            <m:sty m:val="p"/>
-          </m:rPr>
-          <m:t>[</m:t>
-        </m:r>
-        <m:r>
-          <m:rPr>
-            <m:sty m:val="p"/>
-          </m:rPr>
-          <m:t>F</m:t>
-        </m:r>
-        <m:r>
-          <m:rPr>
-            <m:sty m:val="p"/>
-          </m:rPr>
-          <m:t>e</m:t>
-        </m:r>
-        <m:r>
-          <m:rPr>
-            <m:sty m:val="p"/>
-          </m:rPr>
-          <m:t>(</m:t>
-        </m:r>
-        <m:sSub>
-          <m:e>
-            <m:r>
-              <m:rPr>
-                <m:sty m:val="p"/>
-              </m:rPr>
-              <m:t>H</m:t>
-            </m:r>
-          </m:e>
-          <m:sub>
-            <m:r>
-              <m:t>2</m:t>
-            </m:r>
-          </m:sub>
-        </m:sSub>
-        <m:r>
-          <m:rPr>
-            <m:sty m:val="p"/>
-          </m:rPr>
-          <m:t>O</m:t>
-        </m:r>
-        <m:sSub>
-          <m:e>
-            <m:r>
-              <m:rPr>
-                <m:sty m:val="p"/>
-              </m:rPr>
-              <m:t>)</m:t>
-            </m:r>
-          </m:e>
-          <m:sub>
-            <m:r>
-              <m:t>6</m:t>
-            </m:r>
-          </m:sub>
-        </m:sSub>
-        <m:sSup>
-          <m:e>
-            <m:r>
-              <m:rPr>
-                <m:sty m:val="p"/>
-              </m:rPr>
-              <m:t>]</m:t>
-            </m:r>
-          </m:e>
-          <m:sup>
-            <m:r>
-              <m:t>2</m:t>
-            </m:r>
-            <m:r>
-              <m:rPr>
-                <m:sty m:val="p"/>
-              </m:rPr>
-              <m:t>+</m:t>
-            </m:r>
-          </m:sup>
-        </m:sSup>
-      </m:oMath>
-      <w:r>
-        <w:rPr>
-          <w:rFonts w:hint="eastAsia" w:ascii="Times New Roman" w:hAnsi="Times New Roman" w:eastAsia="Times New Roman" w:cs="Times New Roman"/>
-        </w:rPr>
-        <w:t>：</w:t>
-      </w:r>
-      <w:r>
-        <w:rPr>
-          <w:rFonts w:hint="eastAsia" w:ascii="Times New Roman" w:hAnsi="Times New Roman" w:eastAsia="FangSong" w:cs="Times New Roman"/>
-        </w:rPr>
-        <w:t>高自旋</w:t>
-      </w:r>
-      <w:r>
-        <w:rPr>
-          <w:rFonts w:hint="eastAsia" w:ascii="Times New Roman" w:hAnsi="Times New Roman" w:eastAsia="Times New Roman" w:cs="Times New Roman"/>
-        </w:rPr>
-        <w:t>t</w:t>
-      </w:r>
-      <w:r>
-        <w:rPr>
-          <w:rFonts w:hint="eastAsia" w:ascii="Times New Roman" w:hAnsi="Times New Roman" w:eastAsia="Times New Roman" w:cs="Times New Roman"/>
-          <w:vertAlign w:val="subscript"/>
-        </w:rPr>
-        <w:t>2</w:t>
-      </w:r>
-      <w:r>
-        <w:rPr>
-          <w:rFonts w:hint="eastAsia" w:ascii="Times New Roman" w:hAnsi="Times New Roman" w:eastAsia="Times New Roman" w:cs="Times New Roman"/>
-        </w:rPr>
-        <w:t>g</w:t>
-      </w:r>
-      <w:r>
-        <w:rPr>
-          <w:rFonts w:hint="eastAsia" w:ascii="Times New Roman" w:hAnsi="Times New Roman" w:eastAsia="Times New Roman" w:cs="Times New Roman"/>
-          <w:vertAlign w:val="superscript"/>
-        </w:rPr>
-        <w:t>4</w:t>
-      </w:r>
-      <w:r>
-        <w:rPr>
-          <w:rFonts w:hint="eastAsia" w:ascii="Times New Roman" w:hAnsi="Times New Roman" w:eastAsia="Times New Roman" w:cs="Times New Roman"/>
-        </w:rPr>
-        <w:t>eg</w:t>
-      </w:r>
-      <w:r>
-        <w:rPr>
-          <w:rFonts w:hint="eastAsia" w:ascii="Times New Roman" w:hAnsi="Times New Roman" w:eastAsia="Times New Roman" w:cs="Times New Roman"/>
-          <w:vertAlign w:val="superscript"/>
-        </w:rPr>
-        <w:t>2</w:t>
-      </w:r>
-      <w:r>
-        <w:rPr>
-          <w:rFonts w:hint="eastAsia" w:ascii="Times New Roman" w:hAnsi="Times New Roman" w:eastAsia="Times New Roman" w:cs="Times New Roman"/>
-        </w:rPr>
-        <w:t>，μ=4.90BM，CFSE=4160cm</w:t>
-      </w:r>
-      <w:r>
-        <w:rPr>
-          <w:rFonts w:hint="eastAsia" w:ascii="Times New Roman" w:hAnsi="Times New Roman" w:eastAsia="Times New Roman" w:cs="Times New Roman"/>
-          <w:vertAlign w:val="superscript"/>
-        </w:rPr>
-        <w:t>-1</w:t>
-      </w:r>
-      <w:r>
-        <w:rPr>
-          <w:rFonts w:hint="eastAsia" w:ascii="Times New Roman" w:hAnsi="Times New Roman" w:eastAsia="Times New Roman" w:cs="Times New Roman"/>
-        </w:rPr>
-        <w:t>；</w:t>
-      </w:r>
-      <m:oMath>
-        <m:oMathPr>
-          <m:ctrlPr>
-            <w:rPr>
-              <w:sz w:val="28"/>
-              <w:szCs w:val="28"/>
-            </w:rPr>
-          </m:ctrlPr>
-        </m:oMathPr>
-        <m:r>
-          <m:rPr>
-            <m:sty m:val="p"/>
-          </m:rPr>
-          <m:t>[</m:t>
-        </m:r>
-        <m:r>
-          <m:rPr>
-            <m:sty m:val="p"/>
-          </m:rPr>
-          <m:t>C</m:t>
-        </m:r>
-        <m:r>
-          <m:rPr>
-            <m:sty m:val="p"/>
-          </m:rPr>
-          <m:t>o</m:t>
-        </m:r>
-        <m:r>
-          <m:rPr>
-            <m:sty m:val="p"/>
-          </m:rPr>
-          <m:t>(</m:t>
-        </m:r>
-        <m:sSub>
-          <m:e>
-            <m:r>
-              <m:rPr>
-                <m:sty m:val="p"/>
-              </m:rPr>
-              <m:t>N</m:t>
-            </m:r>
-            <m:r>
-              <m:rPr>
-                <m:sty m:val="p"/>
-              </m:rPr>
-              <m:t>H</m:t>
-            </m:r>
-          </m:e>
-          <m:sub>
-            <m:r>
-              <m:t>3</m:t>
-            </m:r>
-          </m:sub>
-        </m:sSub>
-        <m:sSub>
-          <m:e>
-            <m:r>
-              <m:rPr>
-                <m:sty m:val="p"/>
-              </m:rPr>
-              <m:t>)</m:t>
-            </m:r>
-          </m:e>
-          <m:sub>
-            <m:r>
-              <m:t>6</m:t>
-            </m:r>
-          </m:sub>
-        </m:sSub>
-        <m:sSup>
-          <m:e>
-            <m:r>
-              <m:rPr>
-                <m:sty m:val="p"/>
-              </m:rPr>
-              <m:t>]</m:t>
-            </m:r>
-          </m:e>
-          <m:sup>
-            <m:r>
-              <m:t>3</m:t>
-            </m:r>
-            <m:r>
-              <m:rPr>
-                <m:sty m:val="p"/>
-              </m:rPr>
-              <m:t>+</m:t>
-            </m:r>
-          </m:sup>
-        </m:sSup>
-      </m:oMath>
-      <w:r>
-        <w:rPr>
-          <w:rFonts w:hint="eastAsia" w:ascii="Times New Roman" w:hAnsi="Times New Roman" w:eastAsia="Times New Roman" w:cs="Times New Roman"/>
-        </w:rPr>
-        <w:t>：</w:t>
-      </w:r>
-      <w:r>
-        <w:rPr>
-          <w:rFonts w:hint="eastAsia" w:ascii="Times New Roman" w:hAnsi="Times New Roman" w:eastAsia="FangSong" w:cs="Times New Roman"/>
-        </w:rPr>
-        <w:t>低自旋</w:t>
-      </w:r>
-      <w:r>
-        <w:rPr>
-          <w:rFonts w:hint="eastAsia" w:ascii="Times New Roman" w:hAnsi="Times New Roman" w:eastAsia="Times New Roman" w:cs="Times New Roman"/>
-        </w:rPr>
-        <w:t>t</w:t>
-      </w:r>
-      <w:r>
-        <w:rPr>
-          <w:rFonts w:hint="eastAsia" w:ascii="Times New Roman" w:hAnsi="Times New Roman" w:eastAsia="Times New Roman" w:cs="Times New Roman"/>
-          <w:vertAlign w:val="subscript"/>
-        </w:rPr>
-        <w:t>2</w:t>
-      </w:r>
-      <w:r>
-        <w:rPr>
-          <w:rFonts w:hint="eastAsia" w:ascii="Times New Roman" w:hAnsi="Times New Roman" w:eastAsia="Times New Roman" w:cs="Times New Roman"/>
-        </w:rPr>
-        <w:t>g</w:t>
-      </w:r>
-      <w:r>
-        <w:rPr>
-          <w:rFonts w:hint="eastAsia" w:ascii="Times New Roman" w:hAnsi="Times New Roman" w:eastAsia="Times New Roman" w:cs="Times New Roman"/>
-          <w:vertAlign w:val="superscript"/>
-        </w:rPr>
-        <w:t>6</w:t>
-      </w:r>
-      <w:r>
-        <w:rPr>
-          <w:rFonts w:hint="eastAsia" w:ascii="Times New Roman" w:hAnsi="Times New Roman" w:eastAsia="Times New Roman" w:cs="Times New Roman"/>
-        </w:rPr>
-        <w:t>eg</w:t>
-      </w:r>
-      <w:r>
-        <w:rPr>
-          <w:rFonts w:hint="eastAsia" w:ascii="Times New Roman" w:hAnsi="Times New Roman" w:eastAsia="Times New Roman" w:cs="Times New Roman"/>
-          <w:vertAlign w:val="superscript"/>
-        </w:rPr>
-        <w:t>0</w:t>
-      </w:r>
-      <w:r>
-        <w:rPr>
-          <w:rFonts w:hint="eastAsia" w:ascii="Times New Roman" w:hAnsi="Times New Roman" w:eastAsia="Times New Roman" w:cs="Times New Roman"/>
-        </w:rPr>
-        <w:t>，μ=0，CFSE=12960cm</w:t>
-      </w:r>
-      <w:r>
-        <w:rPr>
-          <w:rFonts w:hint="eastAsia" w:ascii="Times New Roman" w:hAnsi="Times New Roman" w:eastAsia="Times New Roman" w:cs="Times New Roman"/>
-          <w:vertAlign w:val="superscript"/>
-        </w:rPr>
-        <w:t>-1</w:t>
-      </w:r>
-    </w:p>
-    <w:p>
-      <w:pPr>
-        <w:spacing w:before="160" w:after="80"/>
-      </w:pPr>
-      <w:r>
-        <w:pict>
-          <v:rect style="width:0;height:1.5pt" o:hralign="center" o:hrstd="t" o:hr="t"/>
-        </w:pict>
-      </w:r>
-    </w:p>
-    <w:bookmarkEnd w:id="53"/>
-    <w:bookmarkStart w:id="54" w:name="第15题"/>
-    <w:p>
-      <w:pPr>
-        <w:pStyle w:val="Heading3"/>
-        <w:spacing w:before="280" w:after="120"/>
-      </w:pPr>
-      <w:r>
-        <w:rPr>
-          <w:rFonts w:hint="eastAsia" w:ascii="Times New Roman" w:hAnsi="Times New Roman" w:eastAsia="SimHei" w:cs="Times New Roman"/>
-        </w:rPr>
-        <w:t>第</w:t>
-      </w:r>
-      <w:r>
-        <w:rPr>
-          <w:rFonts w:hint="eastAsia" w:ascii="Times New Roman" w:hAnsi="Times New Roman" w:eastAsia="Times New Roman" w:cs="Times New Roman"/>
-        </w:rPr>
-        <w:t>15</w:t>
       </w:r>
       <w:r>
         <w:rPr>
@@ -18809,8 +17095,8 @@
         </w:pict>
       </w:r>
     </w:p>
-    <w:bookmarkEnd w:id="54"/>
-    <w:bookmarkStart w:id="55" w:name="第16题"/>
+    <w:bookmarkEnd w:id="53"/>
+    <w:bookmarkStart w:id="54" w:name="第15题"/>
     <w:p>
       <w:pPr>
         <w:pStyle w:val="Heading3"/>
@@ -18826,7 +17112,7 @@
         <w:rPr>
           <w:rFonts w:hint="eastAsia" w:ascii="Times New Roman" w:hAnsi="Times New Roman" w:eastAsia="Times New Roman" w:cs="Times New Roman"/>
         </w:rPr>
-        <w:t>16</w:t>
+        <w:t>15</w:t>
       </w:r>
       <w:r>
         <w:rPr>
@@ -19393,6 +17679,259 @@
           <w:rFonts w:hint="eastAsia" w:ascii="Times New Roman" w:hAnsi="Times New Roman" w:eastAsia="FangSong" w:cs="Times New Roman"/>
         </w:rPr>
         <w:t>呈黑色</w:t>
+      </w:r>
+    </w:p>
+    <w:p>
+      <w:pPr>
+        <w:spacing w:before="160" w:after="80"/>
+      </w:pPr>
+      <w:r>
+        <w:pict>
+          <v:rect style="width:0;height:1.5pt" o:hralign="center" o:hrstd="t" o:hr="t"/>
+        </w:pict>
+      </w:r>
+    </w:p>
+    <w:bookmarkEnd w:id="54"/>
+    <w:bookmarkStart w:id="55" w:name="第16题"/>
+    <w:p>
+      <w:pPr>
+        <w:pStyle w:val="Heading3"/>
+        <w:spacing w:before="280" w:after="120"/>
+      </w:pPr>
+      <w:r>
+        <w:rPr>
+          <w:rFonts w:hint="eastAsia" w:ascii="Times New Roman" w:hAnsi="Times New Roman" w:eastAsia="SimHei" w:cs="Times New Roman"/>
+        </w:rPr>
+        <w:t>第</w:t>
+      </w:r>
+      <w:r>
+        <w:rPr>
+          <w:rFonts w:hint="eastAsia" w:ascii="Times New Roman" w:hAnsi="Times New Roman" w:eastAsia="Times New Roman" w:cs="Times New Roman"/>
+        </w:rPr>
+        <w:t>16</w:t>
+      </w:r>
+      <w:r>
+        <w:rPr>
+          <w:rFonts w:hint="eastAsia" w:ascii="Times New Roman" w:hAnsi="Times New Roman" w:eastAsia="SimHei" w:cs="Times New Roman"/>
+        </w:rPr>
+        <w:t>题</w:t>
+      </w:r>
+    </w:p>
+    <w:p>
+      <w:pPr>
+        <w:pStyle w:val="BlockText"/>
+      </w:pPr>
+      <w:r>
+        <w:rPr>
+          <w:rFonts w:hint="eastAsia" w:ascii="Times New Roman" w:hAnsi="Times New Roman" w:eastAsia="FangSong" w:cs="Times New Roman"/>
+        </w:rPr>
+        <w:t>来源</w:t>
+      </w:r>
+      <w:r>
+        <w:rPr>
+          <w:rFonts w:hint="eastAsia" w:ascii="Times New Roman" w:hAnsi="Times New Roman" w:eastAsia="Times New Roman" w:cs="Times New Roman"/>
+        </w:rPr>
+        <w:t>：</w:t>
+      </w:r>
+      <w:r>
+        <w:rPr>
+          <w:rFonts w:hint="eastAsia" w:ascii="Times New Roman" w:hAnsi="Times New Roman" w:eastAsia="FangSong" w:cs="Times New Roman"/>
+        </w:rPr>
+        <w:t>赵鑫光竞赛笔记</w:t>
+      </w:r>
+    </w:p>
+    <w:p>
+      <w:pPr>
+        <w:pStyle w:val="FirstParagraph"/>
+      </w:pPr>
+      <w:r>
+        <w:rPr>
+          <w:rFonts w:hint="eastAsia" w:ascii="Times New Roman" w:hAnsi="Times New Roman" w:eastAsia="FangSong" w:cs="Times New Roman"/>
+          <w:b/>
+          <w:bCs/>
+        </w:rPr>
+        <w:t xml:space="preserve">题目</w:t>
+      </w:r>
+      <w:r>
+        <w:rPr>
+          <w:rFonts w:hint="eastAsia" w:ascii="Times New Roman" w:hAnsi="Times New Roman" w:eastAsia="Times New Roman" w:cs="Times New Roman"/>
+        </w:rPr>
+        <w:t>：</w:t>
+      </w:r>
+      <w:r>
+        <w:rPr>
+          <w:rFonts w:hint="eastAsia" w:ascii="Times New Roman" w:hAnsi="Times New Roman" w:eastAsia="FangSong" w:cs="Times New Roman"/>
+        </w:rPr>
+        <w:t>钒与吡啶</w:t>
+      </w:r>
+      <w:r>
+        <w:rPr>
+          <w:rFonts w:hint="eastAsia" w:ascii="Times New Roman" w:hAnsi="Times New Roman" w:eastAsia="Times New Roman" w:cs="Times New Roman"/>
+        </w:rPr>
+        <w:t>-2-</w:t>
+      </w:r>
+      <w:r>
+        <w:rPr>
+          <w:rFonts w:hint="eastAsia" w:ascii="Times New Roman" w:hAnsi="Times New Roman" w:eastAsia="FangSong" w:cs="Times New Roman"/>
+        </w:rPr>
+        <w:t>甲酸根形成电中性配合物</w:t>
+      </w:r>
+      <w:r>
+        <w:rPr>
+          <w:rFonts w:hint="eastAsia" w:ascii="Times New Roman" w:hAnsi="Times New Roman" w:eastAsia="Times New Roman" w:cs="Times New Roman"/>
+        </w:rPr>
+        <w:t>，</w:t>
+      </w:r>
+      <w:r>
+        <w:rPr>
+          <w:rFonts w:hint="eastAsia" w:ascii="Times New Roman" w:hAnsi="Times New Roman" w:eastAsia="FangSong" w:cs="Times New Roman"/>
+        </w:rPr>
+        <w:t>氧质量分数</w:t>
+      </w:r>
+      <w:r>
+        <w:rPr>
+          <w:rFonts w:hint="eastAsia" w:ascii="Times New Roman" w:hAnsi="Times New Roman" w:eastAsia="Times New Roman" w:cs="Times New Roman"/>
+        </w:rPr>
+        <w:t>25.7%。</w:t>
+      </w:r>
+      <w:r>
+        <w:rPr>
+          <w:rFonts w:hint="eastAsia" w:ascii="Times New Roman" w:hAnsi="Times New Roman" w:eastAsia="FangSong" w:cs="Times New Roman"/>
+        </w:rPr>
+        <w:t>画出结构</w:t>
+      </w:r>
+      <w:r>
+        <w:rPr>
+          <w:rFonts w:hint="eastAsia" w:ascii="Times New Roman" w:hAnsi="Times New Roman" w:eastAsia="Times New Roman" w:cs="Times New Roman"/>
+        </w:rPr>
+        <w:t>，</w:t>
+      </w:r>
+      <w:r>
+        <w:rPr>
+          <w:rFonts w:hint="eastAsia" w:ascii="Times New Roman" w:hAnsi="Times New Roman" w:eastAsia="FangSong" w:cs="Times New Roman"/>
+        </w:rPr>
+        <w:t>指出氧化态</w:t>
+      </w:r>
+      <w:r>
+        <w:rPr>
+          <w:rFonts w:hint="eastAsia" w:ascii="Times New Roman" w:hAnsi="Times New Roman" w:eastAsia="Times New Roman" w:cs="Times New Roman"/>
+        </w:rPr>
+        <w:t>。</w:t>
+      </w:r>
+    </w:p>
+    <w:p>
+      <w:pPr>
+        <w:pStyle w:val="BodyText"/>
+      </w:pPr>
+      <w:r>
+        <w:rPr>
+          <w:rFonts w:hint="eastAsia" w:ascii="Times New Roman" w:hAnsi="Times New Roman" w:eastAsia="FangSong" w:cs="Times New Roman"/>
+          <w:b/>
+          <w:bCs/>
+        </w:rPr>
+        <w:t xml:space="preserve">参考答案</w:t>
+      </w:r>
+      <w:r>
+        <w:rPr>
+          <w:rFonts w:hint="eastAsia" w:ascii="Times New Roman" w:hAnsi="Times New Roman" w:eastAsia="Times New Roman" w:cs="Times New Roman"/>
+        </w:rPr>
+        <w:t xml:space="preserve">：</w:t>
+      </w:r>
+    </w:p>
+    <w:p>
+      <w:pPr>
+        <w:pStyle w:val="BodyText"/>
+      </w:pPr>
+      <w:r>
+        <w:rPr>
+          <w:rFonts w:hint="eastAsia" w:ascii="Times New Roman" w:hAnsi="Times New Roman" w:eastAsia="Times New Roman" w:cs="Times New Roman"/>
+        </w:rPr>
+        <w:t>VO(</w:t>
+      </w:r>
+      <w:r>
+        <w:rPr>
+          <w:rFonts w:hint="eastAsia" w:ascii="Times New Roman" w:hAnsi="Times New Roman" w:eastAsia="FangSong" w:cs="Times New Roman"/>
+        </w:rPr>
+        <w:t>吡啶</w:t>
+      </w:r>
+      <w:r>
+        <w:rPr>
+          <w:rFonts w:hint="eastAsia" w:ascii="Times New Roman" w:hAnsi="Times New Roman" w:eastAsia="Times New Roman" w:cs="Times New Roman"/>
+        </w:rPr>
+        <w:t>-2-</w:t>
+      </w:r>
+      <w:r>
+        <w:rPr>
+          <w:rFonts w:hint="eastAsia" w:ascii="Times New Roman" w:hAnsi="Times New Roman" w:eastAsia="FangSong" w:cs="Times New Roman"/>
+        </w:rPr>
+        <w:t>甲酸根</w:t>
+      </w:r>
+      <w:r>
+        <w:rPr>
+          <w:rFonts w:hint="eastAsia" w:ascii="Times New Roman" w:hAnsi="Times New Roman" w:eastAsia="Times New Roman" w:cs="Times New Roman"/>
+        </w:rPr>
+        <w:t>)</w:t>
+      </w:r>
+      <w:r>
+        <w:rPr>
+          <w:rFonts w:hint="eastAsia" w:ascii="Times New Roman" w:hAnsi="Times New Roman" w:eastAsia="Times New Roman" w:cs="Times New Roman"/>
+          <w:vertAlign w:val="subscript"/>
+        </w:rPr>
+        <w:t>2</w:t>
+      </w:r>
+      <w:r>
+        <w:rPr>
+          <w:rFonts w:hint="eastAsia" w:ascii="Times New Roman" w:hAnsi="Times New Roman" w:eastAsia="Times New Roman" w:cs="Times New Roman"/>
+        </w:rPr>
+        <w:t>，V</w:t>
+      </w:r>
+      <w:r>
+        <w:rPr>
+          <w:rFonts w:hint="eastAsia" w:ascii="Times New Roman" w:hAnsi="Times New Roman" w:eastAsia="FangSong" w:cs="Times New Roman"/>
+        </w:rPr>
+        <w:t>为</w:t>
+      </w:r>
+      <w:r>
+        <w:rPr>
+          <w:rFonts w:hint="eastAsia" w:ascii="Times New Roman" w:hAnsi="Times New Roman" w:eastAsia="Times New Roman" w:cs="Times New Roman"/>
+        </w:rPr>
+        <w:t>+Ⅳ</w:t>
+      </w:r>
+      <w:r>
+        <w:rPr>
+          <w:rFonts w:hint="eastAsia" w:ascii="Times New Roman" w:hAnsi="Times New Roman" w:eastAsia="FangSong" w:cs="Times New Roman"/>
+        </w:rPr>
+        <w:t>氧化态</w:t>
+      </w:r>
+      <w:r>
+        <w:rPr>
+          <w:rFonts w:hint="eastAsia" w:ascii="Times New Roman" w:hAnsi="Times New Roman" w:eastAsia="Times New Roman" w:cs="Times New Roman"/>
+        </w:rPr>
+        <w:t>，</w:t>
+      </w:r>
+      <w:r>
+        <w:rPr>
+          <w:rFonts w:hint="eastAsia" w:ascii="Times New Roman" w:hAnsi="Times New Roman" w:eastAsia="FangSong" w:cs="Times New Roman"/>
+        </w:rPr>
+        <w:t>四方锥构型</w:t>
+      </w:r>
+      <w:r>
+        <w:rPr>
+          <w:rFonts w:hint="eastAsia" w:ascii="Times New Roman" w:hAnsi="Times New Roman" w:eastAsia="Times New Roman" w:cs="Times New Roman"/>
+        </w:rPr>
+        <w:t>，</w:t>
+      </w:r>
+      <w:r>
+        <w:rPr>
+          <w:rFonts w:hint="eastAsia" w:ascii="Times New Roman" w:hAnsi="Times New Roman" w:eastAsia="FangSong" w:cs="Times New Roman"/>
+        </w:rPr>
+        <w:t>氧原子位于锥顶</w:t>
+      </w:r>
+      <w:r>
+        <w:rPr>
+          <w:rFonts w:hint="eastAsia" w:ascii="Times New Roman" w:hAnsi="Times New Roman" w:eastAsia="Times New Roman" w:cs="Times New Roman"/>
+        </w:rPr>
+        <w:t>。</w:t>
       </w:r>
     </w:p>
     <w:p>
@@ -32113,119 +30652,6 @@
     </w:p>
     <w:p>
       <w:pPr>
-        <w:pStyle w:val="BlockText"/>
-      </w:pPr>
-      <w:r>
-        <w:rPr>
-          <w:rFonts w:hint="eastAsia" w:ascii="Times New Roman" w:hAnsi="Times New Roman" w:eastAsia="FangSong" w:cs="Times New Roman"/>
-        </w:rPr>
-        <w:t xml:space="preserve">答案见</w:t>
-      </w:r>
-      <w:r>
-        <w:rPr>
-          <w:rFonts w:ascii="Times New Roman" w:hAnsi="Times New Roman" w:eastAsia="Times New Roman" w:cs="Times New Roman"/>
-        </w:rPr>
-        <w:t xml:space="preserve"> </w:t>
-      </w:r>
-      <w:r>
-        <w:rPr>
-          <w:rFonts w:hint="eastAsia" w:ascii="Times New Roman" w:hAnsi="Times New Roman" w:eastAsia="Times New Roman" w:cs="Times New Roman"/>
-        </w:rPr>
-        <w:t>04-</w:t>
-      </w:r>
-      <w:r>
-        <w:rPr>
-          <w:rFonts w:hint="eastAsia" w:ascii="Times New Roman" w:hAnsi="Times New Roman" w:eastAsia="FangSong" w:cs="Times New Roman"/>
-        </w:rPr>
-        <w:t>题库</w:t>
-      </w:r>
-      <w:r>
-        <w:rPr>
-          <w:rFonts w:hint="eastAsia" w:ascii="Times New Roman" w:hAnsi="Times New Roman" w:eastAsia="Times New Roman" w:cs="Times New Roman"/>
-        </w:rPr>
-        <w:t>/</w:t>
-      </w:r>
-      <w:r>
-        <w:rPr>
-          <w:rFonts w:hint="eastAsia" w:ascii="Times New Roman" w:hAnsi="Times New Roman" w:eastAsia="FangSong" w:cs="Times New Roman"/>
-        </w:rPr>
-        <w:t>教材习题</w:t>
-      </w:r>
-      <w:r>
-        <w:rPr>
-          <w:rFonts w:hint="eastAsia" w:ascii="Times New Roman" w:hAnsi="Times New Roman" w:eastAsia="Times New Roman" w:cs="Times New Roman"/>
-        </w:rPr>
-        <w:t>/</w:t>
-      </w:r>
-      <w:r>
-        <w:rPr>
-          <w:rFonts w:hint="eastAsia" w:ascii="Times New Roman" w:hAnsi="Times New Roman" w:eastAsia="FangSong" w:cs="Times New Roman"/>
-        </w:rPr>
-        <w:t>化学竞赛初赛讲义</w:t>
-      </w:r>
-      <w:r>
-        <w:rPr>
-          <w:rFonts w:hint="eastAsia" w:ascii="Times New Roman" w:hAnsi="Times New Roman" w:eastAsia="Times New Roman" w:cs="Times New Roman"/>
-        </w:rPr>
-        <w:t>/</w:t>
-      </w:r>
-      <w:r>
-        <w:rPr>
-          <w:rFonts w:hint="eastAsia" w:ascii="Times New Roman" w:hAnsi="Times New Roman" w:eastAsia="FangSong" w:cs="Times New Roman"/>
-        </w:rPr>
-        <w:t>答案</w:t>
-      </w:r>
-      <w:r>
-        <w:rPr>
-          <w:rFonts w:hint="eastAsia" w:ascii="Times New Roman" w:hAnsi="Times New Roman" w:eastAsia="Times New Roman" w:cs="Times New Roman"/>
-        </w:rPr>
-        <w:t>/</w:t>
-      </w:r>
-      <w:r>
-        <w:rPr>
-          <w:rFonts w:hint="eastAsia" w:ascii="Times New Roman" w:hAnsi="Times New Roman" w:eastAsia="FangSong" w:cs="Times New Roman"/>
-        </w:rPr>
-        <w:t>第</w:t>
-      </w:r>
-      <w:r>
-        <w:rPr>
-          <w:rFonts w:hint="eastAsia" w:ascii="Times New Roman" w:hAnsi="Times New Roman" w:eastAsia="Times New Roman" w:cs="Times New Roman"/>
-        </w:rPr>
-        <w:t>9</w:t>
-      </w:r>
-      <w:r>
-        <w:rPr>
-          <w:rFonts w:hint="eastAsia" w:ascii="Times New Roman" w:hAnsi="Times New Roman" w:eastAsia="FangSong" w:cs="Times New Roman"/>
-        </w:rPr>
-        <w:t>讲</w:t>
-      </w:r>
-      <w:r>
-        <w:rPr>
-          <w:rFonts w:hint="eastAsia" w:ascii="Times New Roman" w:hAnsi="Times New Roman" w:eastAsia="Times New Roman" w:cs="Times New Roman"/>
-        </w:rPr>
-        <w:t>-</w:t>
-      </w:r>
-      <w:r>
-        <w:rPr>
-          <w:rFonts w:hint="eastAsia" w:ascii="Times New Roman" w:hAnsi="Times New Roman" w:eastAsia="FangSong" w:cs="Times New Roman"/>
-        </w:rPr>
-        <w:t>溶液与化学分析</w:t>
-      </w:r>
-      <w:r>
-        <w:rPr>
-          <w:rFonts w:hint="eastAsia" w:ascii="Times New Roman" w:hAnsi="Times New Roman" w:eastAsia="Times New Roman" w:cs="Times New Roman"/>
-        </w:rPr>
-        <w:t>-</w:t>
-      </w:r>
-      <w:r>
-        <w:rPr>
-          <w:rFonts w:hint="eastAsia" w:ascii="Times New Roman" w:hAnsi="Times New Roman" w:eastAsia="FangSong" w:cs="Times New Roman"/>
-        </w:rPr>
-        <w:t>答案</w:t>
-      </w:r>
-    </w:p>
-    <w:p>
-      <w:pPr>
         <w:spacing w:before="160" w:after="80"/>
       </w:pPr>
       <w:r>
@@ -32836,119 +31262,6 @@
           <w:rFonts w:hint="eastAsia" w:ascii="Times New Roman" w:hAnsi="Times New Roman" w:eastAsia="Times New Roman" w:cs="Times New Roman"/>
         </w:rPr>
         <w:t>。</w:t>
-      </w:r>
-    </w:p>
-    <w:p>
-      <w:pPr>
-        <w:pStyle w:val="BlockText"/>
-      </w:pPr>
-      <w:r>
-        <w:rPr>
-          <w:rFonts w:hint="eastAsia" w:ascii="Times New Roman" w:hAnsi="Times New Roman" w:eastAsia="FangSong" w:cs="Times New Roman"/>
-        </w:rPr>
-        <w:t xml:space="preserve">答案见</w:t>
-      </w:r>
-      <w:r>
-        <w:rPr>
-          <w:rFonts w:ascii="Times New Roman" w:hAnsi="Times New Roman" w:eastAsia="Times New Roman" w:cs="Times New Roman"/>
-        </w:rPr>
-        <w:t xml:space="preserve"> </w:t>
-      </w:r>
-      <w:r>
-        <w:rPr>
-          <w:rFonts w:hint="eastAsia" w:ascii="Times New Roman" w:hAnsi="Times New Roman" w:eastAsia="Times New Roman" w:cs="Times New Roman"/>
-        </w:rPr>
-        <w:t>04-</w:t>
-      </w:r>
-      <w:r>
-        <w:rPr>
-          <w:rFonts w:hint="eastAsia" w:ascii="Times New Roman" w:hAnsi="Times New Roman" w:eastAsia="FangSong" w:cs="Times New Roman"/>
-        </w:rPr>
-        <w:t>题库</w:t>
-      </w:r>
-      <w:r>
-        <w:rPr>
-          <w:rFonts w:hint="eastAsia" w:ascii="Times New Roman" w:hAnsi="Times New Roman" w:eastAsia="Times New Roman" w:cs="Times New Roman"/>
-        </w:rPr>
-        <w:t>/</w:t>
-      </w:r>
-      <w:r>
-        <w:rPr>
-          <w:rFonts w:hint="eastAsia" w:ascii="Times New Roman" w:hAnsi="Times New Roman" w:eastAsia="FangSong" w:cs="Times New Roman"/>
-        </w:rPr>
-        <w:t>教材习题</w:t>
-      </w:r>
-      <w:r>
-        <w:rPr>
-          <w:rFonts w:hint="eastAsia" w:ascii="Times New Roman" w:hAnsi="Times New Roman" w:eastAsia="Times New Roman" w:cs="Times New Roman"/>
-        </w:rPr>
-        <w:t>/</w:t>
-      </w:r>
-      <w:r>
-        <w:rPr>
-          <w:rFonts w:hint="eastAsia" w:ascii="Times New Roman" w:hAnsi="Times New Roman" w:eastAsia="FangSong" w:cs="Times New Roman"/>
-        </w:rPr>
-        <w:t>化学竞赛初赛讲义</w:t>
-      </w:r>
-      <w:r>
-        <w:rPr>
-          <w:rFonts w:hint="eastAsia" w:ascii="Times New Roman" w:hAnsi="Times New Roman" w:eastAsia="Times New Roman" w:cs="Times New Roman"/>
-        </w:rPr>
-        <w:t>/</w:t>
-      </w:r>
-      <w:r>
-        <w:rPr>
-          <w:rFonts w:hint="eastAsia" w:ascii="Times New Roman" w:hAnsi="Times New Roman" w:eastAsia="FangSong" w:cs="Times New Roman"/>
-        </w:rPr>
-        <w:t>答案</w:t>
-      </w:r>
-      <w:r>
-        <w:rPr>
-          <w:rFonts w:hint="eastAsia" w:ascii="Times New Roman" w:hAnsi="Times New Roman" w:eastAsia="Times New Roman" w:cs="Times New Roman"/>
-        </w:rPr>
-        <w:t>/</w:t>
-      </w:r>
-      <w:r>
-        <w:rPr>
-          <w:rFonts w:hint="eastAsia" w:ascii="Times New Roman" w:hAnsi="Times New Roman" w:eastAsia="FangSong" w:cs="Times New Roman"/>
-        </w:rPr>
-        <w:t>第</w:t>
-      </w:r>
-      <w:r>
-        <w:rPr>
-          <w:rFonts w:hint="eastAsia" w:ascii="Times New Roman" w:hAnsi="Times New Roman" w:eastAsia="Times New Roman" w:cs="Times New Roman"/>
-        </w:rPr>
-        <w:t>1</w:t>
-      </w:r>
-      <w:r>
-        <w:rPr>
-          <w:rFonts w:hint="eastAsia" w:ascii="Times New Roman" w:hAnsi="Times New Roman" w:eastAsia="FangSong" w:cs="Times New Roman"/>
-        </w:rPr>
-        <w:t>讲</w:t>
-      </w:r>
-      <w:r>
-        <w:rPr>
-          <w:rFonts w:hint="eastAsia" w:ascii="Times New Roman" w:hAnsi="Times New Roman" w:eastAsia="Times New Roman" w:cs="Times New Roman"/>
-        </w:rPr>
-        <w:t>-</w:t>
-      </w:r>
-      <w:r>
-        <w:rPr>
-          <w:rFonts w:hint="eastAsia" w:ascii="Times New Roman" w:hAnsi="Times New Roman" w:eastAsia="FangSong" w:cs="Times New Roman"/>
-        </w:rPr>
-        <w:t>反应方程式</w:t>
-      </w:r>
-      <w:r>
-        <w:rPr>
-          <w:rFonts w:hint="eastAsia" w:ascii="Times New Roman" w:hAnsi="Times New Roman" w:eastAsia="Times New Roman" w:cs="Times New Roman"/>
-        </w:rPr>
-        <w:t>-</w:t>
-      </w:r>
-      <w:r>
-        <w:rPr>
-          <w:rFonts w:hint="eastAsia" w:ascii="Times New Roman" w:hAnsi="Times New Roman" w:eastAsia="FangSong" w:cs="Times New Roman"/>
-        </w:rPr>
-        <w:t>答案</w:t>
       </w:r>
     </w:p>
     <w:p>

--- a/00-首页/题组Word/第一轮·综合套卷/第一轮综合卷11-教师版.docx
+++ b/00-首页/题组Word/第一轮·综合套卷/第一轮综合卷11-教师版.docx
@@ -4313,12 +4313,6 @@
             </a:graphic>
           </wp:inline>
         </w:drawing>
-      </w:r>
-      <w:r>
-        <w:rPr>
-          <w:rFonts w:hint="eastAsia" w:ascii="Times New Roman" w:hAnsi="Times New Roman" w:eastAsia="Times New Roman" w:cs="Times New Roman"/>
-        </w:rPr>
-        <w:t>/&gt;</w:t>
       </w:r>
       <w:r>
         <w:rPr>
@@ -18033,90 +18027,6 @@
           <w:rFonts w:hint="eastAsia" w:ascii="Times New Roman" w:hAnsi="Times New Roman" w:eastAsia="Times New Roman" w:cs="Times New Roman"/>
         </w:rPr>
         <w:t>：</w:t>
-      </w:r>
-      <w:r>
-        <w:rPr>
-          <w:rFonts w:hint="eastAsia" w:ascii="Times New Roman" w:hAnsi="Times New Roman" w:eastAsia="FangSong" w:cs="Times New Roman"/>
-        </w:rPr>
-        <w:t>化学原理阶段测试卷</w:t>
-      </w:r>
-      <w:r>
-        <w:rPr>
-          <w:rFonts w:hint="eastAsia" w:ascii="Times New Roman" w:hAnsi="Times New Roman" w:eastAsia="Times New Roman" w:cs="Times New Roman"/>
-        </w:rPr>
-        <w:t>,</w:t>
-      </w:r>
-      <w:r>
-        <w:rPr>
-          <w:rFonts w:ascii="Times New Roman" w:hAnsi="Times New Roman" w:eastAsia="Times New Roman" w:cs="Times New Roman"/>
-        </w:rPr>
-        <w:t xml:space="preserve"> </w:t>
-      </w:r>
-      <w:r>
-        <w:rPr>
-          <w:rFonts w:hint="eastAsia" w:ascii="Times New Roman" w:hAnsi="Times New Roman" w:eastAsia="Times New Roman" w:cs="Times New Roman"/>
-        </w:rPr>
-        <w:t>04-</w:t>
-      </w:r>
-      <w:r>
-        <w:rPr>
-          <w:rFonts w:hint="eastAsia" w:ascii="Times New Roman" w:hAnsi="Times New Roman" w:eastAsia="FangSong" w:cs="Times New Roman"/>
-        </w:rPr>
-        <w:t>课件</w:t>
-      </w:r>
-      <w:r>
-        <w:rPr>
-          <w:rFonts w:hint="eastAsia" w:ascii="Times New Roman" w:hAnsi="Times New Roman" w:eastAsia="Times New Roman" w:cs="Times New Roman"/>
-        </w:rPr>
-        <w:t>/</w:t>
-      </w:r>
-      <w:r>
-        <w:rPr>
-          <w:rFonts w:hint="eastAsia" w:ascii="Times New Roman" w:hAnsi="Times New Roman" w:eastAsia="FangSong" w:cs="Times New Roman"/>
-        </w:rPr>
-        <w:t>习题集</w:t>
-      </w:r>
-      <w:r>
-        <w:rPr>
-          <w:rFonts w:hint="eastAsia" w:ascii="Times New Roman" w:hAnsi="Times New Roman" w:eastAsia="Times New Roman" w:cs="Times New Roman"/>
-        </w:rPr>
-        <w:t>/</w:t>
-      </w:r>
-      <w:r>
-        <w:rPr>
-          <w:rFonts w:hint="eastAsia" w:ascii="Times New Roman" w:hAnsi="Times New Roman" w:eastAsia="FangSong" w:cs="Times New Roman"/>
-        </w:rPr>
-        <w:t>化学原理阶段测试卷</w:t>
-      </w:r>
-      <w:r>
-        <w:rPr>
-          <w:rFonts w:hint="eastAsia" w:ascii="Times New Roman" w:hAnsi="Times New Roman" w:eastAsia="Times New Roman" w:cs="Times New Roman"/>
-        </w:rPr>
-        <w:t>,</w:t>
-      </w:r>
-      <w:r>
-        <w:rPr>
-          <w:rFonts w:ascii="Times New Roman" w:hAnsi="Times New Roman" w:eastAsia="Times New Roman" w:cs="Times New Roman"/>
-        </w:rPr>
-        <w:t xml:space="preserve"> </w:t>
-      </w:r>
-      <w:r>
-        <w:rPr>
-          <w:rFonts w:hint="eastAsia" w:ascii="Times New Roman" w:hAnsi="Times New Roman" w:eastAsia="Times New Roman" w:cs="Times New Roman"/>
-        </w:rPr>
-        <w:t>04-</w:t>
-      </w:r>
-      <w:r>
-        <w:rPr>
-          <w:rFonts w:hint="eastAsia" w:ascii="Times New Roman" w:hAnsi="Times New Roman" w:eastAsia="FangSong" w:cs="Times New Roman"/>
-        </w:rPr>
-        <w:t>题库</w:t>
-      </w:r>
-      <w:r>
-        <w:rPr>
-          <w:rFonts w:hint="eastAsia" w:ascii="Times New Roman" w:hAnsi="Times New Roman" w:eastAsia="Times New Roman" w:cs="Times New Roman"/>
-        </w:rPr>
-        <w:t>/</w:t>
       </w:r>
       <w:r>
         <w:rPr>
@@ -22267,14 +22177,6 @@
       </w:pPr>
       <w:r>
         <w:rPr>
-          <w:rFonts w:ascii="Times New Roman" w:hAnsi="Times New Roman" w:eastAsia="Times New Roman" w:cs="Times New Roman"/>
-          <w:b/>
-          <w:bCs/>
-        </w:rPr>
-        <w:t xml:space="preserve">🔑 </w:t>
-      </w:r>
-      <w:r>
-        <w:rPr>
           <w:rFonts w:hint="eastAsia" w:ascii="Times New Roman" w:hAnsi="Times New Roman" w:eastAsia="FangSong" w:cs="Times New Roman"/>
           <w:b/>
           <w:bCs/>
@@ -22739,14 +22641,6 @@
           <w:numId w:val="1009"/>
         </w:numPr>
       </w:pPr>
-      <w:r>
-        <w:rPr>
-          <w:rFonts w:ascii="Times New Roman" w:hAnsi="Times New Roman" w:eastAsia="Times New Roman" w:cs="Times New Roman"/>
-          <w:b/>
-          <w:bCs/>
-        </w:rPr>
-        <w:t xml:space="preserve">🔑 </w:t>
-      </w:r>
       <w:r>
         <w:rPr>
           <w:rFonts w:hint="eastAsia" w:ascii="Times New Roman" w:hAnsi="Times New Roman" w:eastAsia="FangSong" w:cs="Times New Roman"/>
@@ -27498,14 +27392,6 @@
           <w:numId w:val="1013"/>
         </w:numPr>
       </w:pPr>
-      <w:r>
-        <w:rPr>
-          <w:rFonts w:ascii="Times New Roman" w:hAnsi="Times New Roman" w:eastAsia="Times New Roman" w:cs="Times New Roman"/>
-          <w:b/>
-          <w:bCs/>
-        </w:rPr>
-        <w:t xml:space="preserve">🔑 </w:t>
-      </w:r>
       <w:r>
         <w:rPr>
           <w:rFonts w:hint="eastAsia" w:ascii="Times New Roman" w:hAnsi="Times New Roman" w:eastAsia="FangSong" w:cs="Times New Roman"/>
@@ -37074,42 +36960,6 @@
         </w:rPr>
         <w:t>化学原理阶段测试卷</w:t>
       </w:r>
-      <w:r>
-        <w:rPr>
-          <w:rFonts w:hint="eastAsia" w:ascii="Times New Roman" w:hAnsi="Times New Roman" w:eastAsia="Times New Roman" w:cs="Times New Roman"/>
-        </w:rPr>
-        <w:t>,</w:t>
-      </w:r>
-      <w:r>
-        <w:rPr>
-          <w:rFonts w:ascii="Times New Roman" w:hAnsi="Times New Roman" w:eastAsia="Times New Roman" w:cs="Times New Roman"/>
-        </w:rPr>
-        <w:t xml:space="preserve"> </w:t>
-      </w:r>
-      <w:r>
-        <w:rPr>
-          <w:rFonts w:hint="eastAsia" w:ascii="Times New Roman" w:hAnsi="Times New Roman" w:eastAsia="Times New Roman" w:cs="Times New Roman"/>
-        </w:rPr>
-        <w:t>04-</w:t>
-      </w:r>
-      <w:r>
-        <w:rPr>
-          <w:rFonts w:hint="eastAsia" w:ascii="Times New Roman" w:hAnsi="Times New Roman" w:eastAsia="FangSong" w:cs="Times New Roman"/>
-        </w:rPr>
-        <w:t>题库</w:t>
-      </w:r>
-      <w:r>
-        <w:rPr>
-          <w:rFonts w:hint="eastAsia" w:ascii="Times New Roman" w:hAnsi="Times New Roman" w:eastAsia="Times New Roman" w:cs="Times New Roman"/>
-        </w:rPr>
-        <w:t>/</w:t>
-      </w:r>
-      <w:r>
-        <w:rPr>
-          <w:rFonts w:hint="eastAsia" w:ascii="Times New Roman" w:hAnsi="Times New Roman" w:eastAsia="FangSong" w:cs="Times New Roman"/>
-        </w:rPr>
-        <w:t>化学原理阶段测试卷</w:t>
-      </w:r>
     </w:p>
     <w:p>
       <w:pPr>
@@ -40129,42 +39979,6 @@
           <w:rFonts w:hint="eastAsia" w:ascii="Times New Roman" w:hAnsi="Times New Roman" w:eastAsia="Times New Roman" w:cs="Times New Roman"/>
         </w:rPr>
         <w:t>：</w:t>
-      </w:r>
-      <w:r>
-        <w:rPr>
-          <w:rFonts w:hint="eastAsia" w:ascii="Times New Roman" w:hAnsi="Times New Roman" w:eastAsia="FangSong" w:cs="Times New Roman"/>
-        </w:rPr>
-        <w:t>化学原理阶段测试卷</w:t>
-      </w:r>
-      <w:r>
-        <w:rPr>
-          <w:rFonts w:hint="eastAsia" w:ascii="Times New Roman" w:hAnsi="Times New Roman" w:eastAsia="Times New Roman" w:cs="Times New Roman"/>
-        </w:rPr>
-        <w:t>,</w:t>
-      </w:r>
-      <w:r>
-        <w:rPr>
-          <w:rFonts w:ascii="Times New Roman" w:hAnsi="Times New Roman" w:eastAsia="Times New Roman" w:cs="Times New Roman"/>
-        </w:rPr>
-        <w:t xml:space="preserve"> </w:t>
-      </w:r>
-      <w:r>
-        <w:rPr>
-          <w:rFonts w:hint="eastAsia" w:ascii="Times New Roman" w:hAnsi="Times New Roman" w:eastAsia="Times New Roman" w:cs="Times New Roman"/>
-        </w:rPr>
-        <w:t>04-</w:t>
-      </w:r>
-      <w:r>
-        <w:rPr>
-          <w:rFonts w:hint="eastAsia" w:ascii="Times New Roman" w:hAnsi="Times New Roman" w:eastAsia="FangSong" w:cs="Times New Roman"/>
-        </w:rPr>
-        <w:t>题库</w:t>
-      </w:r>
-      <w:r>
-        <w:rPr>
-          <w:rFonts w:hint="eastAsia" w:ascii="Times New Roman" w:hAnsi="Times New Roman" w:eastAsia="Times New Roman" w:cs="Times New Roman"/>
-        </w:rPr>
-        <w:t>/</w:t>
       </w:r>
       <w:r>
         <w:rPr>
@@ -54185,60 +53999,6 @@
           <w:rFonts w:hint="eastAsia" w:ascii="Times New Roman" w:hAnsi="Times New Roman" w:eastAsia="FangSong" w:cs="Times New Roman"/>
         </w:rPr>
         <w:t>第二分册</w:t>
-      </w:r>
-      <w:r>
-        <w:rPr>
-          <w:rFonts w:ascii="Times New Roman" w:hAnsi="Times New Roman" w:eastAsia="Times New Roman" w:cs="Times New Roman"/>
-        </w:rPr>
-        <w:t xml:space="preserve"> </w:t>
-      </w:r>
-      <w:r>
-        <w:rPr>
-          <w:rFonts w:hint="eastAsia" w:ascii="Times New Roman" w:hAnsi="Times New Roman" w:eastAsia="FangSong" w:cs="Times New Roman"/>
-        </w:rPr>
-        <w:t>曾用于</w:t>
-      </w:r>
-      <w:r>
-        <w:rPr>
-          <w:rFonts w:hint="eastAsia" w:ascii="Times New Roman" w:hAnsi="Times New Roman" w:eastAsia="Times New Roman" w:cs="Times New Roman"/>
-        </w:rPr>
-        <w:t>：04-</w:t>
-      </w:r>
-      <w:r>
-        <w:rPr>
-          <w:rFonts w:hint="eastAsia" w:ascii="Times New Roman" w:hAnsi="Times New Roman" w:eastAsia="FangSong" w:cs="Times New Roman"/>
-        </w:rPr>
-        <w:t>课件</w:t>
-      </w:r>
-      <w:r>
-        <w:rPr>
-          <w:rFonts w:hint="eastAsia" w:ascii="Times New Roman" w:hAnsi="Times New Roman" w:eastAsia="Times New Roman" w:cs="Times New Roman"/>
-        </w:rPr>
-        <w:t>/</w:t>
-      </w:r>
-      <w:r>
-        <w:rPr>
-          <w:rFonts w:hint="eastAsia" w:ascii="Times New Roman" w:hAnsi="Times New Roman" w:eastAsia="FangSong" w:cs="Times New Roman"/>
-        </w:rPr>
-        <w:t>习题集</w:t>
-      </w:r>
-      <w:r>
-        <w:rPr>
-          <w:rFonts w:hint="eastAsia" w:ascii="Times New Roman" w:hAnsi="Times New Roman" w:eastAsia="Times New Roman" w:cs="Times New Roman"/>
-        </w:rPr>
-        <w:t>/</w:t>
-      </w:r>
-      <w:r>
-        <w:rPr>
-          <w:rFonts w:hint="eastAsia" w:ascii="Times New Roman" w:hAnsi="Times New Roman" w:eastAsia="FangSong" w:cs="Times New Roman"/>
-        </w:rPr>
-        <w:t>化学原理阶段测试卷</w:t>
-      </w:r>
-      <w:r>
-        <w:rPr>
-          <w:rFonts w:hint="eastAsia" w:ascii="Times New Roman" w:hAnsi="Times New Roman" w:eastAsia="Times New Roman" w:cs="Times New Roman"/>
-        </w:rPr>
-        <w:t>II</w:t>
       </w:r>
     </w:p>
     <w:p>
@@ -57738,25 +57498,7 @@
         <w:rPr>
           <w:rFonts w:hint="eastAsia" w:ascii="Times New Roman" w:hAnsi="Times New Roman" w:eastAsia="Times New Roman" w:cs="Times New Roman"/>
         </w:rPr>
-        <w:t>【</w:t>
-      </w:r>
-      <w:r>
-        <w:rPr>
-          <w:rFonts w:hint="eastAsia" w:ascii="Times New Roman" w:hAnsi="Times New Roman" w:eastAsia="FangSong" w:cs="Times New Roman"/>
-        </w:rPr>
-        <w:t>例</w:t>
-      </w:r>
-      <w:r>
-        <w:rPr>
-          <w:rFonts w:ascii="Times New Roman" w:hAnsi="Times New Roman" w:eastAsia="Times New Roman" w:cs="Times New Roman"/>
-        </w:rPr>
-        <w:t xml:space="preserve"> </w:t>
-      </w:r>
-      <w:r>
-        <w:rPr>
-          <w:rFonts w:hint="eastAsia" w:ascii="Times New Roman" w:hAnsi="Times New Roman" w:eastAsia="Times New Roman" w:cs="Times New Roman"/>
-        </w:rPr>
-        <w:t xml:space="preserve">1】（2008</w:t>
+        <w:t xml:space="preserve">（2008</w:t>
       </w:r>
       <w:r>
         <w:rPr>
